--- a/out/05_Commercial/SNX-COM-SOP-02 Proposal, Quotation & Pricing Control (Rev00 DRAFT).docx
+++ b/out/05_Commercial/SNX-COM-SOP-02 Proposal, Quotation & Pricing Control (Rev00 DRAFT).docx
@@ -3842,7 +3842,7 @@
                 <w:sz w:val="24"/>
                 <w:szCs w:val="24"/>
               </w:rPr>
-              <w:t>Pemeriksaan atas proposal, quotation, Catatan review scope, dan lembar harga dan margin sebelum harga dan diskon diajukan untuk persetujuan; pelakunya di butir 4.15.</w:t>
+              <w:t>Pemeriksaan atas proposal, quotation, Catatan review scope, dan lembar harga dan margin sebelum harga dan diskon diajukan untuk persetujuan; pelakunya di butir 4.8.</w:t>
             </w:r>
           </w:p>
         </w:tc>
@@ -4094,7 +4094,7 @@
           <w:sz w:val="24"/>
           <w:szCs w:val="24"/>
         </w:rPr>
-        <w:t xml:space="preserve">4.5 Manager of Product Tech menilai kelayakan teknis solusi, dan Service Delivery Manager mengonfirmasi timeline dan scope, sebelum proposal masuk review internal (butir 6.2).</w:t>
+        <w:t xml:space="preserve">4.5 Manager of Product Tech menilai kelayakan teknis solusi, dan Service Delivery Manager mengonfirmasi timeline dan scope, sebelum proposal masuk review internal (butir 6.2). Manager of Product Tech mengeskalasi solusi yang tidak feasible kepada VP Commercial (USULAN).</w:t>
       </w:r>
     </w:p>
     <w:p>
@@ -4118,7 +4118,7 @@
           <w:sz w:val="24"/>
           <w:szCs w:val="24"/>
         </w:rPr>
-        <w:t xml:space="preserve">4.6 Business Development memakai lembar harga dan margin yang sudah diverifikasi Accounting &amp; Tax sebelum review internal untuk setiap penawaran, dengan data margin dan COGS dari Finance (butir 6.3 dan 4.15).</w:t>
+        <w:t xml:space="preserve">4.6 Business Development memakai lembar harga dan margin yang sudah diverifikasi Accounting &amp; Tax sebelum review internal untuk setiap penawaran, dengan data margin dan COGS dari Finance (butir 6.3). Keterlibatan Finance dan Accounting &amp; Tax ini berstatus (USULAN).</w:t>
       </w:r>
     </w:p>
     <w:p>
@@ -4166,7 +4166,7 @@
           <w:sz w:val="24"/>
           <w:szCs w:val="24"/>
         </w:rPr>
-        <w:t xml:space="preserve">4.8 Business Development mengirim penawaran hanya sesudah review internal, persetujuan harga, dan persetujuan diskon (jika ada) selesai, dalam urutan itu. VP Commercial menolak penawaran yang belum lengkap.</w:t>
+        <w:t xml:space="preserve">4.8 Business Development mengirim penawaran hanya sesudah review internal, persetujuan harga, dan persetujuan diskon (jika ada) selesai, dalam urutan itu. VP Commercial menolak penawaran yang belum lengkap. VP Commercial melakukan review internal; penunjukan pelaku ini berstatus (USULAN).</w:t>
       </w:r>
     </w:p>
     <w:p>
@@ -4311,30 +4311,6 @@
           <w:szCs w:val="24"/>
         </w:rPr>
         <w:t xml:space="preserve">4.14 Business Development mencatat proposal dan quotation di CRM; batas waktu pembaruannya ada di bagian 8.</w:t>
-      </w:r>
-    </w:p>
-    <w:p>
-      <w:pPr>
-        <w:pBdr>
-          <w:top w:val="nil"/>
-          <w:left w:val="nil"/>
-          <w:bottom w:val="nil"/>
-          <w:right w:val="nil"/>
-          <w:between w:val="nil"/>
-        </w:pBdr>
-        <w:spacing w:after="120" w:line="252" w:lineRule="auto"/>
-        <w:jc w:val="both"/>
-        <w:rPr>
-          <w:sz w:val="24"/>
-          <w:szCs w:val="24"/>
-        </w:rPr>
-      </w:pPr>
-      <w:r>
-        <w:rPr>
-          <w:sz w:val="24"/>
-          <w:szCs w:val="24"/>
-        </w:rPr>
-        <w:t xml:space="preserve">4.15 Penetapan berikut berstatus (USULAN) karena belum diputus tertulis oleh pimpinan SINUX. Pelaku: Finance dan Accounting &amp; Tax mengambil bagian dalam validasi harga dan margin (butir 6.3); Manager of Product Tech mengeskalasi solusi yang tidak feasible kepada VP Commercial; VP Commercial melakukan review internal dan menyimpan Catatan persetujuan penawaran; Legal &amp; Compliance menyimpan hasil reviewnya (bagian 11); Business Development melengkapi penawaran yang ditolak (bagian 9). Rekaman: Lembar harga dan margin, Catatan review scope, dan Catatan persetujuan penawaran adalah rekaman baru dengan pemilik di bagian 11.</w:t>
       </w:r>
     </w:p>
     <w:p>
@@ -4616,7 +4592,7 @@
                 <w:sz w:val="24"/>
                 <w:szCs w:val="24"/>
               </w:rPr>
-              <w:t>Pemilik SOP ini dan pemilik proses proposal, quotation, dan pricing. Melakukan review internal, mengevaluasi margin, diskon, perubahan scope, dan komitmen di luar kontrak, merekomendasikan harga dan diskon, menerima eskalasi, dan menyimpan Catatan persetujuan penawaran (butir 4.15).</w:t>
+              <w:t>Pemilik SOP ini dan pemilik proses proposal, quotation, dan pricing. Melakukan review internal, mengevaluasi margin, diskon, perubahan scope, dan komitmen di luar kontrak, merekomendasikan harga dan diskon, menerima eskalasi, dan menyimpan Catatan persetujuan penawaran (butir 4.8 dan bagian 11).</w:t>
             </w:r>
           </w:p>
         </w:tc>
@@ -5377,7 +5353,7 @@
           <w:sz w:val="24"/>
           <w:szCs w:val="24"/>
         </w:rPr>
-        <w:t xml:space="preserve">Proposal disusun dari Business Requirement hasil discovery meeting. Commercial Proposal diisi sesudah harga dan margin terverifikasi (butir 6.3).</w:t>
+        <w:t xml:space="preserve">Business Development menyusun proposal dari Business Requirement hasil discovery meeting, dan mengisi Commercial Proposal sesudah harga dan margin terverifikasi (butir 6.3).</w:t>
       </w:r>
     </w:p>
     <w:tbl>
@@ -5998,7 +5974,7 @@
           <w:sz w:val="24"/>
           <w:szCs w:val="24"/>
         </w:rPr>
-        <w:t xml:space="preserve">Review scope dilakukan sesudah draf proposal ada dan sebelum review internal (butir 4.5).</w:t>
+        <w:t xml:space="preserve">Business Development meminta review scope sesudah draf proposal ada dan sebelum review internal (butir 4.5).</w:t>
       </w:r>
     </w:p>
     <w:tbl>
@@ -6408,7 +6384,7 @@
                 <w:sz w:val="24"/>
                 <w:szCs w:val="24"/>
               </w:rPr>
-              <w:t>4. Eskalasikan solusi yang tidak feasible kepada VP Commercial beserta alasannya (butir 4.15).</w:t>
+              <w:t>4. Eskalasikan solusi yang tidak feasible kepada VP Commercial beserta alasannya (butir 4.5).</w:t>
             </w:r>
           </w:p>
         </w:tc>
@@ -6889,7 +6865,7 @@
           <w:sz w:val="24"/>
           <w:szCs w:val="24"/>
         </w:rPr>
-        <w:t xml:space="preserve">Lembar harga dan margin disusun untuk setiap penawaran. Batas margin minimum belum ditetapkan, sehingga COO menetapkan margin final di butir 6.5 (butir 4.7).</w:t>
+        <w:t xml:space="preserve">Business Development menyusun lembar harga dan margin untuk setiap penawaran. Batas margin minimum belum ditetapkan, sehingga COO menetapkan margin final di butir 6.5 (butir 4.7).</w:t>
       </w:r>
     </w:p>
     <w:tbl>
@@ -9081,7 +9057,7 @@
                 <w:sz w:val="24"/>
                 <w:szCs w:val="24"/>
               </w:rPr>
-              <w:t>5. Simpan Catatan persetujuan penawaran: hasil review internal, rekomendasi, persetujuan, margin final, dan keputusan pengecualian komersial (butir 4.15).</w:t>
+              <w:t>5. Simpan Catatan persetujuan penawaran: hasil review internal, rekomendasi, persetujuan, margin final, dan keputusan pengecualian komersial.</w:t>
             </w:r>
           </w:p>
         </w:tc>
@@ -10923,7 +10899,7 @@
                 <w:sz w:val="24"/>
                 <w:szCs w:val="24"/>
               </w:rPr>
-              <w:t>Business Development melengkapi penawaran sesuai alasan penolakan, dan VP Commercial mengulang review internal (butir 4.15).</w:t>
+              <w:t>Business Development melengkapi penawaran sesuai alasan penolakan (USULAN), dan VP Commercial mengulang review internal (butir 4.8).</w:t>
             </w:r>
           </w:p>
         </w:tc>
@@ -11189,7 +11165,7 @@
                 <w:sz w:val="24"/>
                 <w:szCs w:val="24"/>
               </w:rPr>
-              <w:t>Personel Commercial perlu menyimpang dari prosedur</w:t>
+              <w:t>Business Development perlu menyimpang dari prosedur</w:t>
             </w:r>
           </w:p>
         </w:tc>
@@ -11218,7 +11194,7 @@
                 <w:sz w:val="24"/>
                 <w:szCs w:val="24"/>
               </w:rPr>
-              <w:t>Personel itu memperoleh persetujuan VP Commercial atau pihak yang berwenang atas penyimpangan tersebut.</w:t>
+              <w:t>Business Development memperoleh persetujuan VP Commercial atau pihak yang berwenang atas penyimpangan tersebut.</w:t>
             </w:r>
           </w:p>
         </w:tc>
@@ -11277,7 +11253,7 @@
           <w:sz w:val="24"/>
           <w:szCs w:val="24"/>
         </w:rPr>
-        <w:t xml:space="preserve">Kepatuhan terhadap SOP ini menjadi bagian dari evaluasi kinerja dan probation Personel Commercial.</w:t>
+        <w:t xml:space="preserve">Kepatuhan terhadap SOP ini menjadi bagian dari evaluasi kinerja dan probation Business Development dan VP Commercial.</w:t>
       </w:r>
     </w:p>
     <w:p>
@@ -12123,7 +12099,7 @@
                 <w:sz w:val="24"/>
                 <w:szCs w:val="24"/>
               </w:rPr>
-              <w:t>Lokasi belum ditetapkan; dikelola Business Development. SNX-COM-FRM-01 adalah calon bentuknya (USULAN)</w:t>
+              <w:t>Rekaman baru (USULAN). Lokasi belum ditetapkan; dikelola Business Development; calon bentuknya SNX-COM-FRM-01</w:t>
             </w:r>
           </w:p>
         </w:tc>
@@ -12213,7 +12189,7 @@
                 <w:sz w:val="24"/>
                 <w:szCs w:val="24"/>
               </w:rPr>
-              <w:t>Lokasi belum ditetapkan; dikelola Business Development; berklasifikasi RESTRICTED (Internal) (butir 4.13)</w:t>
+              <w:t>Rekaman baru (USULAN). Lokasi belum ditetapkan; dikelola Business Development; berklasifikasi RESTRICTED (Internal) (butir 4.13)</w:t>
             </w:r>
           </w:p>
         </w:tc>
@@ -12303,7 +12279,7 @@
                 <w:sz w:val="24"/>
                 <w:szCs w:val="24"/>
               </w:rPr>
-              <w:t>Lokasi belum ditetapkan; pemilik VP Commercial (butir 4.15)</w:t>
+              <w:t>Rekaman baru (USULAN). Lokasi belum ditetapkan; pemilik VP Commercial</w:t>
             </w:r>
           </w:p>
         </w:tc>
@@ -12483,7 +12459,7 @@
                 <w:sz w:val="24"/>
                 <w:szCs w:val="24"/>
               </w:rPr>
-              <w:t>Lokasi belum ditetapkan; pemilik Legal &amp; Compliance (butir 4.15)</w:t>
+              <w:t>Lokasi belum ditetapkan; pemilik Legal &amp; Compliance (USULAN)</w:t>
             </w:r>
           </w:p>
         </w:tc>

--- a/out/05_Commercial/SNX-COM-SOP-02 Proposal, Quotation & Pricing Control (Rev00 DRAFT).docx
+++ b/out/05_Commercial/SNX-COM-SOP-02 Proposal, Quotation & Pricing Control (Rev00 DRAFT).docx
@@ -11165,7 +11165,7 @@
                 <w:sz w:val="24"/>
                 <w:szCs w:val="24"/>
               </w:rPr>
-              <w:t>Business Development perlu menyimpang dari prosedur</w:t>
+              <w:t>Business Development atau VP Commercial perlu menyimpang dari prosedur</w:t>
             </w:r>
           </w:p>
         </w:tc>
@@ -11194,7 +11194,7 @@
                 <w:sz w:val="24"/>
                 <w:szCs w:val="24"/>
               </w:rPr>
-              <w:t>Business Development memperoleh persetujuan VP Commercial atau pihak yang berwenang atas penyimpangan tersebut.</w:t>
+              <w:t>Business Development atau VP Commercial yang perlu menyimpang memperoleh persetujuan VP Commercial atau pihak yang berwenang atas penyimpangan tersebut.</w:t>
             </w:r>
           </w:p>
         </w:tc>
@@ -11764,7 +11764,7 @@
                 <w:sz w:val="24"/>
                 <w:szCs w:val="24"/>
               </w:rPr>
-              <w:t>Customer Requirement &amp; Order Review Record; judul menurut daftar dokumen SINUX. Calon bentuk Catatan review scope (USULAN).</w:t>
+              <w:t>Customer Requirement &amp; Order Review Record; bentuk rekaman Catatan review scope.</w:t>
             </w:r>
           </w:p>
         </w:tc>
@@ -12099,7 +12099,7 @@
                 <w:sz w:val="24"/>
                 <w:szCs w:val="24"/>
               </w:rPr>
-              <w:t>Rekaman baru (USULAN). Lokasi belum ditetapkan; dikelola Business Development; calon bentuknya SNX-COM-FRM-01</w:t>
+              <w:t>Rekaman baru (USULAN). Lokasi belum ditetapkan; dikelola Business Development; bentuk rekamannya SNX-COM-FRM-01</w:t>
             </w:r>
           </w:p>
         </w:tc>

--- a/out/05_Commercial/SNX-COM-SOP-02 Proposal, Quotation & Pricing Control (Rev00 DRAFT).docx
+++ b/out/05_Commercial/SNX-COM-SOP-02 Proposal, Quotation & Pricing Control (Rev00 DRAFT).docx
@@ -11764,7 +11764,7 @@
                 <w:sz w:val="24"/>
                 <w:szCs w:val="24"/>
               </w:rPr>
-              <w:t>Customer Requirement &amp; Order Review Record; bentuk rekaman Catatan review scope.</w:t>
+              <w:t>Customer Requirement &amp; Order Review Record; bentuk rekaman Catatan review scope (USULAN).</w:t>
             </w:r>
           </w:p>
         </w:tc>
@@ -12099,7 +12099,7 @@
                 <w:sz w:val="24"/>
                 <w:szCs w:val="24"/>
               </w:rPr>
-              <w:t>Rekaman baru (USULAN). Lokasi belum ditetapkan; dikelola Business Development; bentuk rekamannya SNX-COM-FRM-01</w:t>
+              <w:t>Rekaman baru (USULAN). Lokasi belum ditetapkan; dikelola Business Development; bentuk rekamannya SNX-COM-FRM-01 (USULAN)</w:t>
             </w:r>
           </w:p>
         </w:tc>

--- a/out/05_Commercial/SNX-COM-SOP-02 Proposal, Quotation & Pricing Control (Rev00 DRAFT).docx
+++ b/out/05_Commercial/SNX-COM-SOP-02 Proposal, Quotation & Pricing Control (Rev00 DRAFT).docx
@@ -217,6 +217,7 @@
     <w:p>
       <w:pPr>
         <w:pStyle w:val="Heading1"/>
+        <w:keepNext/>
         <w:widowControl w:val="0"/>
         <w:spacing w:line="240" w:lineRule="auto"/>
         <w:ind w:right="407" w:firstLine="0"/>
@@ -511,6 +512,10 @@
         <w:gridCol w:w="5850"/>
       </w:tblGrid>
       <w:tr>
+        <w:trPr>
+          <w:cantSplit/>
+          <w:tblHeader/>
+        </w:trPr>
         <w:tc>
           <w:tcPr>
             <w:tcW w:w="3150" w:type="dxa"/>
@@ -523,6 +528,7 @@
           </w:tcPr>
           <w:p>
             <w:pPr>
+              <w:keepNext/>
               <w:widowControl w:val="0"/>
               <w:pBdr>
                 <w:top w:val="nil"/>
@@ -563,6 +569,7 @@
           </w:tcPr>
           <w:p>
             <w:pPr>
+              <w:keepNext/>
               <w:widowControl w:val="0"/>
               <w:pBdr>
                 <w:top w:val="nil"/>
@@ -593,6 +600,9 @@
         </w:tc>
       </w:tr>
       <w:tr>
+        <w:trPr>
+          <w:cantSplit/>
+        </w:trPr>
         <w:tc>
           <w:tcPr>
             <w:tcW w:w="3150" w:type="dxa"/>
@@ -646,6 +656,9 @@
         </w:tc>
       </w:tr>
       <w:tr>
+        <w:trPr>
+          <w:cantSplit/>
+        </w:trPr>
         <w:tc>
           <w:tcPr>
             <w:tcW w:w="3150" w:type="dxa"/>
@@ -699,6 +712,9 @@
         </w:tc>
       </w:tr>
       <w:tr>
+        <w:trPr>
+          <w:cantSplit/>
+        </w:trPr>
         <w:tc>
           <w:tcPr>
             <w:tcW w:w="3150" w:type="dxa"/>
@@ -750,6 +766,9 @@
         </w:tc>
       </w:tr>
       <w:tr>
+        <w:trPr>
+          <w:cantSplit/>
+        </w:trPr>
         <w:tc>
           <w:tcPr>
             <w:tcW w:w="3150" w:type="dxa"/>
@@ -810,6 +829,9 @@
         </w:tc>
       </w:tr>
       <w:tr>
+        <w:trPr>
+          <w:cantSplit/>
+        </w:trPr>
         <w:tc>
           <w:tcPr>
             <w:tcW w:w="3150" w:type="dxa"/>
@@ -861,6 +883,9 @@
         </w:tc>
       </w:tr>
       <w:tr>
+        <w:trPr>
+          <w:cantSplit/>
+        </w:trPr>
         <w:tc>
           <w:tcPr>
             <w:tcW w:w="3150" w:type="dxa"/>
@@ -914,6 +939,9 @@
         </w:tc>
       </w:tr>
       <w:tr>
+        <w:trPr>
+          <w:cantSplit/>
+        </w:trPr>
         <w:tc>
           <w:tcPr>
             <w:tcW w:w="3150" w:type="dxa"/>
@@ -967,6 +995,9 @@
         </w:tc>
       </w:tr>
       <w:tr>
+        <w:trPr>
+          <w:cantSplit/>
+        </w:trPr>
         <w:tc>
           <w:tcPr>
             <w:tcW w:w="3150" w:type="dxa"/>
@@ -1020,6 +1051,9 @@
         </w:tc>
       </w:tr>
       <w:tr>
+        <w:trPr>
+          <w:cantSplit/>
+        </w:trPr>
         <w:tc>
           <w:tcPr>
             <w:tcW w:w="3150" w:type="dxa"/>
@@ -1073,6 +1107,9 @@
         </w:tc>
       </w:tr>
       <w:tr>
+        <w:trPr>
+          <w:cantSplit/>
+        </w:trPr>
         <w:tc>
           <w:tcPr>
             <w:tcW w:w="3150" w:type="dxa"/>
@@ -1126,6 +1163,9 @@
         </w:tc>
       </w:tr>
       <w:tr>
+        <w:trPr>
+          <w:cantSplit/>
+        </w:trPr>
         <w:tc>
           <w:tcPr>
             <w:tcW w:w="3150" w:type="dxa"/>
@@ -1207,6 +1247,7 @@
     <w:p>
       <w:pPr>
         <w:pStyle w:val="Heading1"/>
+        <w:keepNext/>
         <w:widowControl w:val="0"/>
         <w:spacing w:before="816" w:line="240" w:lineRule="auto"/>
         <w:ind w:right="407"/>
@@ -1243,6 +1284,10 @@
         <w:gridCol w:w="3010"/>
       </w:tblGrid>
       <w:tr>
+        <w:trPr>
+          <w:cantSplit/>
+          <w:tblHeader/>
+        </w:trPr>
         <w:tc>
           <w:tcPr>
             <w:tcW w:w="3009" w:type="dxa"/>
@@ -1255,6 +1300,7 @@
           </w:tcPr>
           <w:p>
             <w:pPr>
+              <w:keepNext/>
               <w:widowControl w:val="0"/>
               <w:spacing w:line="240" w:lineRule="auto"/>
               <w:jc w:val="center"/>
@@ -1288,6 +1334,7 @@
           </w:tcPr>
           <w:p>
             <w:pPr>
+              <w:keepNext/>
               <w:widowControl w:val="0"/>
               <w:spacing w:line="240" w:lineRule="auto"/>
               <w:jc w:val="center"/>
@@ -1321,6 +1368,7 @@
           </w:tcPr>
           <w:p>
             <w:pPr>
+              <w:keepNext/>
               <w:widowControl w:val="0"/>
               <w:spacing w:line="240" w:lineRule="auto"/>
               <w:jc w:val="center"/>
@@ -1344,6 +1392,9 @@
         </w:tc>
       </w:tr>
       <w:tr>
+        <w:trPr>
+          <w:cantSplit/>
+        </w:trPr>
         <w:tc>
           <w:tcPr>
             <w:tcW w:w="3009" w:type="dxa"/>
@@ -1392,6 +1443,9 @@
         </w:tc>
       </w:tr>
       <w:tr>
+        <w:trPr>
+          <w:cantSplit/>
+        </w:trPr>
         <w:tc>
           <w:tcPr>
             <w:tcW w:w="3009" w:type="dxa"/>
@@ -1463,6 +1517,9 @@
         </w:tc>
       </w:tr>
       <w:tr>
+        <w:trPr>
+          <w:cantSplit/>
+        </w:trPr>
         <w:tc>
           <w:tcPr>
             <w:tcW w:w="3009" w:type="dxa"/>
@@ -1537,6 +1594,7 @@
     <w:p>
       <w:pPr>
         <w:pStyle w:val="Heading1"/>
+        <w:keepNext/>
         <w:widowControl w:val="0"/>
         <w:spacing w:before="816" w:line="240" w:lineRule="auto"/>
         <w:ind w:right="407"/>
@@ -1578,6 +1636,10 @@
         <w:gridCol w:w="2235"/>
       </w:tblGrid>
       <w:tr>
+        <w:trPr>
+          <w:cantSplit/>
+          <w:tblHeader/>
+        </w:trPr>
         <w:tc>
           <w:tcPr>
             <w:tcW w:w="810" w:type="dxa"/>
@@ -1590,6 +1652,7 @@
           </w:tcPr>
           <w:p>
             <w:pPr>
+              <w:keepNext/>
               <w:widowControl w:val="0"/>
               <w:pBdr>
                 <w:top w:val="nil"/>
@@ -1630,6 +1693,7 @@
           </w:tcPr>
           <w:p>
             <w:pPr>
+              <w:keepNext/>
               <w:widowControl w:val="0"/>
               <w:spacing w:line="240" w:lineRule="auto"/>
               <w:jc w:val="center"/>
@@ -1663,6 +1727,7 @@
           </w:tcPr>
           <w:p>
             <w:pPr>
+              <w:keepNext/>
               <w:widowControl w:val="0"/>
               <w:pBdr>
                 <w:top w:val="nil"/>
@@ -1703,6 +1768,7 @@
           </w:tcPr>
           <w:p>
             <w:pPr>
+              <w:keepNext/>
               <w:widowControl w:val="0"/>
               <w:pBdr>
                 <w:top w:val="nil"/>
@@ -1733,6 +1799,9 @@
         </w:tc>
       </w:tr>
       <w:tr>
+        <w:trPr>
+          <w:cantSplit/>
+        </w:trPr>
         <w:tc>
           <w:tcPr>
             <w:tcW w:w="810" w:type="dxa"/>
@@ -1835,6 +1904,9 @@
         </w:tc>
       </w:tr>
       <w:tr>
+        <w:trPr>
+          <w:cantSplit/>
+        </w:trPr>
         <w:tc>
           <w:tcPr>
             <w:tcW w:w="810" w:type="dxa"/>
@@ -1937,6 +2009,9 @@
         </w:tc>
       </w:tr>
       <w:tr>
+        <w:trPr>
+          <w:cantSplit/>
+        </w:trPr>
         <w:tc>
           <w:tcPr>
             <w:tcW w:w="810" w:type="dxa"/>
@@ -2420,7 +2495,7 @@
           <w:sz w:val="24"/>
           <w:szCs w:val="24"/>
         </w:rPr>
-        <w:t xml:space="preserve">Hasil yang dijaga: penawaran memuat scope dan timeline yang sudah dikonfirmasi, harga dan margin yang sudah diverifikasi, dan hanya pengecualian komersial yang sudah disetujui, lalu dikirim sesudah review internal serta persetujuan harga dan diskon (jika ada) selesai.</w:t>
+        <w:t xml:space="preserve">Hasil yang dijaga: penawaran memuat scope dan timeline yang sudah dikonfirmasi, harga dan margin yang sudah diverifikasi, dan hanya pengecualian komersial yang sudah disetujui, lalu dikirim setelah review internal serta persetujuan harga dan diskon (jika ada) selesai.</w:t>
       </w:r>
     </w:p>
     <w:p>
@@ -2483,7 +2558,7 @@
           <w:sz w:val="24"/>
           <w:szCs w:val="24"/>
         </w:rPr>
-        <w:t xml:space="preserve">Proses yang tercakup: penyusunan proposal dan quotation sesudah discovery meeting selesai, review scope, validasi harga dan margin, pengecualian komersial, review internal, persetujuan harga dan diskon, dan pengiriman penawaran ke customer. Proses berakhir saat Business Development mengirim penawaran dan mencatatnya di CRM.</w:t>
+        <w:t xml:space="preserve">Proses yang tercakup: penyusunan proposal dan quotation setelah discovery meeting selesai, review scope, validasi harga dan margin, pengecualian komersial, review internal, persetujuan harga dan diskon, dan pengiriman penawaran ke customer. Proses berakhir saat Business Development mengirim penawaran dan mencatatnya di CRM.</w:t>
       </w:r>
     </w:p>
     <w:p>
@@ -2507,7 +2582,7 @@
           <w:sz w:val="24"/>
           <w:szCs w:val="24"/>
         </w:rPr>
-        <w:t xml:space="preserve">Sistem yang dipakai: CRM. Lokasi berkas proposal, quotation, lembar harga dan margin, dan rekaman persetujuan belum ditetapkan.</w:t>
+        <w:t xml:space="preserve">Sistem yang dipakai: CRM. Lokasi berkas proposal, quotation, lembar harga dan margin, dan record persetujuan belum ditetapkan.</w:t>
       </w:r>
     </w:p>
     <w:p>
@@ -2537,6 +2612,7 @@
     <w:p>
       <w:pPr>
         <w:pStyle w:val="Heading1"/>
+        <w:keepNext/>
         <w:numPr>
           <w:ilvl w:val="0"/>
           <w:numId w:val="7"/>
@@ -2571,6 +2647,8 @@
       </w:tblGrid>
       <w:tr>
         <w:trPr>
+          <w:cantSplit/>
+          <w:tblHeader/>
           <w:jc w:val="center"/>
         </w:trPr>
         <w:tc>
@@ -2580,6 +2658,7 @@
           </w:tcPr>
           <w:p>
             <w:pPr>
+              <w:keepNext/>
               <w:jc w:val="center"/>
               <w:rPr>
                 <w:sz w:val="24"/>
@@ -2604,6 +2683,7 @@
           </w:tcPr>
           <w:p>
             <w:pPr>
+              <w:keepNext/>
               <w:jc w:val="center"/>
               <w:rPr>
                 <w:sz w:val="24"/>
@@ -2624,6 +2704,7 @@
       </w:tr>
       <w:tr>
         <w:trPr>
+          <w:cantSplit/>
           <w:jc w:val="center"/>
         </w:trPr>
         <w:tc>
@@ -2673,6 +2754,7 @@
       </w:tr>
       <w:tr>
         <w:trPr>
+          <w:cantSplit/>
           <w:jc w:val="center"/>
         </w:trPr>
         <w:tc>
@@ -2722,6 +2804,7 @@
       </w:tr>
       <w:tr>
         <w:trPr>
+          <w:cantSplit/>
           <w:jc w:val="center"/>
         </w:trPr>
         <w:tc>
@@ -2771,6 +2854,7 @@
       </w:tr>
       <w:tr>
         <w:trPr>
+          <w:cantSplit/>
           <w:jc w:val="center"/>
         </w:trPr>
         <w:tc>
@@ -2820,6 +2904,7 @@
       </w:tr>
       <w:tr>
         <w:trPr>
+          <w:cantSplit/>
           <w:jc w:val="center"/>
         </w:trPr>
         <w:tc>
@@ -2862,13 +2947,14 @@
                 <w:sz w:val="24"/>
                 <w:szCs w:val="24"/>
               </w:rPr>
-              <w:t>Kebutuhan bisnis customer yang Business Development catat di CRM sebagai salah satu keluaran discovery meeting.</w:t>
+              <w:t>Kebutuhan bisnis customer yang dicatat Business Development di CRM sebagai salah satu keluaran discovery meeting.</w:t>
             </w:r>
           </w:p>
         </w:tc>
       </w:tr>
       <w:tr>
         <w:trPr>
+          <w:cantSplit/>
           <w:jc w:val="center"/>
         </w:trPr>
         <w:tc>
@@ -2911,13 +2997,14 @@
                 <w:sz w:val="24"/>
                 <w:szCs w:val="24"/>
               </w:rPr>
-              <w:t>Rekaman hasil review internal, rekomendasi, persetujuan, margin final, dan keputusan pengecualian komersial untuk satu penawaran.</w:t>
+              <w:t>Record hasil review internal, rekomendasi, persetujuan, margin final, dan keputusan pengecualian komersial untuk satu penawaran.</w:t>
             </w:r>
           </w:p>
         </w:tc>
       </w:tr>
       <w:tr>
         <w:trPr>
+          <w:cantSplit/>
           <w:jc w:val="center"/>
         </w:trPr>
         <w:tc>
@@ -2960,13 +3047,14 @@
                 <w:sz w:val="24"/>
                 <w:szCs w:val="24"/>
               </w:rPr>
-              <w:t>Rekaman hasil review scope untuk satu proposal: kelayakan teknis, konfirmasi timeline dan scope, dan kesesuaian dengan Business Requirement.</w:t>
+              <w:t>Record hasil review scope untuk satu proposal: kelayakan teknis, konfirmasi timeline dan scope, dan kesesuaian dengan Business Requirement.</w:t>
             </w:r>
           </w:p>
         </w:tc>
       </w:tr>
       <w:tr>
         <w:trPr>
+          <w:cantSplit/>
           <w:jc w:val="center"/>
         </w:trPr>
         <w:tc>
@@ -3009,13 +3097,14 @@
                 <w:sz w:val="24"/>
                 <w:szCs w:val="24"/>
               </w:rPr>
-              <w:t>Cost of goods sold: biaya langsung yang SINUX tanggung untuk menyediakan solusi yang dijual.</w:t>
+              <w:t>Cost of goods sold: biaya langsung yang ditanggung SINUX untuk menyediakan solusi yang dijual.</w:t>
             </w:r>
           </w:p>
         </w:tc>
       </w:tr>
       <w:tr>
         <w:trPr>
+          <w:cantSplit/>
           <w:jc w:val="center"/>
         </w:trPr>
         <w:tc>
@@ -3065,6 +3154,7 @@
       </w:tr>
       <w:tr>
         <w:trPr>
+          <w:cantSplit/>
           <w:jc w:val="center"/>
         </w:trPr>
         <w:tc>
@@ -3114,6 +3204,7 @@
       </w:tr>
       <w:tr>
         <w:trPr>
+          <w:cantSplit/>
           <w:jc w:val="center"/>
         </w:trPr>
         <w:tc>
@@ -3163,6 +3254,7 @@
       </w:tr>
       <w:tr>
         <w:trPr>
+          <w:cantSplit/>
           <w:jc w:val="center"/>
         </w:trPr>
         <w:tc>
@@ -3205,13 +3297,14 @@
                 <w:sz w:val="24"/>
                 <w:szCs w:val="24"/>
               </w:rPr>
-              <w:t>Jabatan Direktur (JA-02) di SNX-HR-ORG-01. Dokumen Operation menyebutnya COO; sesudah penyebutan ini SOP ini memakai COO.</w:t>
+              <w:t>Jabatan Direktur (JA-02) di SNX-HR-ORG-01. Dokumen Operation menyebutnya COO; setelah penyebutan ini SOP ini memakai COO.</w:t>
             </w:r>
           </w:p>
         </w:tc>
       </w:tr>
       <w:tr>
         <w:trPr>
+          <w:cantSplit/>
           <w:jc w:val="center"/>
         </w:trPr>
         <w:tc>
@@ -3254,13 +3347,14 @@
                 <w:sz w:val="24"/>
                 <w:szCs w:val="24"/>
               </w:rPr>
-              <w:t>Pertemuan Business Development dengan customer untuk menggali kebutuhan bisnis, diatur di SNX-COM-SOP-01 butir 6.3.</w:t>
+              <w:t>Pertemuan Business Development dengan customer untuk menggali kebutuhan bisnis (SNX-COM-SOP-01 butir 6.3).</w:t>
             </w:r>
           </w:p>
         </w:tc>
       </w:tr>
       <w:tr>
         <w:trPr>
+          <w:cantSplit/>
           <w:jc w:val="center"/>
         </w:trPr>
         <w:tc>
@@ -3310,6 +3404,7 @@
       </w:tr>
       <w:tr>
         <w:trPr>
+          <w:cantSplit/>
           <w:jc w:val="center"/>
         </w:trPr>
         <w:tc>
@@ -3352,13 +3447,14 @@
                 <w:sz w:val="24"/>
                 <w:szCs w:val="24"/>
               </w:rPr>
-              <w:t>Rekaman perhitungan harga satu penawaran: komponen harga, COGS, diskon (jika ada), dan margin.</w:t>
+              <w:t>Record perhitungan harga satu penawaran: komponen harga, COGS, diskon (jika ada), dan margin.</w:t>
             </w:r>
           </w:p>
         </w:tc>
       </w:tr>
       <w:tr>
         <w:trPr>
+          <w:cantSplit/>
           <w:jc w:val="center"/>
         </w:trPr>
         <w:tc>
@@ -3408,6 +3504,7 @@
       </w:tr>
       <w:tr>
         <w:trPr>
+          <w:cantSplit/>
           <w:jc w:val="center"/>
         </w:trPr>
         <w:tc>
@@ -3450,13 +3547,14 @@
                 <w:sz w:val="24"/>
                 <w:szCs w:val="24"/>
               </w:rPr>
-              <w:t>Margin yang COO tetapkan untuk satu penawaran sebelum penawaran dikirim.</w:t>
+              <w:t>Margin yang ditetapkan COO untuk satu penawaran sebelum penawaran dikirim.</w:t>
             </w:r>
           </w:p>
         </w:tc>
       </w:tr>
       <w:tr>
         <w:trPr>
+          <w:cantSplit/>
           <w:jc w:val="center"/>
         </w:trPr>
         <w:tc>
@@ -3506,6 +3604,7 @@
       </w:tr>
       <w:tr>
         <w:trPr>
+          <w:cantSplit/>
           <w:jc w:val="center"/>
         </w:trPr>
         <w:tc>
@@ -3548,13 +3647,14 @@
                 <w:sz w:val="24"/>
                 <w:szCs w:val="24"/>
               </w:rPr>
-              <w:t>Permintaan customer atau isi penawaran yang menyimpang dari yang sudah disetujui atau dari standar: perubahan harga, diskon, scope, atau timeline sesudah persetujuan diberikan; TOP di atas standar; klausul yang menyimpang dari template kontrak; atau komitmen di luar kontrak.</w:t>
+              <w:t>Permintaan customer atau isi penawaran yang menyimpang dari yang sudah disetujui atau dari standar: perubahan harga, diskon, scope, atau timeline setelah persetujuan diberikan; TOP di atas standar; klausul yang menyimpang dari template kontrak; atau komitmen di luar kontrak.</w:t>
             </w:r>
           </w:p>
         </w:tc>
       </w:tr>
       <w:tr>
         <w:trPr>
+          <w:cantSplit/>
           <w:jc w:val="center"/>
         </w:trPr>
         <w:tc>
@@ -3604,6 +3704,7 @@
       </w:tr>
       <w:tr>
         <w:trPr>
+          <w:cantSplit/>
           <w:jc w:val="center"/>
         </w:trPr>
         <w:tc>
@@ -3646,13 +3747,14 @@
                 <w:sz w:val="24"/>
                 <w:szCs w:val="24"/>
               </w:rPr>
-              <w:t>Dokumen yang menjelaskan solusi SINUX untuk satu opportunity, dengan isi minimal di butir 4.2.</w:t>
+              <w:t>Dokumen yang menjelaskan solusi SINUX untuk satu opportunity, minimal memuat Scope of Work, Proposed Solution, Deliverables, Timeline, Commercial Proposal, Assumptions, dan Exclusions.</w:t>
             </w:r>
           </w:p>
         </w:tc>
       </w:tr>
       <w:tr>
         <w:trPr>
+          <w:cantSplit/>
           <w:jc w:val="center"/>
         </w:trPr>
         <w:tc>
@@ -3702,6 +3804,7 @@
       </w:tr>
       <w:tr>
         <w:trPr>
+          <w:cantSplit/>
           <w:jc w:val="center"/>
         </w:trPr>
         <w:tc>
@@ -3751,6 +3854,7 @@
       </w:tr>
       <w:tr>
         <w:trPr>
+          <w:cantSplit/>
           <w:jc w:val="center"/>
         </w:trPr>
         <w:tc>
@@ -3800,6 +3904,7 @@
       </w:tr>
       <w:tr>
         <w:trPr>
+          <w:cantSplit/>
           <w:jc w:val="center"/>
         </w:trPr>
         <w:tc>
@@ -3842,13 +3947,14 @@
                 <w:sz w:val="24"/>
                 <w:szCs w:val="24"/>
               </w:rPr>
-              <w:t>Pemeriksaan atas proposal, quotation, Catatan review scope, dan lembar harga dan margin sebelum harga dan diskon diajukan untuk persetujuan; pelakunya di butir 4.8.</w:t>
+              <w:t>Pemeriksaan VP Commercial atas proposal, quotation, Catatan review scope, dan lembar harga dan margin sebelum harga dan diskon diajukan untuk persetujuan; penunjukan VP Commercial sebagai pelaku berstatus (USULAN).</w:t>
             </w:r>
           </w:p>
         </w:tc>
       </w:tr>
       <w:tr>
         <w:trPr>
+          <w:cantSplit/>
           <w:jc w:val="center"/>
         </w:trPr>
         <w:tc>
@@ -3898,6 +4004,7 @@
       </w:tr>
       <w:tr>
         <w:trPr>
+          <w:cantSplit/>
           <w:jc w:val="center"/>
         </w:trPr>
         <w:tc>
@@ -3998,7 +4105,7 @@
           <w:sz w:val="24"/>
           <w:szCs w:val="24"/>
         </w:rPr>
-        <w:t xml:space="preserve">4.1 Business Development menyusun proposal hanya sesudah qualification dan discovery meeting untuk opportunity itu selesai (SNX-COM-SOP-01 butir 4.6).</w:t>
+        <w:t xml:space="preserve">4.1 Business Development menyusun proposal hanya setelah qualification dan discovery meeting untuk opportunity itu selesai (SNX-COM-SOP-01 butir 4.6).</w:t>
       </w:r>
     </w:p>
     <w:p>
@@ -4070,7 +4177,7 @@
           <w:sz w:val="24"/>
           <w:szCs w:val="24"/>
         </w:rPr>
-        <w:t xml:space="preserve">4.4 Business Development hanya menawarkan fitur yang sudah tersedia, dan tidak menjanjikan timeline sebelum timeline itu dikonfirmasi menurut butir 4.5.</w:t>
+        <w:t xml:space="preserve">4.4 Business Development hanya menawarkan fitur yang sudah tersedia, dan tidak menjanjikan timeline sebelum timeline itu dikonfirmasi Service Delivery Manager (butir 4.5).</w:t>
       </w:r>
     </w:p>
     <w:p>
@@ -4118,7 +4225,7 @@
           <w:sz w:val="24"/>
           <w:szCs w:val="24"/>
         </w:rPr>
-        <w:t xml:space="preserve">4.6 Business Development memakai lembar harga dan margin yang sudah diverifikasi Accounting &amp; Tax sebelum review internal untuk setiap penawaran, dengan data margin dan COGS dari Finance (butir 6.3). Keterlibatan Finance dan Accounting &amp; Tax ini berstatus (USULAN).</w:t>
+        <w:t xml:space="preserve">4.6 Sebelum review internal, Business Development memakai lembar harga dan margin yang sudah diverifikasi Accounting &amp; Tax untuk setiap penawaran. Data margin dan COGS di lembar itu berasal dari Finance (butir 6.3). Keterlibatan Finance dan Accounting &amp; Tax ini berstatus (USULAN).</w:t>
       </w:r>
     </w:p>
     <w:p>
@@ -4142,7 +4249,7 @@
           <w:sz w:val="24"/>
           <w:szCs w:val="24"/>
         </w:rPr>
-        <w:t xml:space="preserve">4.7 Wewenang berikut berstatus (USULAN): VP Commercial merekomendasikan harga dan diskon, dan COO menyetujui harga dan diskon serta menetapkan margin final. Ambang diskon dan batas margin minimum belum ditetapkan; sampai ditetapkan, setiap penawaran memerlukan persetujuan COO atas harga dan margin final, dan setiap diskon memerlukan persetujuan COO. Hak otorisasi per jabatan mengikuti Authority Matrix.</w:t>
+        <w:t xml:space="preserve">4.7 VP Commercial merekomendasikan harga dan diskon, lalu COO menyetujui harga dan diskon serta menetapkan margin final (USULAN). Ambang diskon dan batas margin minimum belum ditetapkan. Sampai ditetapkan, setiap penawaran memerlukan persetujuan COO atas harga dan margin final, dan setiap diskon memerlukan persetujuan COO. Hak otorisasi per jabatan mengikuti Authority Matrix.</w:t>
       </w:r>
     </w:p>
     <w:p>
@@ -4166,7 +4273,7 @@
           <w:sz w:val="24"/>
           <w:szCs w:val="24"/>
         </w:rPr>
-        <w:t xml:space="preserve">4.8 Business Development mengirim penawaran hanya sesudah review internal, persetujuan harga, dan persetujuan diskon (jika ada) selesai, dalam urutan itu. VP Commercial menolak penawaran yang belum lengkap. VP Commercial melakukan review internal; penunjukan pelaku ini berstatus (USULAN).</w:t>
+        <w:t xml:space="preserve">4.8 Business Development mengirim penawaran hanya setelah review internal, persetujuan harga, dan persetujuan diskon (jika ada) selesai, dalam urutan itu. VP Commercial menolak penawaran yang belum lengkap. VP Commercial melakukan review internal; penunjukan pelaku ini berstatus (USULAN).</w:t>
       </w:r>
     </w:p>
     <w:p>
@@ -4214,7 +4321,7 @@
           <w:sz w:val="24"/>
           <w:szCs w:val="24"/>
         </w:rPr>
-        <w:t xml:space="preserve">4.10 Pihak yang memutuskan pengecualian komersial berstatus (USULAN): COO memutuskan diskon di luar yang sudah disetujui, harga baru, klausul yang menyimpang dari template kontrak, dan komitmen di luar kontrak, dengan rekomendasi VP Commercial dan, untuk klausul dan komitmen kontrak, rekomendasi Legal &amp; Compliance. Direktur Utama memutuskan TOP di atas standar secara tertulis (SNX-FAT-SOP-01 butir 4.8), sebelum penawaran yang memuatnya dikirim. Perubahan scope atau timeline diproses ulang lewat butir 6.2, dan lewat butir 6.3 dan 6.5 bila harga ikut berubah.</w:t>
+        <w:t xml:space="preserve">4.10 COO memutuskan diskon di luar yang sudah disetujui, harga baru, klausul yang menyimpang dari template kontrak, dan komitmen di luar kontrak. Keputusan itu diambil dengan rekomendasi VP Commercial, ditambah rekomendasi Legal &amp; Compliance untuk klausul dan komitmen kontrak. Direktur Utama memutuskan TOP di atas standar secara tertulis (SNX-FAT-SOP-01 butir 4.8) sebelum penawaran yang memuatnya dikirim. Perubahan scope atau timeline diproses ulang melalui butir 6.2, dan juga melalui butir 6.3 dan 6.5 jika harga ikut berubah. Penetapan pihak yang memutuskan pengecualian komersial ini berstatus (USULAN).</w:t>
       </w:r>
     </w:p>
     <w:p>
@@ -4310,12 +4417,13 @@
           <w:sz w:val="24"/>
           <w:szCs w:val="24"/>
         </w:rPr>
-        <w:t xml:space="preserve">4.14 Business Development mencatat proposal dan quotation di CRM; batas waktu pembaruannya ada di bagian 8.</w:t>
+        <w:t xml:space="preserve">4.14 Business Development mencatat proposal dan quotation di CRM dengan batas waktu pembaruan sesuai bagian 8.</w:t>
       </w:r>
     </w:p>
     <w:p>
       <w:pPr>
         <w:pStyle w:val="Heading1"/>
+        <w:keepNext/>
         <w:numPr>
           <w:ilvl w:val="0"/>
           <w:numId w:val="7"/>
@@ -4343,6 +4451,8 @@
       </w:tblGrid>
       <w:tr>
         <w:trPr>
+          <w:cantSplit/>
+          <w:tblHeader/>
           <w:jc w:val="center"/>
         </w:trPr>
         <w:tc>
@@ -4359,6 +4469,7 @@
           </w:tcPr>
           <w:p>
             <w:pPr>
+              <w:keepNext/>
               <w:jc w:val="center"/>
               <w:rPr>
                 <w:sz w:val="24"/>
@@ -4390,6 +4501,7 @@
           </w:tcPr>
           <w:p>
             <w:pPr>
+              <w:keepNext/>
               <w:jc w:val="center"/>
               <w:rPr>
                 <w:sz w:val="24"/>
@@ -4421,6 +4533,7 @@
           </w:tcPr>
           <w:p>
             <w:pPr>
+              <w:keepNext/>
               <w:jc w:val="center"/>
               <w:rPr>
                 <w:sz w:val="24"/>
@@ -4441,6 +4554,7 @@
       </w:tr>
       <w:tr>
         <w:trPr>
+          <w:cantSplit/>
           <w:jc w:val="center"/>
         </w:trPr>
         <w:tc>
@@ -4486,7 +4600,7 @@
           </w:tcPr>
           <w:p>
             <w:pPr>
-              <w:jc w:val="both"/>
+              <w:jc w:val="left"/>
               <w:rPr>
                 <w:sz w:val="24"/>
                 <w:szCs w:val="24"/>
@@ -4516,7 +4630,7 @@
           </w:tcPr>
           <w:p>
             <w:pPr>
-              <w:jc w:val="both"/>
+              <w:jc w:val="left"/>
               <w:rPr>
                 <w:sz w:val="24"/>
                 <w:szCs w:val="24"/>
@@ -4535,6 +4649,7 @@
       </w:tr>
       <w:tr>
         <w:trPr>
+          <w:cantSplit/>
           <w:jc w:val="center"/>
         </w:trPr>
         <w:tc>
@@ -4580,7 +4695,7 @@
           </w:tcPr>
           <w:p>
             <w:pPr>
-              <w:jc w:val="both"/>
+              <w:jc w:val="left"/>
               <w:rPr>
                 <w:sz w:val="24"/>
                 <w:szCs w:val="24"/>
@@ -4610,7 +4725,7 @@
           </w:tcPr>
           <w:p>
             <w:pPr>
-              <w:jc w:val="both"/>
+              <w:jc w:val="left"/>
               <w:rPr>
                 <w:sz w:val="24"/>
                 <w:szCs w:val="24"/>
@@ -4629,6 +4744,7 @@
       </w:tr>
       <w:tr>
         <w:trPr>
+          <w:cantSplit/>
           <w:jc w:val="center"/>
         </w:trPr>
         <w:tc>
@@ -4674,19 +4790,19 @@
           </w:tcPr>
           <w:p>
             <w:pPr>
-              <w:jc w:val="both"/>
-              <w:rPr>
-                <w:sz w:val="24"/>
-                <w:szCs w:val="24"/>
-              </w:rPr>
-            </w:pPr>
-            <w:r>
-              <w:rPr>
-                <w:b w:val="0"/>
-                <w:sz w:val="24"/>
-                <w:szCs w:val="24"/>
-              </w:rPr>
-              <w:t>Menyetujui harga dan diskon yang VP Commercial rekomendasikan, menetapkan margin final, dan memutuskan pengecualian komersial selain TOP di atas standar serta perubahan scope dan timeline (butir 4.7 dan 4.10).</w:t>
+              <w:jc w:val="left"/>
+              <w:rPr>
+                <w:sz w:val="24"/>
+                <w:szCs w:val="24"/>
+              </w:rPr>
+            </w:pPr>
+            <w:r>
+              <w:rPr>
+                <w:b w:val="0"/>
+                <w:sz w:val="24"/>
+                <w:szCs w:val="24"/>
+              </w:rPr>
+              <w:t>Menyetujui harga dan diskon yang direkomendasikan VP Commercial, menetapkan margin final, dan memutuskan pengecualian komersial selain TOP di atas standar serta perubahan scope dan timeline (butir 4.7 dan 4.10).</w:t>
             </w:r>
           </w:p>
         </w:tc>
@@ -4704,7 +4820,7 @@
           </w:tcPr>
           <w:p>
             <w:pPr>
-              <w:jc w:val="both"/>
+              <w:jc w:val="left"/>
               <w:rPr>
                 <w:sz w:val="24"/>
                 <w:szCs w:val="24"/>
@@ -4723,6 +4839,7 @@
       </w:tr>
       <w:tr>
         <w:trPr>
+          <w:cantSplit/>
           <w:jc w:val="center"/>
         </w:trPr>
         <w:tc>
@@ -4768,7 +4885,7 @@
           </w:tcPr>
           <w:p>
             <w:pPr>
-              <w:jc w:val="both"/>
+              <w:jc w:val="left"/>
               <w:rPr>
                 <w:sz w:val="24"/>
                 <w:szCs w:val="24"/>
@@ -4798,7 +4915,7 @@
           </w:tcPr>
           <w:p>
             <w:pPr>
-              <w:jc w:val="both"/>
+              <w:jc w:val="left"/>
               <w:rPr>
                 <w:sz w:val="24"/>
                 <w:szCs w:val="24"/>
@@ -4817,6 +4934,7 @@
       </w:tr>
       <w:tr>
         <w:trPr>
+          <w:cantSplit/>
           <w:jc w:val="center"/>
         </w:trPr>
         <w:tc>
@@ -4862,19 +4980,19 @@
           </w:tcPr>
           <w:p>
             <w:pPr>
-              <w:jc w:val="both"/>
-              <w:rPr>
-                <w:sz w:val="24"/>
-                <w:szCs w:val="24"/>
-              </w:rPr>
-            </w:pPr>
-            <w:r>
-              <w:rPr>
-                <w:b w:val="0"/>
-                <w:sz w:val="24"/>
-                <w:szCs w:val="24"/>
-              </w:rPr>
-              <w:t>Menilai kelayakan teknis solusi, menyusun solution design, sizing, BOM/BOQ, dan asumsi teknis proposal, dan mereview risiko implementasi, lisensi, kompatibilitas, dan dependensi vendor (butir 6.2). Menjalankan fungsi Presales (USULAN).</w:t>
+              <w:jc w:val="left"/>
+              <w:rPr>
+                <w:sz w:val="24"/>
+                <w:szCs w:val="24"/>
+              </w:rPr>
+            </w:pPr>
+            <w:r>
+              <w:rPr>
+                <w:b w:val="0"/>
+                <w:sz w:val="24"/>
+                <w:szCs w:val="24"/>
+              </w:rPr>
+              <w:t>Menilai kelayakan teknis solusi; menyusun solution design, sizing, BOM/BOQ, dan asumsi teknis proposal; serta mereview risiko implementasi, lisensi, kompatibilitas, dan dependensi vendor (butir 6.2). Menjalankan fungsi Presales (USULAN).</w:t>
             </w:r>
           </w:p>
         </w:tc>
@@ -4892,7 +5010,7 @@
           </w:tcPr>
           <w:p>
             <w:pPr>
-              <w:jc w:val="both"/>
+              <w:jc w:val="left"/>
               <w:rPr>
                 <w:sz w:val="24"/>
                 <w:szCs w:val="24"/>
@@ -4911,6 +5029,7 @@
       </w:tr>
       <w:tr>
         <w:trPr>
+          <w:cantSplit/>
           <w:jc w:val="center"/>
         </w:trPr>
         <w:tc>
@@ -4956,19 +5075,19 @@
           </w:tcPr>
           <w:p>
             <w:pPr>
-              <w:jc w:val="both"/>
-              <w:rPr>
-                <w:sz w:val="24"/>
-                <w:szCs w:val="24"/>
-              </w:rPr>
-            </w:pPr>
-            <w:r>
-              <w:rPr>
-                <w:b w:val="0"/>
-                <w:sz w:val="24"/>
-                <w:szCs w:val="24"/>
-              </w:rPr>
-              <w:t>Mengonfirmasi timeline dan scope proposal (butir 6.2). Menjalankan fungsi Delivery dalam konfirmasi timeline dan scope (USULAN); jabatan usulan tanpa pemegang menurut SNX-HR-ORG-01.</w:t>
+              <w:jc w:val="left"/>
+              <w:rPr>
+                <w:sz w:val="24"/>
+                <w:szCs w:val="24"/>
+              </w:rPr>
+            </w:pPr>
+            <w:r>
+              <w:rPr>
+                <w:b w:val="0"/>
+                <w:sz w:val="24"/>
+                <w:szCs w:val="24"/>
+              </w:rPr>
+              <w:t>Mengonfirmasi timeline dan scope proposal (butir 6.2). Menjalankan fungsi Delivery dalam konfirmasi timeline dan scope (USULAN).</w:t>
             </w:r>
           </w:p>
         </w:tc>
@@ -4986,7 +5105,7 @@
           </w:tcPr>
           <w:p>
             <w:pPr>
-              <w:jc w:val="both"/>
+              <w:jc w:val="left"/>
               <w:rPr>
                 <w:sz w:val="24"/>
                 <w:szCs w:val="24"/>
@@ -5005,6 +5124,7 @@
       </w:tr>
       <w:tr>
         <w:trPr>
+          <w:cantSplit/>
           <w:jc w:val="center"/>
         </w:trPr>
         <w:tc>
@@ -5050,7 +5170,7 @@
           </w:tcPr>
           <w:p>
             <w:pPr>
-              <w:jc w:val="both"/>
+              <w:jc w:val="left"/>
               <w:rPr>
                 <w:sz w:val="24"/>
                 <w:szCs w:val="24"/>
@@ -5080,7 +5200,7 @@
           </w:tcPr>
           <w:p>
             <w:pPr>
-              <w:jc w:val="both"/>
+              <w:jc w:val="left"/>
               <w:rPr>
                 <w:sz w:val="24"/>
                 <w:szCs w:val="24"/>
@@ -5099,6 +5219,7 @@
       </w:tr>
       <w:tr>
         <w:trPr>
+          <w:cantSplit/>
           <w:jc w:val="center"/>
         </w:trPr>
         <w:tc>
@@ -5144,7 +5265,7 @@
           </w:tcPr>
           <w:p>
             <w:pPr>
-              <w:jc w:val="both"/>
+              <w:jc w:val="left"/>
               <w:rPr>
                 <w:sz w:val="24"/>
                 <w:szCs w:val="24"/>
@@ -5174,7 +5295,7 @@
           </w:tcPr>
           <w:p>
             <w:pPr>
-              <w:jc w:val="both"/>
+              <w:jc w:val="left"/>
               <w:rPr>
                 <w:sz w:val="24"/>
                 <w:szCs w:val="24"/>
@@ -5193,6 +5314,7 @@
       </w:tr>
       <w:tr>
         <w:trPr>
+          <w:cantSplit/>
           <w:jc w:val="center"/>
         </w:trPr>
         <w:tc>
@@ -5238,7 +5360,7 @@
           </w:tcPr>
           <w:p>
             <w:pPr>
-              <w:jc w:val="both"/>
+              <w:jc w:val="left"/>
               <w:rPr>
                 <w:sz w:val="24"/>
                 <w:szCs w:val="24"/>
@@ -5268,7 +5390,7 @@
           </w:tcPr>
           <w:p>
             <w:pPr>
-              <w:jc w:val="both"/>
+              <w:jc w:val="left"/>
               <w:rPr>
                 <w:sz w:val="24"/>
                 <w:szCs w:val="24"/>
@@ -5334,6 +5456,7 @@
     </w:p>
     <w:p>
       <w:pPr>
+        <w:keepNext/>
         <w:pBdr>
           <w:top w:val="nil"/>
           <w:left w:val="nil"/>
@@ -5353,7 +5476,7 @@
           <w:sz w:val="24"/>
           <w:szCs w:val="24"/>
         </w:rPr>
-        <w:t xml:space="preserve">Business Development menyusun proposal dari Business Requirement hasil discovery meeting, dan mengisi Commercial Proposal sesudah harga dan margin terverifikasi (butir 6.3).</w:t>
+        <w:t xml:space="preserve">Business Development menyusun proposal dari Business Requirement hasil discovery meeting, dan mengisi Commercial Proposal setelah harga dan margin terverifikasi (butir 6.3).</w:t>
       </w:r>
     </w:p>
     <w:tbl>
@@ -5366,27 +5489,30 @@
         <w:tblLook w:val="0400" w:firstRow="0" w:lastRow="0" w:firstColumn="0" w:lastColumn="0" w:noHBand="0" w:noVBand="1"/>
       </w:tblPr>
       <w:tblGrid>
-        <w:gridCol w:w="3367"/>
-        <w:gridCol w:w="2248"/>
-        <w:gridCol w:w="3913"/>
+        <w:gridCol w:w="4309"/>
+        <w:gridCol w:w="1927"/>
+        <w:gridCol w:w="2835"/>
       </w:tblGrid>
       <w:tr>
         <w:trPr>
+          <w:cantSplit/>
+          <w:tblHeader/>
           <w:jc w:val="center"/>
         </w:trPr>
         <w:tc>
           <w:tcPr>
-            <w:tcW w:w="3367" w:type="dxa"/>
-            <w:tcBorders>
-              <w:top w:val="single" w:sz="8" w:space="0" w:color="000000"/>
-              <w:left w:val="single" w:sz="8" w:space="0" w:color="000000"/>
-              <w:bottom w:val="single" w:sz="8" w:space="0" w:color="000000"/>
-              <w:right w:val="single" w:sz="8" w:space="0" w:color="000000"/>
-            </w:tcBorders>
-            <w:vAlign w:val="center"/>
-          </w:tcPr>
-          <w:p>
-            <w:pPr>
+            <w:tcW w:w="4309" w:type="dxa"/>
+            <w:tcBorders>
+              <w:top w:val="single" w:sz="8" w:space="0" w:color="000000"/>
+              <w:left w:val="single" w:sz="8" w:space="0" w:color="000000"/>
+              <w:bottom w:val="single" w:sz="8" w:space="0" w:color="000000"/>
+              <w:right w:val="single" w:sz="8" w:space="0" w:color="000000"/>
+            </w:tcBorders>
+            <w:vAlign w:val="center"/>
+          </w:tcPr>
+          <w:p>
+            <w:pPr>
+              <w:keepNext/>
               <w:jc w:val="center"/>
               <w:rPr>
                 <w:sz w:val="24"/>
@@ -5406,17 +5532,18 @@
         </w:tc>
         <w:tc>
           <w:tcPr>
-            <w:tcW w:w="2248" w:type="dxa"/>
-            <w:tcBorders>
-              <w:top w:val="single" w:sz="8" w:space="0" w:color="000000"/>
-              <w:left w:val="single" w:sz="8" w:space="0" w:color="000000"/>
-              <w:bottom w:val="single" w:sz="8" w:space="0" w:color="000000"/>
-              <w:right w:val="single" w:sz="8" w:space="0" w:color="000000"/>
-            </w:tcBorders>
-            <w:vAlign w:val="center"/>
-          </w:tcPr>
-          <w:p>
-            <w:pPr>
+            <w:tcW w:w="1927" w:type="dxa"/>
+            <w:tcBorders>
+              <w:top w:val="single" w:sz="8" w:space="0" w:color="000000"/>
+              <w:left w:val="single" w:sz="8" w:space="0" w:color="000000"/>
+              <w:bottom w:val="single" w:sz="8" w:space="0" w:color="000000"/>
+              <w:right w:val="single" w:sz="8" w:space="0" w:color="000000"/>
+            </w:tcBorders>
+            <w:vAlign w:val="center"/>
+          </w:tcPr>
+          <w:p>
+            <w:pPr>
+              <w:keepNext/>
               <w:jc w:val="center"/>
               <w:rPr>
                 <w:sz w:val="24"/>
@@ -5436,17 +5563,18 @@
         </w:tc>
         <w:tc>
           <w:tcPr>
-            <w:tcW w:w="3913" w:type="dxa"/>
-            <w:tcBorders>
-              <w:top w:val="single" w:sz="8" w:space="0" w:color="000000"/>
-              <w:left w:val="single" w:sz="8" w:space="0" w:color="000000"/>
-              <w:bottom w:val="single" w:sz="8" w:space="0" w:color="000000"/>
-              <w:right w:val="single" w:sz="8" w:space="0" w:color="000000"/>
-            </w:tcBorders>
-            <w:vAlign w:val="center"/>
-          </w:tcPr>
-          <w:p>
-            <w:pPr>
+            <w:tcW w:w="2835" w:type="dxa"/>
+            <w:tcBorders>
+              <w:top w:val="single" w:sz="8" w:space="0" w:color="000000"/>
+              <w:left w:val="single" w:sz="8" w:space="0" w:color="000000"/>
+              <w:bottom w:val="single" w:sz="8" w:space="0" w:color="000000"/>
+              <w:right w:val="single" w:sz="8" w:space="0" w:color="000000"/>
+            </w:tcBorders>
+            <w:vAlign w:val="center"/>
+          </w:tcPr>
+          <w:p>
+            <w:pPr>
+              <w:keepNext/>
               <w:jc w:val="center"/>
               <w:rPr>
                 <w:sz w:val="24"/>
@@ -5467,11 +5595,12 @@
       </w:tr>
       <w:tr>
         <w:trPr>
+          <w:cantSplit/>
           <w:jc w:val="center"/>
         </w:trPr>
         <w:tc>
           <w:tcPr>
-            <w:tcW w:w="3367" w:type="dxa"/>
+            <w:tcW w:w="4309" w:type="dxa"/>
             <w:tcBorders>
               <w:top w:val="single" w:sz="8" w:space="0" w:color="000000"/>
               <w:left w:val="single" w:sz="8" w:space="0" w:color="000000"/>
@@ -5499,7 +5628,7 @@
         </w:tc>
         <w:tc>
           <w:tcPr>
-            <w:tcW w:w="2248" w:type="dxa"/>
+            <w:tcW w:w="1927" w:type="dxa"/>
             <w:tcBorders>
               <w:top w:val="single" w:sz="8" w:space="0" w:color="000000"/>
               <w:left w:val="single" w:sz="8" w:space="0" w:color="000000"/>
@@ -5527,18 +5656,18 @@
         </w:tc>
         <w:tc>
           <w:tcPr>
-            <w:tcW w:w="3913" w:type="dxa"/>
-            <w:tcBorders>
-              <w:top w:val="single" w:sz="8" w:space="0" w:color="000000"/>
-              <w:left w:val="single" w:sz="8" w:space="0" w:color="000000"/>
-              <w:bottom w:val="single" w:sz="8" w:space="0" w:color="000000"/>
-              <w:right w:val="single" w:sz="8" w:space="0" w:color="000000"/>
-            </w:tcBorders>
-            <w:vAlign w:val="center"/>
-          </w:tcPr>
-          <w:p>
-            <w:pPr>
-              <w:jc w:val="both"/>
+            <w:tcW w:w="2835" w:type="dxa"/>
+            <w:tcBorders>
+              <w:top w:val="single" w:sz="8" w:space="0" w:color="000000"/>
+              <w:left w:val="single" w:sz="8" w:space="0" w:color="000000"/>
+              <w:bottom w:val="single" w:sz="8" w:space="0" w:color="000000"/>
+              <w:right w:val="single" w:sz="8" w:space="0" w:color="000000"/>
+            </w:tcBorders>
+            <w:vAlign w:val="center"/>
+          </w:tcPr>
+          <w:p>
+            <w:pPr>
+              <w:jc w:val="left"/>
               <w:rPr>
                 <w:sz w:val="24"/>
                 <w:szCs w:val="24"/>
@@ -5557,11 +5686,12 @@
       </w:tr>
       <w:tr>
         <w:trPr>
+          <w:cantSplit/>
           <w:jc w:val="center"/>
         </w:trPr>
         <w:tc>
           <w:tcPr>
-            <w:tcW w:w="3367" w:type="dxa"/>
+            <w:tcW w:w="4309" w:type="dxa"/>
             <w:tcBorders>
               <w:top w:val="single" w:sz="8" w:space="0" w:color="000000"/>
               <w:left w:val="single" w:sz="8" w:space="0" w:color="000000"/>
@@ -5589,7 +5719,7 @@
         </w:tc>
         <w:tc>
           <w:tcPr>
-            <w:tcW w:w="2248" w:type="dxa"/>
+            <w:tcW w:w="1927" w:type="dxa"/>
             <w:tcBorders>
               <w:top w:val="single" w:sz="8" w:space="0" w:color="000000"/>
               <w:left w:val="single" w:sz="8" w:space="0" w:color="000000"/>
@@ -5617,18 +5747,18 @@
         </w:tc>
         <w:tc>
           <w:tcPr>
-            <w:tcW w:w="3913" w:type="dxa"/>
-            <w:tcBorders>
-              <w:top w:val="single" w:sz="8" w:space="0" w:color="000000"/>
-              <w:left w:val="single" w:sz="8" w:space="0" w:color="000000"/>
-              <w:bottom w:val="single" w:sz="8" w:space="0" w:color="000000"/>
-              <w:right w:val="single" w:sz="8" w:space="0" w:color="000000"/>
-            </w:tcBorders>
-            <w:vAlign w:val="center"/>
-          </w:tcPr>
-          <w:p>
-            <w:pPr>
-              <w:jc w:val="both"/>
+            <w:tcW w:w="2835" w:type="dxa"/>
+            <w:tcBorders>
+              <w:top w:val="single" w:sz="8" w:space="0" w:color="000000"/>
+              <w:left w:val="single" w:sz="8" w:space="0" w:color="000000"/>
+              <w:bottom w:val="single" w:sz="8" w:space="0" w:color="000000"/>
+              <w:right w:val="single" w:sz="8" w:space="0" w:color="000000"/>
+            </w:tcBorders>
+            <w:vAlign w:val="center"/>
+          </w:tcPr>
+          <w:p>
+            <w:pPr>
+              <w:jc w:val="left"/>
               <w:rPr>
                 <w:sz w:val="24"/>
                 <w:szCs w:val="24"/>
@@ -5647,11 +5777,12 @@
       </w:tr>
       <w:tr>
         <w:trPr>
+          <w:cantSplit/>
           <w:jc w:val="center"/>
         </w:trPr>
         <w:tc>
           <w:tcPr>
-            <w:tcW w:w="3367" w:type="dxa"/>
+            <w:tcW w:w="4309" w:type="dxa"/>
             <w:tcBorders>
               <w:top w:val="single" w:sz="8" w:space="0" w:color="000000"/>
               <w:left w:val="single" w:sz="8" w:space="0" w:color="000000"/>
@@ -5679,7 +5810,7 @@
         </w:tc>
         <w:tc>
           <w:tcPr>
-            <w:tcW w:w="2248" w:type="dxa"/>
+            <w:tcW w:w="1927" w:type="dxa"/>
             <w:tcBorders>
               <w:top w:val="single" w:sz="8" w:space="0" w:color="000000"/>
               <w:left w:val="single" w:sz="8" w:space="0" w:color="000000"/>
@@ -5707,18 +5838,18 @@
         </w:tc>
         <w:tc>
           <w:tcPr>
-            <w:tcW w:w="3913" w:type="dxa"/>
-            <w:tcBorders>
-              <w:top w:val="single" w:sz="8" w:space="0" w:color="000000"/>
-              <w:left w:val="single" w:sz="8" w:space="0" w:color="000000"/>
-              <w:bottom w:val="single" w:sz="8" w:space="0" w:color="000000"/>
-              <w:right w:val="single" w:sz="8" w:space="0" w:color="000000"/>
-            </w:tcBorders>
-            <w:vAlign w:val="center"/>
-          </w:tcPr>
-          <w:p>
-            <w:pPr>
-              <w:jc w:val="both"/>
+            <w:tcW w:w="2835" w:type="dxa"/>
+            <w:tcBorders>
+              <w:top w:val="single" w:sz="8" w:space="0" w:color="000000"/>
+              <w:left w:val="single" w:sz="8" w:space="0" w:color="000000"/>
+              <w:bottom w:val="single" w:sz="8" w:space="0" w:color="000000"/>
+              <w:right w:val="single" w:sz="8" w:space="0" w:color="000000"/>
+            </w:tcBorders>
+            <w:vAlign w:val="center"/>
+          </w:tcPr>
+          <w:p>
+            <w:pPr>
+              <w:jc w:val="left"/>
               <w:rPr>
                 <w:sz w:val="24"/>
                 <w:szCs w:val="24"/>
@@ -5737,11 +5868,12 @@
       </w:tr>
       <w:tr>
         <w:trPr>
+          <w:cantSplit/>
           <w:jc w:val="center"/>
         </w:trPr>
         <w:tc>
           <w:tcPr>
-            <w:tcW w:w="3367" w:type="dxa"/>
+            <w:tcW w:w="4309" w:type="dxa"/>
             <w:tcBorders>
               <w:top w:val="single" w:sz="8" w:space="0" w:color="000000"/>
               <w:left w:val="single" w:sz="8" w:space="0" w:color="000000"/>
@@ -5769,7 +5901,7 @@
         </w:tc>
         <w:tc>
           <w:tcPr>
-            <w:tcW w:w="2248" w:type="dxa"/>
+            <w:tcW w:w="1927" w:type="dxa"/>
             <w:tcBorders>
               <w:top w:val="single" w:sz="8" w:space="0" w:color="000000"/>
               <w:left w:val="single" w:sz="8" w:space="0" w:color="000000"/>
@@ -5797,18 +5929,18 @@
         </w:tc>
         <w:tc>
           <w:tcPr>
-            <w:tcW w:w="3913" w:type="dxa"/>
-            <w:tcBorders>
-              <w:top w:val="single" w:sz="8" w:space="0" w:color="000000"/>
-              <w:left w:val="single" w:sz="8" w:space="0" w:color="000000"/>
-              <w:bottom w:val="single" w:sz="8" w:space="0" w:color="000000"/>
-              <w:right w:val="single" w:sz="8" w:space="0" w:color="000000"/>
-            </w:tcBorders>
-            <w:vAlign w:val="center"/>
-          </w:tcPr>
-          <w:p>
-            <w:pPr>
-              <w:jc w:val="both"/>
+            <w:tcW w:w="2835" w:type="dxa"/>
+            <w:tcBorders>
+              <w:top w:val="single" w:sz="8" w:space="0" w:color="000000"/>
+              <w:left w:val="single" w:sz="8" w:space="0" w:color="000000"/>
+              <w:bottom w:val="single" w:sz="8" w:space="0" w:color="000000"/>
+              <w:right w:val="single" w:sz="8" w:space="0" w:color="000000"/>
+            </w:tcBorders>
+            <w:vAlign w:val="center"/>
+          </w:tcPr>
+          <w:p>
+            <w:pPr>
+              <w:jc w:val="left"/>
               <w:rPr>
                 <w:sz w:val="24"/>
                 <w:szCs w:val="24"/>
@@ -5827,11 +5959,12 @@
       </w:tr>
       <w:tr>
         <w:trPr>
+          <w:cantSplit/>
           <w:jc w:val="center"/>
         </w:trPr>
         <w:tc>
           <w:tcPr>
-            <w:tcW w:w="3367" w:type="dxa"/>
+            <w:tcW w:w="4309" w:type="dxa"/>
             <w:tcBorders>
               <w:top w:val="single" w:sz="8" w:space="0" w:color="000000"/>
               <w:left w:val="single" w:sz="8" w:space="0" w:color="000000"/>
@@ -5859,7 +5992,7 @@
         </w:tc>
         <w:tc>
           <w:tcPr>
-            <w:tcW w:w="2248" w:type="dxa"/>
+            <w:tcW w:w="1927" w:type="dxa"/>
             <w:tcBorders>
               <w:top w:val="single" w:sz="8" w:space="0" w:color="000000"/>
               <w:left w:val="single" w:sz="8" w:space="0" w:color="000000"/>
@@ -5887,18 +6020,18 @@
         </w:tc>
         <w:tc>
           <w:tcPr>
-            <w:tcW w:w="3913" w:type="dxa"/>
-            <w:tcBorders>
-              <w:top w:val="single" w:sz="8" w:space="0" w:color="000000"/>
-              <w:left w:val="single" w:sz="8" w:space="0" w:color="000000"/>
-              <w:bottom w:val="single" w:sz="8" w:space="0" w:color="000000"/>
-              <w:right w:val="single" w:sz="8" w:space="0" w:color="000000"/>
-            </w:tcBorders>
-            <w:vAlign w:val="center"/>
-          </w:tcPr>
-          <w:p>
-            <w:pPr>
-              <w:jc w:val="both"/>
+            <w:tcW w:w="2835" w:type="dxa"/>
+            <w:tcBorders>
+              <w:top w:val="single" w:sz="8" w:space="0" w:color="000000"/>
+              <w:left w:val="single" w:sz="8" w:space="0" w:color="000000"/>
+              <w:bottom w:val="single" w:sz="8" w:space="0" w:color="000000"/>
+              <w:right w:val="single" w:sz="8" w:space="0" w:color="000000"/>
+            </w:tcBorders>
+            <w:vAlign w:val="center"/>
+          </w:tcPr>
+          <w:p>
+            <w:pPr>
+              <w:jc w:val="left"/>
               <w:rPr>
                 <w:sz w:val="24"/>
                 <w:szCs w:val="24"/>
@@ -5955,6 +6088,7 @@
     </w:p>
     <w:p>
       <w:pPr>
+        <w:keepNext/>
         <w:pBdr>
           <w:top w:val="nil"/>
           <w:left w:val="nil"/>
@@ -5974,7 +6108,7 @@
           <w:sz w:val="24"/>
           <w:szCs w:val="24"/>
         </w:rPr>
-        <w:t xml:space="preserve">Business Development meminta review scope sesudah draf proposal ada dan sebelum review internal (butir 4.5).</w:t>
+        <w:t xml:space="preserve">Business Development meminta review scope setelah draf proposal ada dan sebelum review internal (butir 4.5).</w:t>
       </w:r>
     </w:p>
     <w:tbl>
@@ -5987,27 +6121,30 @@
         <w:tblLook w:val="0400" w:firstRow="0" w:lastRow="0" w:firstColumn="0" w:lastColumn="0" w:noHBand="0" w:noVBand="1"/>
       </w:tblPr>
       <w:tblGrid>
-        <w:gridCol w:w="3367"/>
-        <w:gridCol w:w="2248"/>
-        <w:gridCol w:w="3913"/>
+        <w:gridCol w:w="4309"/>
+        <w:gridCol w:w="1927"/>
+        <w:gridCol w:w="2835"/>
       </w:tblGrid>
       <w:tr>
         <w:trPr>
+          <w:cantSplit/>
+          <w:tblHeader/>
           <w:jc w:val="center"/>
         </w:trPr>
         <w:tc>
           <w:tcPr>
-            <w:tcW w:w="3367" w:type="dxa"/>
-            <w:tcBorders>
-              <w:top w:val="single" w:sz="8" w:space="0" w:color="000000"/>
-              <w:left w:val="single" w:sz="8" w:space="0" w:color="000000"/>
-              <w:bottom w:val="single" w:sz="8" w:space="0" w:color="000000"/>
-              <w:right w:val="single" w:sz="8" w:space="0" w:color="000000"/>
-            </w:tcBorders>
-            <w:vAlign w:val="center"/>
-          </w:tcPr>
-          <w:p>
-            <w:pPr>
+            <w:tcW w:w="4309" w:type="dxa"/>
+            <w:tcBorders>
+              <w:top w:val="single" w:sz="8" w:space="0" w:color="000000"/>
+              <w:left w:val="single" w:sz="8" w:space="0" w:color="000000"/>
+              <w:bottom w:val="single" w:sz="8" w:space="0" w:color="000000"/>
+              <w:right w:val="single" w:sz="8" w:space="0" w:color="000000"/>
+            </w:tcBorders>
+            <w:vAlign w:val="center"/>
+          </w:tcPr>
+          <w:p>
+            <w:pPr>
+              <w:keepNext/>
               <w:jc w:val="center"/>
               <w:rPr>
                 <w:sz w:val="24"/>
@@ -6027,17 +6164,18 @@
         </w:tc>
         <w:tc>
           <w:tcPr>
-            <w:tcW w:w="2248" w:type="dxa"/>
-            <w:tcBorders>
-              <w:top w:val="single" w:sz="8" w:space="0" w:color="000000"/>
-              <w:left w:val="single" w:sz="8" w:space="0" w:color="000000"/>
-              <w:bottom w:val="single" w:sz="8" w:space="0" w:color="000000"/>
-              <w:right w:val="single" w:sz="8" w:space="0" w:color="000000"/>
-            </w:tcBorders>
-            <w:vAlign w:val="center"/>
-          </w:tcPr>
-          <w:p>
-            <w:pPr>
+            <w:tcW w:w="1927" w:type="dxa"/>
+            <w:tcBorders>
+              <w:top w:val="single" w:sz="8" w:space="0" w:color="000000"/>
+              <w:left w:val="single" w:sz="8" w:space="0" w:color="000000"/>
+              <w:bottom w:val="single" w:sz="8" w:space="0" w:color="000000"/>
+              <w:right w:val="single" w:sz="8" w:space="0" w:color="000000"/>
+            </w:tcBorders>
+            <w:vAlign w:val="center"/>
+          </w:tcPr>
+          <w:p>
+            <w:pPr>
+              <w:keepNext/>
               <w:jc w:val="center"/>
               <w:rPr>
                 <w:sz w:val="24"/>
@@ -6057,17 +6195,18 @@
         </w:tc>
         <w:tc>
           <w:tcPr>
-            <w:tcW w:w="3913" w:type="dxa"/>
-            <w:tcBorders>
-              <w:top w:val="single" w:sz="8" w:space="0" w:color="000000"/>
-              <w:left w:val="single" w:sz="8" w:space="0" w:color="000000"/>
-              <w:bottom w:val="single" w:sz="8" w:space="0" w:color="000000"/>
-              <w:right w:val="single" w:sz="8" w:space="0" w:color="000000"/>
-            </w:tcBorders>
-            <w:vAlign w:val="center"/>
-          </w:tcPr>
-          <w:p>
-            <w:pPr>
+            <w:tcW w:w="2835" w:type="dxa"/>
+            <w:tcBorders>
+              <w:top w:val="single" w:sz="8" w:space="0" w:color="000000"/>
+              <w:left w:val="single" w:sz="8" w:space="0" w:color="000000"/>
+              <w:bottom w:val="single" w:sz="8" w:space="0" w:color="000000"/>
+              <w:right w:val="single" w:sz="8" w:space="0" w:color="000000"/>
+            </w:tcBorders>
+            <w:vAlign w:val="center"/>
+          </w:tcPr>
+          <w:p>
+            <w:pPr>
+              <w:keepNext/>
               <w:jc w:val="center"/>
               <w:rPr>
                 <w:sz w:val="24"/>
@@ -6088,11 +6227,12 @@
       </w:tr>
       <w:tr>
         <w:trPr>
+          <w:cantSplit/>
           <w:jc w:val="center"/>
         </w:trPr>
         <w:tc>
           <w:tcPr>
-            <w:tcW w:w="3367" w:type="dxa"/>
+            <w:tcW w:w="4309" w:type="dxa"/>
             <w:tcBorders>
               <w:top w:val="single" w:sz="8" w:space="0" w:color="000000"/>
               <w:left w:val="single" w:sz="8" w:space="0" w:color="000000"/>
@@ -6120,7 +6260,7 @@
         </w:tc>
         <w:tc>
           <w:tcPr>
-            <w:tcW w:w="2248" w:type="dxa"/>
+            <w:tcW w:w="1927" w:type="dxa"/>
             <w:tcBorders>
               <w:top w:val="single" w:sz="8" w:space="0" w:color="000000"/>
               <w:left w:val="single" w:sz="8" w:space="0" w:color="000000"/>
@@ -6148,18 +6288,18 @@
         </w:tc>
         <w:tc>
           <w:tcPr>
-            <w:tcW w:w="3913" w:type="dxa"/>
-            <w:tcBorders>
-              <w:top w:val="single" w:sz="8" w:space="0" w:color="000000"/>
-              <w:left w:val="single" w:sz="8" w:space="0" w:color="000000"/>
-              <w:bottom w:val="single" w:sz="8" w:space="0" w:color="000000"/>
-              <w:right w:val="single" w:sz="8" w:space="0" w:color="000000"/>
-            </w:tcBorders>
-            <w:vAlign w:val="center"/>
-          </w:tcPr>
-          <w:p>
-            <w:pPr>
-              <w:jc w:val="both"/>
+            <w:tcW w:w="2835" w:type="dxa"/>
+            <w:tcBorders>
+              <w:top w:val="single" w:sz="8" w:space="0" w:color="000000"/>
+              <w:left w:val="single" w:sz="8" w:space="0" w:color="000000"/>
+              <w:bottom w:val="single" w:sz="8" w:space="0" w:color="000000"/>
+              <w:right w:val="single" w:sz="8" w:space="0" w:color="000000"/>
+            </w:tcBorders>
+            <w:vAlign w:val="center"/>
+          </w:tcPr>
+          <w:p>
+            <w:pPr>
+              <w:jc w:val="left"/>
               <w:rPr>
                 <w:sz w:val="24"/>
                 <w:szCs w:val="24"/>
@@ -6178,11 +6318,12 @@
       </w:tr>
       <w:tr>
         <w:trPr>
+          <w:cantSplit/>
           <w:jc w:val="center"/>
         </w:trPr>
         <w:tc>
           <w:tcPr>
-            <w:tcW w:w="3367" w:type="dxa"/>
+            <w:tcW w:w="4309" w:type="dxa"/>
             <w:tcBorders>
               <w:top w:val="single" w:sz="8" w:space="0" w:color="000000"/>
               <w:left w:val="single" w:sz="8" w:space="0" w:color="000000"/>
@@ -6210,7 +6351,7 @@
         </w:tc>
         <w:tc>
           <w:tcPr>
-            <w:tcW w:w="2248" w:type="dxa"/>
+            <w:tcW w:w="1927" w:type="dxa"/>
             <w:tcBorders>
               <w:top w:val="single" w:sz="8" w:space="0" w:color="000000"/>
               <w:left w:val="single" w:sz="8" w:space="0" w:color="000000"/>
@@ -6238,18 +6379,18 @@
         </w:tc>
         <w:tc>
           <w:tcPr>
-            <w:tcW w:w="3913" w:type="dxa"/>
-            <w:tcBorders>
-              <w:top w:val="single" w:sz="8" w:space="0" w:color="000000"/>
-              <w:left w:val="single" w:sz="8" w:space="0" w:color="000000"/>
-              <w:bottom w:val="single" w:sz="8" w:space="0" w:color="000000"/>
-              <w:right w:val="single" w:sz="8" w:space="0" w:color="000000"/>
-            </w:tcBorders>
-            <w:vAlign w:val="center"/>
-          </w:tcPr>
-          <w:p>
-            <w:pPr>
-              <w:jc w:val="both"/>
+            <w:tcW w:w="2835" w:type="dxa"/>
+            <w:tcBorders>
+              <w:top w:val="single" w:sz="8" w:space="0" w:color="000000"/>
+              <w:left w:val="single" w:sz="8" w:space="0" w:color="000000"/>
+              <w:bottom w:val="single" w:sz="8" w:space="0" w:color="000000"/>
+              <w:right w:val="single" w:sz="8" w:space="0" w:color="000000"/>
+            </w:tcBorders>
+            <w:vAlign w:val="center"/>
+          </w:tcPr>
+          <w:p>
+            <w:pPr>
+              <w:jc w:val="left"/>
               <w:rPr>
                 <w:sz w:val="24"/>
                 <w:szCs w:val="24"/>
@@ -6268,11 +6409,12 @@
       </w:tr>
       <w:tr>
         <w:trPr>
+          <w:cantSplit/>
           <w:jc w:val="center"/>
         </w:trPr>
         <w:tc>
           <w:tcPr>
-            <w:tcW w:w="3367" w:type="dxa"/>
+            <w:tcW w:w="4309" w:type="dxa"/>
             <w:tcBorders>
               <w:top w:val="single" w:sz="8" w:space="0" w:color="000000"/>
               <w:left w:val="single" w:sz="8" w:space="0" w:color="000000"/>
@@ -6300,7 +6442,7 @@
         </w:tc>
         <w:tc>
           <w:tcPr>
-            <w:tcW w:w="2248" w:type="dxa"/>
+            <w:tcW w:w="1927" w:type="dxa"/>
             <w:tcBorders>
               <w:top w:val="single" w:sz="8" w:space="0" w:color="000000"/>
               <w:left w:val="single" w:sz="8" w:space="0" w:color="000000"/>
@@ -6328,18 +6470,18 @@
         </w:tc>
         <w:tc>
           <w:tcPr>
-            <w:tcW w:w="3913" w:type="dxa"/>
-            <w:tcBorders>
-              <w:top w:val="single" w:sz="8" w:space="0" w:color="000000"/>
-              <w:left w:val="single" w:sz="8" w:space="0" w:color="000000"/>
-              <w:bottom w:val="single" w:sz="8" w:space="0" w:color="000000"/>
-              <w:right w:val="single" w:sz="8" w:space="0" w:color="000000"/>
-            </w:tcBorders>
-            <w:vAlign w:val="center"/>
-          </w:tcPr>
-          <w:p>
-            <w:pPr>
-              <w:jc w:val="both"/>
+            <w:tcW w:w="2835" w:type="dxa"/>
+            <w:tcBorders>
+              <w:top w:val="single" w:sz="8" w:space="0" w:color="000000"/>
+              <w:left w:val="single" w:sz="8" w:space="0" w:color="000000"/>
+              <w:bottom w:val="single" w:sz="8" w:space="0" w:color="000000"/>
+              <w:right w:val="single" w:sz="8" w:space="0" w:color="000000"/>
+            </w:tcBorders>
+            <w:vAlign w:val="center"/>
+          </w:tcPr>
+          <w:p>
+            <w:pPr>
+              <w:jc w:val="left"/>
               <w:rPr>
                 <w:sz w:val="24"/>
                 <w:szCs w:val="24"/>
@@ -6358,11 +6500,12 @@
       </w:tr>
       <w:tr>
         <w:trPr>
+          <w:cantSplit/>
           <w:jc w:val="center"/>
         </w:trPr>
         <w:tc>
           <w:tcPr>
-            <w:tcW w:w="3367" w:type="dxa"/>
+            <w:tcW w:w="4309" w:type="dxa"/>
             <w:tcBorders>
               <w:top w:val="single" w:sz="8" w:space="0" w:color="000000"/>
               <w:left w:val="single" w:sz="8" w:space="0" w:color="000000"/>
@@ -6390,7 +6533,7 @@
         </w:tc>
         <w:tc>
           <w:tcPr>
-            <w:tcW w:w="2248" w:type="dxa"/>
+            <w:tcW w:w="1927" w:type="dxa"/>
             <w:tcBorders>
               <w:top w:val="single" w:sz="8" w:space="0" w:color="000000"/>
               <w:left w:val="single" w:sz="8" w:space="0" w:color="000000"/>
@@ -6418,18 +6561,18 @@
         </w:tc>
         <w:tc>
           <w:tcPr>
-            <w:tcW w:w="3913" w:type="dxa"/>
-            <w:tcBorders>
-              <w:top w:val="single" w:sz="8" w:space="0" w:color="000000"/>
-              <w:left w:val="single" w:sz="8" w:space="0" w:color="000000"/>
-              <w:bottom w:val="single" w:sz="8" w:space="0" w:color="000000"/>
-              <w:right w:val="single" w:sz="8" w:space="0" w:color="000000"/>
-            </w:tcBorders>
-            <w:vAlign w:val="center"/>
-          </w:tcPr>
-          <w:p>
-            <w:pPr>
-              <w:jc w:val="both"/>
+            <w:tcW w:w="2835" w:type="dxa"/>
+            <w:tcBorders>
+              <w:top w:val="single" w:sz="8" w:space="0" w:color="000000"/>
+              <w:left w:val="single" w:sz="8" w:space="0" w:color="000000"/>
+              <w:bottom w:val="single" w:sz="8" w:space="0" w:color="000000"/>
+              <w:right w:val="single" w:sz="8" w:space="0" w:color="000000"/>
+            </w:tcBorders>
+            <w:vAlign w:val="center"/>
+          </w:tcPr>
+          <w:p>
+            <w:pPr>
+              <w:jc w:val="left"/>
               <w:rPr>
                 <w:sz w:val="24"/>
                 <w:szCs w:val="24"/>
@@ -6448,11 +6591,12 @@
       </w:tr>
       <w:tr>
         <w:trPr>
+          <w:cantSplit/>
           <w:jc w:val="center"/>
         </w:trPr>
         <w:tc>
           <w:tcPr>
-            <w:tcW w:w="3367" w:type="dxa"/>
+            <w:tcW w:w="4309" w:type="dxa"/>
             <w:tcBorders>
               <w:top w:val="single" w:sz="8" w:space="0" w:color="000000"/>
               <w:left w:val="single" w:sz="8" w:space="0" w:color="000000"/>
@@ -6480,7 +6624,7 @@
         </w:tc>
         <w:tc>
           <w:tcPr>
-            <w:tcW w:w="2248" w:type="dxa"/>
+            <w:tcW w:w="1927" w:type="dxa"/>
             <w:tcBorders>
               <w:top w:val="single" w:sz="8" w:space="0" w:color="000000"/>
               <w:left w:val="single" w:sz="8" w:space="0" w:color="000000"/>
@@ -6508,18 +6652,18 @@
         </w:tc>
         <w:tc>
           <w:tcPr>
-            <w:tcW w:w="3913" w:type="dxa"/>
-            <w:tcBorders>
-              <w:top w:val="single" w:sz="8" w:space="0" w:color="000000"/>
-              <w:left w:val="single" w:sz="8" w:space="0" w:color="000000"/>
-              <w:bottom w:val="single" w:sz="8" w:space="0" w:color="000000"/>
-              <w:right w:val="single" w:sz="8" w:space="0" w:color="000000"/>
-            </w:tcBorders>
-            <w:vAlign w:val="center"/>
-          </w:tcPr>
-          <w:p>
-            <w:pPr>
-              <w:jc w:val="both"/>
+            <w:tcW w:w="2835" w:type="dxa"/>
+            <w:tcBorders>
+              <w:top w:val="single" w:sz="8" w:space="0" w:color="000000"/>
+              <w:left w:val="single" w:sz="8" w:space="0" w:color="000000"/>
+              <w:bottom w:val="single" w:sz="8" w:space="0" w:color="000000"/>
+              <w:right w:val="single" w:sz="8" w:space="0" w:color="000000"/>
+            </w:tcBorders>
+            <w:vAlign w:val="center"/>
+          </w:tcPr>
+          <w:p>
+            <w:pPr>
+              <w:jc w:val="left"/>
               <w:rPr>
                 <w:sz w:val="24"/>
                 <w:szCs w:val="24"/>
@@ -6538,11 +6682,12 @@
       </w:tr>
       <w:tr>
         <w:trPr>
+          <w:cantSplit/>
           <w:jc w:val="center"/>
         </w:trPr>
         <w:tc>
           <w:tcPr>
-            <w:tcW w:w="3367" w:type="dxa"/>
+            <w:tcW w:w="4309" w:type="dxa"/>
             <w:tcBorders>
               <w:top w:val="single" w:sz="8" w:space="0" w:color="000000"/>
               <w:left w:val="single" w:sz="8" w:space="0" w:color="000000"/>
@@ -6570,7 +6715,7 @@
         </w:tc>
         <w:tc>
           <w:tcPr>
-            <w:tcW w:w="2248" w:type="dxa"/>
+            <w:tcW w:w="1927" w:type="dxa"/>
             <w:tcBorders>
               <w:top w:val="single" w:sz="8" w:space="0" w:color="000000"/>
               <w:left w:val="single" w:sz="8" w:space="0" w:color="000000"/>
@@ -6598,18 +6743,18 @@
         </w:tc>
         <w:tc>
           <w:tcPr>
-            <w:tcW w:w="3913" w:type="dxa"/>
-            <w:tcBorders>
-              <w:top w:val="single" w:sz="8" w:space="0" w:color="000000"/>
-              <w:left w:val="single" w:sz="8" w:space="0" w:color="000000"/>
-              <w:bottom w:val="single" w:sz="8" w:space="0" w:color="000000"/>
-              <w:right w:val="single" w:sz="8" w:space="0" w:color="000000"/>
-            </w:tcBorders>
-            <w:vAlign w:val="center"/>
-          </w:tcPr>
-          <w:p>
-            <w:pPr>
-              <w:jc w:val="both"/>
+            <w:tcW w:w="2835" w:type="dxa"/>
+            <w:tcBorders>
+              <w:top w:val="single" w:sz="8" w:space="0" w:color="000000"/>
+              <w:left w:val="single" w:sz="8" w:space="0" w:color="000000"/>
+              <w:bottom w:val="single" w:sz="8" w:space="0" w:color="000000"/>
+              <w:right w:val="single" w:sz="8" w:space="0" w:color="000000"/>
+            </w:tcBorders>
+            <w:vAlign w:val="center"/>
+          </w:tcPr>
+          <w:p>
+            <w:pPr>
+              <w:jc w:val="left"/>
               <w:rPr>
                 <w:sz w:val="24"/>
                 <w:szCs w:val="24"/>
@@ -6628,11 +6773,12 @@
       </w:tr>
       <w:tr>
         <w:trPr>
+          <w:cantSplit/>
           <w:jc w:val="center"/>
         </w:trPr>
         <w:tc>
           <w:tcPr>
-            <w:tcW w:w="3367" w:type="dxa"/>
+            <w:tcW w:w="4309" w:type="dxa"/>
             <w:tcBorders>
               <w:top w:val="single" w:sz="8" w:space="0" w:color="000000"/>
               <w:left w:val="single" w:sz="8" w:space="0" w:color="000000"/>
@@ -6660,7 +6806,7 @@
         </w:tc>
         <w:tc>
           <w:tcPr>
-            <w:tcW w:w="2248" w:type="dxa"/>
+            <w:tcW w:w="1927" w:type="dxa"/>
             <w:tcBorders>
               <w:top w:val="single" w:sz="8" w:space="0" w:color="000000"/>
               <w:left w:val="single" w:sz="8" w:space="0" w:color="000000"/>
@@ -6688,18 +6834,18 @@
         </w:tc>
         <w:tc>
           <w:tcPr>
-            <w:tcW w:w="3913" w:type="dxa"/>
-            <w:tcBorders>
-              <w:top w:val="single" w:sz="8" w:space="0" w:color="000000"/>
-              <w:left w:val="single" w:sz="8" w:space="0" w:color="000000"/>
-              <w:bottom w:val="single" w:sz="8" w:space="0" w:color="000000"/>
-              <w:right w:val="single" w:sz="8" w:space="0" w:color="000000"/>
-            </w:tcBorders>
-            <w:vAlign w:val="center"/>
-          </w:tcPr>
-          <w:p>
-            <w:pPr>
-              <w:jc w:val="both"/>
+            <w:tcW w:w="2835" w:type="dxa"/>
+            <w:tcBorders>
+              <w:top w:val="single" w:sz="8" w:space="0" w:color="000000"/>
+              <w:left w:val="single" w:sz="8" w:space="0" w:color="000000"/>
+              <w:bottom w:val="single" w:sz="8" w:space="0" w:color="000000"/>
+              <w:right w:val="single" w:sz="8" w:space="0" w:color="000000"/>
+            </w:tcBorders>
+            <w:vAlign w:val="center"/>
+          </w:tcPr>
+          <w:p>
+            <w:pPr>
+              <w:jc w:val="left"/>
               <w:rPr>
                 <w:sz w:val="24"/>
                 <w:szCs w:val="24"/>
@@ -6718,11 +6864,12 @@
       </w:tr>
       <w:tr>
         <w:trPr>
+          <w:cantSplit/>
           <w:jc w:val="center"/>
         </w:trPr>
         <w:tc>
           <w:tcPr>
-            <w:tcW w:w="3367" w:type="dxa"/>
+            <w:tcW w:w="4309" w:type="dxa"/>
             <w:tcBorders>
               <w:top w:val="single" w:sz="8" w:space="0" w:color="000000"/>
               <w:left w:val="single" w:sz="8" w:space="0" w:color="000000"/>
@@ -6750,7 +6897,7 @@
         </w:tc>
         <w:tc>
           <w:tcPr>
-            <w:tcW w:w="2248" w:type="dxa"/>
+            <w:tcW w:w="1927" w:type="dxa"/>
             <w:tcBorders>
               <w:top w:val="single" w:sz="8" w:space="0" w:color="000000"/>
               <w:left w:val="single" w:sz="8" w:space="0" w:color="000000"/>
@@ -6778,18 +6925,18 @@
         </w:tc>
         <w:tc>
           <w:tcPr>
-            <w:tcW w:w="3913" w:type="dxa"/>
-            <w:tcBorders>
-              <w:top w:val="single" w:sz="8" w:space="0" w:color="000000"/>
-              <w:left w:val="single" w:sz="8" w:space="0" w:color="000000"/>
-              <w:bottom w:val="single" w:sz="8" w:space="0" w:color="000000"/>
-              <w:right w:val="single" w:sz="8" w:space="0" w:color="000000"/>
-            </w:tcBorders>
-            <w:vAlign w:val="center"/>
-          </w:tcPr>
-          <w:p>
-            <w:pPr>
-              <w:jc w:val="both"/>
+            <w:tcW w:w="2835" w:type="dxa"/>
+            <w:tcBorders>
+              <w:top w:val="single" w:sz="8" w:space="0" w:color="000000"/>
+              <w:left w:val="single" w:sz="8" w:space="0" w:color="000000"/>
+              <w:bottom w:val="single" w:sz="8" w:space="0" w:color="000000"/>
+              <w:right w:val="single" w:sz="8" w:space="0" w:color="000000"/>
+            </w:tcBorders>
+            <w:vAlign w:val="center"/>
+          </w:tcPr>
+          <w:p>
+            <w:pPr>
+              <w:jc w:val="left"/>
               <w:rPr>
                 <w:sz w:val="24"/>
                 <w:szCs w:val="24"/>
@@ -6846,6 +6993,7 @@
     </w:p>
     <w:p>
       <w:pPr>
+        <w:keepNext/>
         <w:pBdr>
           <w:top w:val="nil"/>
           <w:left w:val="nil"/>
@@ -6878,27 +7026,30 @@
         <w:tblLook w:val="0400" w:firstRow="0" w:lastRow="0" w:firstColumn="0" w:lastColumn="0" w:noHBand="0" w:noVBand="1"/>
       </w:tblPr>
       <w:tblGrid>
-        <w:gridCol w:w="3367"/>
-        <w:gridCol w:w="2248"/>
-        <w:gridCol w:w="3913"/>
+        <w:gridCol w:w="4309"/>
+        <w:gridCol w:w="1927"/>
+        <w:gridCol w:w="2835"/>
       </w:tblGrid>
       <w:tr>
         <w:trPr>
+          <w:cantSplit/>
+          <w:tblHeader/>
           <w:jc w:val="center"/>
         </w:trPr>
         <w:tc>
           <w:tcPr>
-            <w:tcW w:w="3367" w:type="dxa"/>
-            <w:tcBorders>
-              <w:top w:val="single" w:sz="8" w:space="0" w:color="000000"/>
-              <w:left w:val="single" w:sz="8" w:space="0" w:color="000000"/>
-              <w:bottom w:val="single" w:sz="8" w:space="0" w:color="000000"/>
-              <w:right w:val="single" w:sz="8" w:space="0" w:color="000000"/>
-            </w:tcBorders>
-            <w:vAlign w:val="center"/>
-          </w:tcPr>
-          <w:p>
-            <w:pPr>
+            <w:tcW w:w="4309" w:type="dxa"/>
+            <w:tcBorders>
+              <w:top w:val="single" w:sz="8" w:space="0" w:color="000000"/>
+              <w:left w:val="single" w:sz="8" w:space="0" w:color="000000"/>
+              <w:bottom w:val="single" w:sz="8" w:space="0" w:color="000000"/>
+              <w:right w:val="single" w:sz="8" w:space="0" w:color="000000"/>
+            </w:tcBorders>
+            <w:vAlign w:val="center"/>
+          </w:tcPr>
+          <w:p>
+            <w:pPr>
+              <w:keepNext/>
               <w:jc w:val="center"/>
               <w:rPr>
                 <w:sz w:val="24"/>
@@ -6918,17 +7069,18 @@
         </w:tc>
         <w:tc>
           <w:tcPr>
-            <w:tcW w:w="2248" w:type="dxa"/>
-            <w:tcBorders>
-              <w:top w:val="single" w:sz="8" w:space="0" w:color="000000"/>
-              <w:left w:val="single" w:sz="8" w:space="0" w:color="000000"/>
-              <w:bottom w:val="single" w:sz="8" w:space="0" w:color="000000"/>
-              <w:right w:val="single" w:sz="8" w:space="0" w:color="000000"/>
-            </w:tcBorders>
-            <w:vAlign w:val="center"/>
-          </w:tcPr>
-          <w:p>
-            <w:pPr>
+            <w:tcW w:w="1927" w:type="dxa"/>
+            <w:tcBorders>
+              <w:top w:val="single" w:sz="8" w:space="0" w:color="000000"/>
+              <w:left w:val="single" w:sz="8" w:space="0" w:color="000000"/>
+              <w:bottom w:val="single" w:sz="8" w:space="0" w:color="000000"/>
+              <w:right w:val="single" w:sz="8" w:space="0" w:color="000000"/>
+            </w:tcBorders>
+            <w:vAlign w:val="center"/>
+          </w:tcPr>
+          <w:p>
+            <w:pPr>
+              <w:keepNext/>
               <w:jc w:val="center"/>
               <w:rPr>
                 <w:sz w:val="24"/>
@@ -6948,17 +7100,18 @@
         </w:tc>
         <w:tc>
           <w:tcPr>
-            <w:tcW w:w="3913" w:type="dxa"/>
-            <w:tcBorders>
-              <w:top w:val="single" w:sz="8" w:space="0" w:color="000000"/>
-              <w:left w:val="single" w:sz="8" w:space="0" w:color="000000"/>
-              <w:bottom w:val="single" w:sz="8" w:space="0" w:color="000000"/>
-              <w:right w:val="single" w:sz="8" w:space="0" w:color="000000"/>
-            </w:tcBorders>
-            <w:vAlign w:val="center"/>
-          </w:tcPr>
-          <w:p>
-            <w:pPr>
+            <w:tcW w:w="2835" w:type="dxa"/>
+            <w:tcBorders>
+              <w:top w:val="single" w:sz="8" w:space="0" w:color="000000"/>
+              <w:left w:val="single" w:sz="8" w:space="0" w:color="000000"/>
+              <w:bottom w:val="single" w:sz="8" w:space="0" w:color="000000"/>
+              <w:right w:val="single" w:sz="8" w:space="0" w:color="000000"/>
+            </w:tcBorders>
+            <w:vAlign w:val="center"/>
+          </w:tcPr>
+          <w:p>
+            <w:pPr>
+              <w:keepNext/>
               <w:jc w:val="center"/>
               <w:rPr>
                 <w:sz w:val="24"/>
@@ -6979,11 +7132,12 @@
       </w:tr>
       <w:tr>
         <w:trPr>
+          <w:cantSplit/>
           <w:jc w:val="center"/>
         </w:trPr>
         <w:tc>
           <w:tcPr>
-            <w:tcW w:w="3367" w:type="dxa"/>
+            <w:tcW w:w="4309" w:type="dxa"/>
             <w:tcBorders>
               <w:top w:val="single" w:sz="8" w:space="0" w:color="000000"/>
               <w:left w:val="single" w:sz="8" w:space="0" w:color="000000"/>
@@ -7011,7 +7165,7 @@
         </w:tc>
         <w:tc>
           <w:tcPr>
-            <w:tcW w:w="2248" w:type="dxa"/>
+            <w:tcW w:w="1927" w:type="dxa"/>
             <w:tcBorders>
               <w:top w:val="single" w:sz="8" w:space="0" w:color="000000"/>
               <w:left w:val="single" w:sz="8" w:space="0" w:color="000000"/>
@@ -7039,18 +7193,18 @@
         </w:tc>
         <w:tc>
           <w:tcPr>
-            <w:tcW w:w="3913" w:type="dxa"/>
-            <w:tcBorders>
-              <w:top w:val="single" w:sz="8" w:space="0" w:color="000000"/>
-              <w:left w:val="single" w:sz="8" w:space="0" w:color="000000"/>
-              <w:bottom w:val="single" w:sz="8" w:space="0" w:color="000000"/>
-              <w:right w:val="single" w:sz="8" w:space="0" w:color="000000"/>
-            </w:tcBorders>
-            <w:vAlign w:val="center"/>
-          </w:tcPr>
-          <w:p>
-            <w:pPr>
-              <w:jc w:val="both"/>
+            <w:tcW w:w="2835" w:type="dxa"/>
+            <w:tcBorders>
+              <w:top w:val="single" w:sz="8" w:space="0" w:color="000000"/>
+              <w:left w:val="single" w:sz="8" w:space="0" w:color="000000"/>
+              <w:bottom w:val="single" w:sz="8" w:space="0" w:color="000000"/>
+              <w:right w:val="single" w:sz="8" w:space="0" w:color="000000"/>
+            </w:tcBorders>
+            <w:vAlign w:val="center"/>
+          </w:tcPr>
+          <w:p>
+            <w:pPr>
+              <w:jc w:val="left"/>
               <w:rPr>
                 <w:sz w:val="24"/>
                 <w:szCs w:val="24"/>
@@ -7069,11 +7223,12 @@
       </w:tr>
       <w:tr>
         <w:trPr>
+          <w:cantSplit/>
           <w:jc w:val="center"/>
         </w:trPr>
         <w:tc>
           <w:tcPr>
-            <w:tcW w:w="3367" w:type="dxa"/>
+            <w:tcW w:w="4309" w:type="dxa"/>
             <w:tcBorders>
               <w:top w:val="single" w:sz="8" w:space="0" w:color="000000"/>
               <w:left w:val="single" w:sz="8" w:space="0" w:color="000000"/>
@@ -7101,7 +7256,7 @@
         </w:tc>
         <w:tc>
           <w:tcPr>
-            <w:tcW w:w="2248" w:type="dxa"/>
+            <w:tcW w:w="1927" w:type="dxa"/>
             <w:tcBorders>
               <w:top w:val="single" w:sz="8" w:space="0" w:color="000000"/>
               <w:left w:val="single" w:sz="8" w:space="0" w:color="000000"/>
@@ -7129,18 +7284,18 @@
         </w:tc>
         <w:tc>
           <w:tcPr>
-            <w:tcW w:w="3913" w:type="dxa"/>
-            <w:tcBorders>
-              <w:top w:val="single" w:sz="8" w:space="0" w:color="000000"/>
-              <w:left w:val="single" w:sz="8" w:space="0" w:color="000000"/>
-              <w:bottom w:val="single" w:sz="8" w:space="0" w:color="000000"/>
-              <w:right w:val="single" w:sz="8" w:space="0" w:color="000000"/>
-            </w:tcBorders>
-            <w:vAlign w:val="center"/>
-          </w:tcPr>
-          <w:p>
-            <w:pPr>
-              <w:jc w:val="both"/>
+            <w:tcW w:w="2835" w:type="dxa"/>
+            <w:tcBorders>
+              <w:top w:val="single" w:sz="8" w:space="0" w:color="000000"/>
+              <w:left w:val="single" w:sz="8" w:space="0" w:color="000000"/>
+              <w:bottom w:val="single" w:sz="8" w:space="0" w:color="000000"/>
+              <w:right w:val="single" w:sz="8" w:space="0" w:color="000000"/>
+            </w:tcBorders>
+            <w:vAlign w:val="center"/>
+          </w:tcPr>
+          <w:p>
+            <w:pPr>
+              <w:jc w:val="left"/>
               <w:rPr>
                 <w:sz w:val="24"/>
                 <w:szCs w:val="24"/>
@@ -7159,11 +7314,12 @@
       </w:tr>
       <w:tr>
         <w:trPr>
+          <w:cantSplit/>
           <w:jc w:val="center"/>
         </w:trPr>
         <w:tc>
           <w:tcPr>
-            <w:tcW w:w="3367" w:type="dxa"/>
+            <w:tcW w:w="4309" w:type="dxa"/>
             <w:tcBorders>
               <w:top w:val="single" w:sz="8" w:space="0" w:color="000000"/>
               <w:left w:val="single" w:sz="8" w:space="0" w:color="000000"/>
@@ -7191,7 +7347,7 @@
         </w:tc>
         <w:tc>
           <w:tcPr>
-            <w:tcW w:w="2248" w:type="dxa"/>
+            <w:tcW w:w="1927" w:type="dxa"/>
             <w:tcBorders>
               <w:top w:val="single" w:sz="8" w:space="0" w:color="000000"/>
               <w:left w:val="single" w:sz="8" w:space="0" w:color="000000"/>
@@ -7219,18 +7375,18 @@
         </w:tc>
         <w:tc>
           <w:tcPr>
-            <w:tcW w:w="3913" w:type="dxa"/>
-            <w:tcBorders>
-              <w:top w:val="single" w:sz="8" w:space="0" w:color="000000"/>
-              <w:left w:val="single" w:sz="8" w:space="0" w:color="000000"/>
-              <w:bottom w:val="single" w:sz="8" w:space="0" w:color="000000"/>
-              <w:right w:val="single" w:sz="8" w:space="0" w:color="000000"/>
-            </w:tcBorders>
-            <w:vAlign w:val="center"/>
-          </w:tcPr>
-          <w:p>
-            <w:pPr>
-              <w:jc w:val="both"/>
+            <w:tcW w:w="2835" w:type="dxa"/>
+            <w:tcBorders>
+              <w:top w:val="single" w:sz="8" w:space="0" w:color="000000"/>
+              <w:left w:val="single" w:sz="8" w:space="0" w:color="000000"/>
+              <w:bottom w:val="single" w:sz="8" w:space="0" w:color="000000"/>
+              <w:right w:val="single" w:sz="8" w:space="0" w:color="000000"/>
+            </w:tcBorders>
+            <w:vAlign w:val="center"/>
+          </w:tcPr>
+          <w:p>
+            <w:pPr>
+              <w:jc w:val="left"/>
               <w:rPr>
                 <w:sz w:val="24"/>
                 <w:szCs w:val="24"/>
@@ -7249,11 +7405,12 @@
       </w:tr>
       <w:tr>
         <w:trPr>
+          <w:cantSplit/>
           <w:jc w:val="center"/>
         </w:trPr>
         <w:tc>
           <w:tcPr>
-            <w:tcW w:w="3367" w:type="dxa"/>
+            <w:tcW w:w="4309" w:type="dxa"/>
             <w:tcBorders>
               <w:top w:val="single" w:sz="8" w:space="0" w:color="000000"/>
               <w:left w:val="single" w:sz="8" w:space="0" w:color="000000"/>
@@ -7281,7 +7438,7 @@
         </w:tc>
         <w:tc>
           <w:tcPr>
-            <w:tcW w:w="2248" w:type="dxa"/>
+            <w:tcW w:w="1927" w:type="dxa"/>
             <w:tcBorders>
               <w:top w:val="single" w:sz="8" w:space="0" w:color="000000"/>
               <w:left w:val="single" w:sz="8" w:space="0" w:color="000000"/>
@@ -7309,18 +7466,18 @@
         </w:tc>
         <w:tc>
           <w:tcPr>
-            <w:tcW w:w="3913" w:type="dxa"/>
-            <w:tcBorders>
-              <w:top w:val="single" w:sz="8" w:space="0" w:color="000000"/>
-              <w:left w:val="single" w:sz="8" w:space="0" w:color="000000"/>
-              <w:bottom w:val="single" w:sz="8" w:space="0" w:color="000000"/>
-              <w:right w:val="single" w:sz="8" w:space="0" w:color="000000"/>
-            </w:tcBorders>
-            <w:vAlign w:val="center"/>
-          </w:tcPr>
-          <w:p>
-            <w:pPr>
-              <w:jc w:val="both"/>
+            <w:tcW w:w="2835" w:type="dxa"/>
+            <w:tcBorders>
+              <w:top w:val="single" w:sz="8" w:space="0" w:color="000000"/>
+              <w:left w:val="single" w:sz="8" w:space="0" w:color="000000"/>
+              <w:bottom w:val="single" w:sz="8" w:space="0" w:color="000000"/>
+              <w:right w:val="single" w:sz="8" w:space="0" w:color="000000"/>
+            </w:tcBorders>
+            <w:vAlign w:val="center"/>
+          </w:tcPr>
+          <w:p>
+            <w:pPr>
+              <w:jc w:val="left"/>
               <w:rPr>
                 <w:sz w:val="24"/>
                 <w:szCs w:val="24"/>
@@ -7339,11 +7496,12 @@
       </w:tr>
       <w:tr>
         <w:trPr>
+          <w:cantSplit/>
           <w:jc w:val="center"/>
         </w:trPr>
         <w:tc>
           <w:tcPr>
-            <w:tcW w:w="3367" w:type="dxa"/>
+            <w:tcW w:w="4309" w:type="dxa"/>
             <w:tcBorders>
               <w:top w:val="single" w:sz="8" w:space="0" w:color="000000"/>
               <w:left w:val="single" w:sz="8" w:space="0" w:color="000000"/>
@@ -7371,7 +7529,7 @@
         </w:tc>
         <w:tc>
           <w:tcPr>
-            <w:tcW w:w="2248" w:type="dxa"/>
+            <w:tcW w:w="1927" w:type="dxa"/>
             <w:tcBorders>
               <w:top w:val="single" w:sz="8" w:space="0" w:color="000000"/>
               <w:left w:val="single" w:sz="8" w:space="0" w:color="000000"/>
@@ -7399,18 +7557,18 @@
         </w:tc>
         <w:tc>
           <w:tcPr>
-            <w:tcW w:w="3913" w:type="dxa"/>
-            <w:tcBorders>
-              <w:top w:val="single" w:sz="8" w:space="0" w:color="000000"/>
-              <w:left w:val="single" w:sz="8" w:space="0" w:color="000000"/>
-              <w:bottom w:val="single" w:sz="8" w:space="0" w:color="000000"/>
-              <w:right w:val="single" w:sz="8" w:space="0" w:color="000000"/>
-            </w:tcBorders>
-            <w:vAlign w:val="center"/>
-          </w:tcPr>
-          <w:p>
-            <w:pPr>
-              <w:jc w:val="both"/>
+            <w:tcW w:w="2835" w:type="dxa"/>
+            <w:tcBorders>
+              <w:top w:val="single" w:sz="8" w:space="0" w:color="000000"/>
+              <w:left w:val="single" w:sz="8" w:space="0" w:color="000000"/>
+              <w:bottom w:val="single" w:sz="8" w:space="0" w:color="000000"/>
+              <w:right w:val="single" w:sz="8" w:space="0" w:color="000000"/>
+            </w:tcBorders>
+            <w:vAlign w:val="center"/>
+          </w:tcPr>
+          <w:p>
+            <w:pPr>
+              <w:jc w:val="left"/>
               <w:rPr>
                 <w:sz w:val="24"/>
                 <w:szCs w:val="24"/>
@@ -7467,6 +7625,7 @@
     </w:p>
     <w:p>
       <w:pPr>
+        <w:keepNext/>
         <w:pBdr>
           <w:top w:val="nil"/>
           <w:left w:val="nil"/>
@@ -7486,7 +7645,7 @@
           <w:sz w:val="24"/>
           <w:szCs w:val="24"/>
         </w:rPr>
-        <w:t xml:space="preserve">Prosedur ini berlaku sebelum dan sesudah penawaran dikirim, bila customer meminta atau penawaran memuat pengecualian komersial. Pihak yang memutuskan ditetapkan di butir 4.10.</w:t>
+        <w:t xml:space="preserve">Prosedur ini berlaku sebelum dan setelah penawaran dikirim, jika customer meminta atau penawaran memuat pengecualian komersial. Pihak yang memutuskan ditetapkan di butir 4.10.</w:t>
       </w:r>
     </w:p>
     <w:tbl>
@@ -7499,27 +7658,30 @@
         <w:tblLook w:val="0400" w:firstRow="0" w:lastRow="0" w:firstColumn="0" w:lastColumn="0" w:noHBand="0" w:noVBand="1"/>
       </w:tblPr>
       <w:tblGrid>
-        <w:gridCol w:w="3367"/>
-        <w:gridCol w:w="2248"/>
-        <w:gridCol w:w="3913"/>
+        <w:gridCol w:w="4309"/>
+        <w:gridCol w:w="1927"/>
+        <w:gridCol w:w="2835"/>
       </w:tblGrid>
       <w:tr>
         <w:trPr>
+          <w:cantSplit/>
+          <w:tblHeader/>
           <w:jc w:val="center"/>
         </w:trPr>
         <w:tc>
           <w:tcPr>
-            <w:tcW w:w="3367" w:type="dxa"/>
-            <w:tcBorders>
-              <w:top w:val="single" w:sz="8" w:space="0" w:color="000000"/>
-              <w:left w:val="single" w:sz="8" w:space="0" w:color="000000"/>
-              <w:bottom w:val="single" w:sz="8" w:space="0" w:color="000000"/>
-              <w:right w:val="single" w:sz="8" w:space="0" w:color="000000"/>
-            </w:tcBorders>
-            <w:vAlign w:val="center"/>
-          </w:tcPr>
-          <w:p>
-            <w:pPr>
+            <w:tcW w:w="4309" w:type="dxa"/>
+            <w:tcBorders>
+              <w:top w:val="single" w:sz="8" w:space="0" w:color="000000"/>
+              <w:left w:val="single" w:sz="8" w:space="0" w:color="000000"/>
+              <w:bottom w:val="single" w:sz="8" w:space="0" w:color="000000"/>
+              <w:right w:val="single" w:sz="8" w:space="0" w:color="000000"/>
+            </w:tcBorders>
+            <w:vAlign w:val="center"/>
+          </w:tcPr>
+          <w:p>
+            <w:pPr>
+              <w:keepNext/>
               <w:jc w:val="center"/>
               <w:rPr>
                 <w:sz w:val="24"/>
@@ -7539,17 +7701,18 @@
         </w:tc>
         <w:tc>
           <w:tcPr>
-            <w:tcW w:w="2248" w:type="dxa"/>
-            <w:tcBorders>
-              <w:top w:val="single" w:sz="8" w:space="0" w:color="000000"/>
-              <w:left w:val="single" w:sz="8" w:space="0" w:color="000000"/>
-              <w:bottom w:val="single" w:sz="8" w:space="0" w:color="000000"/>
-              <w:right w:val="single" w:sz="8" w:space="0" w:color="000000"/>
-            </w:tcBorders>
-            <w:vAlign w:val="center"/>
-          </w:tcPr>
-          <w:p>
-            <w:pPr>
+            <w:tcW w:w="1927" w:type="dxa"/>
+            <w:tcBorders>
+              <w:top w:val="single" w:sz="8" w:space="0" w:color="000000"/>
+              <w:left w:val="single" w:sz="8" w:space="0" w:color="000000"/>
+              <w:bottom w:val="single" w:sz="8" w:space="0" w:color="000000"/>
+              <w:right w:val="single" w:sz="8" w:space="0" w:color="000000"/>
+            </w:tcBorders>
+            <w:vAlign w:val="center"/>
+          </w:tcPr>
+          <w:p>
+            <w:pPr>
+              <w:keepNext/>
               <w:jc w:val="center"/>
               <w:rPr>
                 <w:sz w:val="24"/>
@@ -7569,17 +7732,18 @@
         </w:tc>
         <w:tc>
           <w:tcPr>
-            <w:tcW w:w="3913" w:type="dxa"/>
-            <w:tcBorders>
-              <w:top w:val="single" w:sz="8" w:space="0" w:color="000000"/>
-              <w:left w:val="single" w:sz="8" w:space="0" w:color="000000"/>
-              <w:bottom w:val="single" w:sz="8" w:space="0" w:color="000000"/>
-              <w:right w:val="single" w:sz="8" w:space="0" w:color="000000"/>
-            </w:tcBorders>
-            <w:vAlign w:val="center"/>
-          </w:tcPr>
-          <w:p>
-            <w:pPr>
+            <w:tcW w:w="2835" w:type="dxa"/>
+            <w:tcBorders>
+              <w:top w:val="single" w:sz="8" w:space="0" w:color="000000"/>
+              <w:left w:val="single" w:sz="8" w:space="0" w:color="000000"/>
+              <w:bottom w:val="single" w:sz="8" w:space="0" w:color="000000"/>
+              <w:right w:val="single" w:sz="8" w:space="0" w:color="000000"/>
+            </w:tcBorders>
+            <w:vAlign w:val="center"/>
+          </w:tcPr>
+          <w:p>
+            <w:pPr>
+              <w:keepNext/>
               <w:jc w:val="center"/>
               <w:rPr>
                 <w:sz w:val="24"/>
@@ -7600,11 +7764,12 @@
       </w:tr>
       <w:tr>
         <w:trPr>
+          <w:cantSplit/>
           <w:jc w:val="center"/>
         </w:trPr>
         <w:tc>
           <w:tcPr>
-            <w:tcW w:w="3367" w:type="dxa"/>
+            <w:tcW w:w="4309" w:type="dxa"/>
             <w:tcBorders>
               <w:top w:val="single" w:sz="8" w:space="0" w:color="000000"/>
               <w:left w:val="single" w:sz="8" w:space="0" w:color="000000"/>
@@ -7632,7 +7797,7 @@
         </w:tc>
         <w:tc>
           <w:tcPr>
-            <w:tcW w:w="2248" w:type="dxa"/>
+            <w:tcW w:w="1927" w:type="dxa"/>
             <w:tcBorders>
               <w:top w:val="single" w:sz="8" w:space="0" w:color="000000"/>
               <w:left w:val="single" w:sz="8" w:space="0" w:color="000000"/>
@@ -7660,18 +7825,18 @@
         </w:tc>
         <w:tc>
           <w:tcPr>
-            <w:tcW w:w="3913" w:type="dxa"/>
-            <w:tcBorders>
-              <w:top w:val="single" w:sz="8" w:space="0" w:color="000000"/>
-              <w:left w:val="single" w:sz="8" w:space="0" w:color="000000"/>
-              <w:bottom w:val="single" w:sz="8" w:space="0" w:color="000000"/>
-              <w:right w:val="single" w:sz="8" w:space="0" w:color="000000"/>
-            </w:tcBorders>
-            <w:vAlign w:val="center"/>
-          </w:tcPr>
-          <w:p>
-            <w:pPr>
-              <w:jc w:val="both"/>
+            <w:tcW w:w="2835" w:type="dxa"/>
+            <w:tcBorders>
+              <w:top w:val="single" w:sz="8" w:space="0" w:color="000000"/>
+              <w:left w:val="single" w:sz="8" w:space="0" w:color="000000"/>
+              <w:bottom w:val="single" w:sz="8" w:space="0" w:color="000000"/>
+              <w:right w:val="single" w:sz="8" w:space="0" w:color="000000"/>
+            </w:tcBorders>
+            <w:vAlign w:val="center"/>
+          </w:tcPr>
+          <w:p>
+            <w:pPr>
+              <w:jc w:val="left"/>
               <w:rPr>
                 <w:sz w:val="24"/>
                 <w:szCs w:val="24"/>
@@ -7690,11 +7855,12 @@
       </w:tr>
       <w:tr>
         <w:trPr>
+          <w:cantSplit/>
           <w:jc w:val="center"/>
         </w:trPr>
         <w:tc>
           <w:tcPr>
-            <w:tcW w:w="3367" w:type="dxa"/>
+            <w:tcW w:w="4309" w:type="dxa"/>
             <w:tcBorders>
               <w:top w:val="single" w:sz="8" w:space="0" w:color="000000"/>
               <w:left w:val="single" w:sz="8" w:space="0" w:color="000000"/>
@@ -7722,7 +7888,7 @@
         </w:tc>
         <w:tc>
           <w:tcPr>
-            <w:tcW w:w="2248" w:type="dxa"/>
+            <w:tcW w:w="1927" w:type="dxa"/>
             <w:tcBorders>
               <w:top w:val="single" w:sz="8" w:space="0" w:color="000000"/>
               <w:left w:val="single" w:sz="8" w:space="0" w:color="000000"/>
@@ -7750,18 +7916,18 @@
         </w:tc>
         <w:tc>
           <w:tcPr>
-            <w:tcW w:w="3913" w:type="dxa"/>
-            <w:tcBorders>
-              <w:top w:val="single" w:sz="8" w:space="0" w:color="000000"/>
-              <w:left w:val="single" w:sz="8" w:space="0" w:color="000000"/>
-              <w:bottom w:val="single" w:sz="8" w:space="0" w:color="000000"/>
-              <w:right w:val="single" w:sz="8" w:space="0" w:color="000000"/>
-            </w:tcBorders>
-            <w:vAlign w:val="center"/>
-          </w:tcPr>
-          <w:p>
-            <w:pPr>
-              <w:jc w:val="both"/>
+            <w:tcW w:w="2835" w:type="dxa"/>
+            <w:tcBorders>
+              <w:top w:val="single" w:sz="8" w:space="0" w:color="000000"/>
+              <w:left w:val="single" w:sz="8" w:space="0" w:color="000000"/>
+              <w:bottom w:val="single" w:sz="8" w:space="0" w:color="000000"/>
+              <w:right w:val="single" w:sz="8" w:space="0" w:color="000000"/>
+            </w:tcBorders>
+            <w:vAlign w:val="center"/>
+          </w:tcPr>
+          <w:p>
+            <w:pPr>
+              <w:jc w:val="left"/>
               <w:rPr>
                 <w:sz w:val="24"/>
                 <w:szCs w:val="24"/>
@@ -7780,11 +7946,12 @@
       </w:tr>
       <w:tr>
         <w:trPr>
+          <w:cantSplit/>
           <w:jc w:val="center"/>
         </w:trPr>
         <w:tc>
           <w:tcPr>
-            <w:tcW w:w="3367" w:type="dxa"/>
+            <w:tcW w:w="4309" w:type="dxa"/>
             <w:tcBorders>
               <w:top w:val="single" w:sz="8" w:space="0" w:color="000000"/>
               <w:left w:val="single" w:sz="8" w:space="0" w:color="000000"/>
@@ -7812,7 +7979,7 @@
         </w:tc>
         <w:tc>
           <w:tcPr>
-            <w:tcW w:w="2248" w:type="dxa"/>
+            <w:tcW w:w="1927" w:type="dxa"/>
             <w:tcBorders>
               <w:top w:val="single" w:sz="8" w:space="0" w:color="000000"/>
               <w:left w:val="single" w:sz="8" w:space="0" w:color="000000"/>
@@ -7840,18 +8007,18 @@
         </w:tc>
         <w:tc>
           <w:tcPr>
-            <w:tcW w:w="3913" w:type="dxa"/>
-            <w:tcBorders>
-              <w:top w:val="single" w:sz="8" w:space="0" w:color="000000"/>
-              <w:left w:val="single" w:sz="8" w:space="0" w:color="000000"/>
-              <w:bottom w:val="single" w:sz="8" w:space="0" w:color="000000"/>
-              <w:right w:val="single" w:sz="8" w:space="0" w:color="000000"/>
-            </w:tcBorders>
-            <w:vAlign w:val="center"/>
-          </w:tcPr>
-          <w:p>
-            <w:pPr>
-              <w:jc w:val="both"/>
+            <w:tcW w:w="2835" w:type="dxa"/>
+            <w:tcBorders>
+              <w:top w:val="single" w:sz="8" w:space="0" w:color="000000"/>
+              <w:left w:val="single" w:sz="8" w:space="0" w:color="000000"/>
+              <w:bottom w:val="single" w:sz="8" w:space="0" w:color="000000"/>
+              <w:right w:val="single" w:sz="8" w:space="0" w:color="000000"/>
+            </w:tcBorders>
+            <w:vAlign w:val="center"/>
+          </w:tcPr>
+          <w:p>
+            <w:pPr>
+              <w:jc w:val="left"/>
               <w:rPr>
                 <w:sz w:val="24"/>
                 <w:szCs w:val="24"/>
@@ -7870,39 +8037,40 @@
       </w:tr>
       <w:tr>
         <w:trPr>
+          <w:cantSplit/>
           <w:jc w:val="center"/>
         </w:trPr>
         <w:tc>
           <w:tcPr>
-            <w:tcW w:w="3367" w:type="dxa"/>
-            <w:tcBorders>
-              <w:top w:val="single" w:sz="8" w:space="0" w:color="000000"/>
-              <w:left w:val="single" w:sz="8" w:space="0" w:color="000000"/>
-              <w:bottom w:val="single" w:sz="8" w:space="0" w:color="000000"/>
-              <w:right w:val="single" w:sz="8" w:space="0" w:color="000000"/>
-            </w:tcBorders>
-            <w:vAlign w:val="center"/>
-          </w:tcPr>
-          <w:p>
-            <w:pPr>
-              <w:rPr>
-                <w:sz w:val="24"/>
-                <w:szCs w:val="24"/>
-              </w:rPr>
-            </w:pPr>
-            <w:r>
-              <w:rPr>
-                <w:b w:val="0"/>
-                <w:sz w:val="24"/>
-                <w:szCs w:val="24"/>
-              </w:rPr>
-              <w:t>4. Ajukan permintaan review ke Legal &amp; Compliance bila permintaan menyangkut klausul atau komitmen kontrak (SNX-LEG-SOP-02 butir 6.1).</w:t>
-            </w:r>
-          </w:p>
-        </w:tc>
-        <w:tc>
-          <w:tcPr>
-            <w:tcW w:w="2248" w:type="dxa"/>
+            <w:tcW w:w="4309" w:type="dxa"/>
+            <w:tcBorders>
+              <w:top w:val="single" w:sz="8" w:space="0" w:color="000000"/>
+              <w:left w:val="single" w:sz="8" w:space="0" w:color="000000"/>
+              <w:bottom w:val="single" w:sz="8" w:space="0" w:color="000000"/>
+              <w:right w:val="single" w:sz="8" w:space="0" w:color="000000"/>
+            </w:tcBorders>
+            <w:vAlign w:val="center"/>
+          </w:tcPr>
+          <w:p>
+            <w:pPr>
+              <w:rPr>
+                <w:sz w:val="24"/>
+                <w:szCs w:val="24"/>
+              </w:rPr>
+            </w:pPr>
+            <w:r>
+              <w:rPr>
+                <w:b w:val="0"/>
+                <w:sz w:val="24"/>
+                <w:szCs w:val="24"/>
+              </w:rPr>
+              <w:t>4. Ajukan permintaan review ke Legal &amp; Compliance jika permintaan menyangkut klausul atau komitmen kontrak (SNX-LEG-SOP-02 butir 6.1).</w:t>
+            </w:r>
+          </w:p>
+        </w:tc>
+        <w:tc>
+          <w:tcPr>
+            <w:tcW w:w="1927" w:type="dxa"/>
             <w:tcBorders>
               <w:top w:val="single" w:sz="8" w:space="0" w:color="000000"/>
               <w:left w:val="single" w:sz="8" w:space="0" w:color="000000"/>
@@ -7930,18 +8098,18 @@
         </w:tc>
         <w:tc>
           <w:tcPr>
-            <w:tcW w:w="3913" w:type="dxa"/>
-            <w:tcBorders>
-              <w:top w:val="single" w:sz="8" w:space="0" w:color="000000"/>
-              <w:left w:val="single" w:sz="8" w:space="0" w:color="000000"/>
-              <w:bottom w:val="single" w:sz="8" w:space="0" w:color="000000"/>
-              <w:right w:val="single" w:sz="8" w:space="0" w:color="000000"/>
-            </w:tcBorders>
-            <w:vAlign w:val="center"/>
-          </w:tcPr>
-          <w:p>
-            <w:pPr>
-              <w:jc w:val="both"/>
+            <w:tcW w:w="2835" w:type="dxa"/>
+            <w:tcBorders>
+              <w:top w:val="single" w:sz="8" w:space="0" w:color="000000"/>
+              <w:left w:val="single" w:sz="8" w:space="0" w:color="000000"/>
+              <w:bottom w:val="single" w:sz="8" w:space="0" w:color="000000"/>
+              <w:right w:val="single" w:sz="8" w:space="0" w:color="000000"/>
+            </w:tcBorders>
+            <w:vAlign w:val="center"/>
+          </w:tcPr>
+          <w:p>
+            <w:pPr>
+              <w:jc w:val="left"/>
               <w:rPr>
                 <w:sz w:val="24"/>
                 <w:szCs w:val="24"/>
@@ -7960,11 +8128,12 @@
       </w:tr>
       <w:tr>
         <w:trPr>
+          <w:cantSplit/>
           <w:jc w:val="center"/>
         </w:trPr>
         <w:tc>
           <w:tcPr>
-            <w:tcW w:w="3367" w:type="dxa"/>
+            <w:tcW w:w="4309" w:type="dxa"/>
             <w:tcBorders>
               <w:top w:val="single" w:sz="8" w:space="0" w:color="000000"/>
               <w:left w:val="single" w:sz="8" w:space="0" w:color="000000"/>
@@ -7992,7 +8161,7 @@
         </w:tc>
         <w:tc>
           <w:tcPr>
-            <w:tcW w:w="2248" w:type="dxa"/>
+            <w:tcW w:w="1927" w:type="dxa"/>
             <w:tcBorders>
               <w:top w:val="single" w:sz="8" w:space="0" w:color="000000"/>
               <w:left w:val="single" w:sz="8" w:space="0" w:color="000000"/>
@@ -8020,18 +8189,18 @@
         </w:tc>
         <w:tc>
           <w:tcPr>
-            <w:tcW w:w="3913" w:type="dxa"/>
-            <w:tcBorders>
-              <w:top w:val="single" w:sz="8" w:space="0" w:color="000000"/>
-              <w:left w:val="single" w:sz="8" w:space="0" w:color="000000"/>
-              <w:bottom w:val="single" w:sz="8" w:space="0" w:color="000000"/>
-              <w:right w:val="single" w:sz="8" w:space="0" w:color="000000"/>
-            </w:tcBorders>
-            <w:vAlign w:val="center"/>
-          </w:tcPr>
-          <w:p>
-            <w:pPr>
-              <w:jc w:val="both"/>
+            <w:tcW w:w="2835" w:type="dxa"/>
+            <w:tcBorders>
+              <w:top w:val="single" w:sz="8" w:space="0" w:color="000000"/>
+              <w:left w:val="single" w:sz="8" w:space="0" w:color="000000"/>
+              <w:bottom w:val="single" w:sz="8" w:space="0" w:color="000000"/>
+              <w:right w:val="single" w:sz="8" w:space="0" w:color="000000"/>
+            </w:tcBorders>
+            <w:vAlign w:val="center"/>
+          </w:tcPr>
+          <w:p>
+            <w:pPr>
+              <w:jc w:val="left"/>
               <w:rPr>
                 <w:sz w:val="24"/>
                 <w:szCs w:val="24"/>
@@ -8050,39 +8219,40 @@
       </w:tr>
       <w:tr>
         <w:trPr>
+          <w:cantSplit/>
           <w:jc w:val="center"/>
         </w:trPr>
         <w:tc>
           <w:tcPr>
-            <w:tcW w:w="3367" w:type="dxa"/>
-            <w:tcBorders>
-              <w:top w:val="single" w:sz="8" w:space="0" w:color="000000"/>
-              <w:left w:val="single" w:sz="8" w:space="0" w:color="000000"/>
-              <w:bottom w:val="single" w:sz="8" w:space="0" w:color="000000"/>
-              <w:right w:val="single" w:sz="8" w:space="0" w:color="000000"/>
-            </w:tcBorders>
-            <w:vAlign w:val="center"/>
-          </w:tcPr>
-          <w:p>
-            <w:pPr>
-              <w:rPr>
-                <w:sz w:val="24"/>
-                <w:szCs w:val="24"/>
-              </w:rPr>
-            </w:pPr>
-            <w:r>
-              <w:rPr>
-                <w:b w:val="0"/>
-                <w:sz w:val="24"/>
-                <w:szCs w:val="24"/>
-              </w:rPr>
-              <w:t>6. Ulangi review scope bila permintaan mengubah scope atau timeline, dan validasi harga dan margin bila harga ikut berubah (butir 6.2 dan 6.3).</w:t>
-            </w:r>
-          </w:p>
-        </w:tc>
-        <w:tc>
-          <w:tcPr>
-            <w:tcW w:w="2248" w:type="dxa"/>
+            <w:tcW w:w="4309" w:type="dxa"/>
+            <w:tcBorders>
+              <w:top w:val="single" w:sz="8" w:space="0" w:color="000000"/>
+              <w:left w:val="single" w:sz="8" w:space="0" w:color="000000"/>
+              <w:bottom w:val="single" w:sz="8" w:space="0" w:color="000000"/>
+              <w:right w:val="single" w:sz="8" w:space="0" w:color="000000"/>
+            </w:tcBorders>
+            <w:vAlign w:val="center"/>
+          </w:tcPr>
+          <w:p>
+            <w:pPr>
+              <w:rPr>
+                <w:sz w:val="24"/>
+                <w:szCs w:val="24"/>
+              </w:rPr>
+            </w:pPr>
+            <w:r>
+              <w:rPr>
+                <w:b w:val="0"/>
+                <w:sz w:val="24"/>
+                <w:szCs w:val="24"/>
+              </w:rPr>
+              <w:t>6. Ulangi review scope jika permintaan mengubah scope atau timeline, dan ulangi validasi harga dan margin jika harga ikut berubah (butir 6.2 dan 6.3).</w:t>
+            </w:r>
+          </w:p>
+        </w:tc>
+        <w:tc>
+          <w:tcPr>
+            <w:tcW w:w="1927" w:type="dxa"/>
             <w:tcBorders>
               <w:top w:val="single" w:sz="8" w:space="0" w:color="000000"/>
               <w:left w:val="single" w:sz="8" w:space="0" w:color="000000"/>
@@ -8110,18 +8280,18 @@
         </w:tc>
         <w:tc>
           <w:tcPr>
-            <w:tcW w:w="3913" w:type="dxa"/>
-            <w:tcBorders>
-              <w:top w:val="single" w:sz="8" w:space="0" w:color="000000"/>
-              <w:left w:val="single" w:sz="8" w:space="0" w:color="000000"/>
-              <w:bottom w:val="single" w:sz="8" w:space="0" w:color="000000"/>
-              <w:right w:val="single" w:sz="8" w:space="0" w:color="000000"/>
-            </w:tcBorders>
-            <w:vAlign w:val="center"/>
-          </w:tcPr>
-          <w:p>
-            <w:pPr>
-              <w:jc w:val="both"/>
+            <w:tcW w:w="2835" w:type="dxa"/>
+            <w:tcBorders>
+              <w:top w:val="single" w:sz="8" w:space="0" w:color="000000"/>
+              <w:left w:val="single" w:sz="8" w:space="0" w:color="000000"/>
+              <w:bottom w:val="single" w:sz="8" w:space="0" w:color="000000"/>
+              <w:right w:val="single" w:sz="8" w:space="0" w:color="000000"/>
+            </w:tcBorders>
+            <w:vAlign w:val="center"/>
+          </w:tcPr>
+          <w:p>
+            <w:pPr>
+              <w:jc w:val="left"/>
               <w:rPr>
                 <w:sz w:val="24"/>
                 <w:szCs w:val="24"/>
@@ -8140,11 +8310,12 @@
       </w:tr>
       <w:tr>
         <w:trPr>
+          <w:cantSplit/>
           <w:jc w:val="center"/>
         </w:trPr>
         <w:tc>
           <w:tcPr>
-            <w:tcW w:w="3367" w:type="dxa"/>
+            <w:tcW w:w="4309" w:type="dxa"/>
             <w:tcBorders>
               <w:top w:val="single" w:sz="8" w:space="0" w:color="000000"/>
               <w:left w:val="single" w:sz="8" w:space="0" w:color="000000"/>
@@ -8172,7 +8343,7 @@
         </w:tc>
         <w:tc>
           <w:tcPr>
-            <w:tcW w:w="2248" w:type="dxa"/>
+            <w:tcW w:w="1927" w:type="dxa"/>
             <w:tcBorders>
               <w:top w:val="single" w:sz="8" w:space="0" w:color="000000"/>
               <w:left w:val="single" w:sz="8" w:space="0" w:color="000000"/>
@@ -8200,18 +8371,18 @@
         </w:tc>
         <w:tc>
           <w:tcPr>
-            <w:tcW w:w="3913" w:type="dxa"/>
-            <w:tcBorders>
-              <w:top w:val="single" w:sz="8" w:space="0" w:color="000000"/>
-              <w:left w:val="single" w:sz="8" w:space="0" w:color="000000"/>
-              <w:bottom w:val="single" w:sz="8" w:space="0" w:color="000000"/>
-              <w:right w:val="single" w:sz="8" w:space="0" w:color="000000"/>
-            </w:tcBorders>
-            <w:vAlign w:val="center"/>
-          </w:tcPr>
-          <w:p>
-            <w:pPr>
-              <w:jc w:val="both"/>
+            <w:tcW w:w="2835" w:type="dxa"/>
+            <w:tcBorders>
+              <w:top w:val="single" w:sz="8" w:space="0" w:color="000000"/>
+              <w:left w:val="single" w:sz="8" w:space="0" w:color="000000"/>
+              <w:bottom w:val="single" w:sz="8" w:space="0" w:color="000000"/>
+              <w:right w:val="single" w:sz="8" w:space="0" w:color="000000"/>
+            </w:tcBorders>
+            <w:vAlign w:val="center"/>
+          </w:tcPr>
+          <w:p>
+            <w:pPr>
+              <w:jc w:val="left"/>
               <w:rPr>
                 <w:sz w:val="24"/>
                 <w:szCs w:val="24"/>
@@ -8230,11 +8401,12 @@
       </w:tr>
       <w:tr>
         <w:trPr>
+          <w:cantSplit/>
           <w:jc w:val="center"/>
         </w:trPr>
         <w:tc>
           <w:tcPr>
-            <w:tcW w:w="3367" w:type="dxa"/>
+            <w:tcW w:w="4309" w:type="dxa"/>
             <w:tcBorders>
               <w:top w:val="single" w:sz="8" w:space="0" w:color="000000"/>
               <w:left w:val="single" w:sz="8" w:space="0" w:color="000000"/>
@@ -8262,7 +8434,7 @@
         </w:tc>
         <w:tc>
           <w:tcPr>
-            <w:tcW w:w="2248" w:type="dxa"/>
+            <w:tcW w:w="1927" w:type="dxa"/>
             <w:tcBorders>
               <w:top w:val="single" w:sz="8" w:space="0" w:color="000000"/>
               <w:left w:val="single" w:sz="8" w:space="0" w:color="000000"/>
@@ -8290,18 +8462,18 @@
         </w:tc>
         <w:tc>
           <w:tcPr>
-            <w:tcW w:w="3913" w:type="dxa"/>
-            <w:tcBorders>
-              <w:top w:val="single" w:sz="8" w:space="0" w:color="000000"/>
-              <w:left w:val="single" w:sz="8" w:space="0" w:color="000000"/>
-              <w:bottom w:val="single" w:sz="8" w:space="0" w:color="000000"/>
-              <w:right w:val="single" w:sz="8" w:space="0" w:color="000000"/>
-            </w:tcBorders>
-            <w:vAlign w:val="center"/>
-          </w:tcPr>
-          <w:p>
-            <w:pPr>
-              <w:jc w:val="both"/>
+            <w:tcW w:w="2835" w:type="dxa"/>
+            <w:tcBorders>
+              <w:top w:val="single" w:sz="8" w:space="0" w:color="000000"/>
+              <w:left w:val="single" w:sz="8" w:space="0" w:color="000000"/>
+              <w:bottom w:val="single" w:sz="8" w:space="0" w:color="000000"/>
+              <w:right w:val="single" w:sz="8" w:space="0" w:color="000000"/>
+            </w:tcBorders>
+            <w:vAlign w:val="center"/>
+          </w:tcPr>
+          <w:p>
+            <w:pPr>
+              <w:jc w:val="left"/>
               <w:rPr>
                 <w:sz w:val="24"/>
                 <w:szCs w:val="24"/>
@@ -8320,11 +8492,12 @@
       </w:tr>
       <w:tr>
         <w:trPr>
+          <w:cantSplit/>
           <w:jc w:val="center"/>
         </w:trPr>
         <w:tc>
           <w:tcPr>
-            <w:tcW w:w="3367" w:type="dxa"/>
+            <w:tcW w:w="4309" w:type="dxa"/>
             <w:tcBorders>
               <w:top w:val="single" w:sz="8" w:space="0" w:color="000000"/>
               <w:left w:val="single" w:sz="8" w:space="0" w:color="000000"/>
@@ -8352,7 +8525,7 @@
         </w:tc>
         <w:tc>
           <w:tcPr>
-            <w:tcW w:w="2248" w:type="dxa"/>
+            <w:tcW w:w="1927" w:type="dxa"/>
             <w:tcBorders>
               <w:top w:val="single" w:sz="8" w:space="0" w:color="000000"/>
               <w:left w:val="single" w:sz="8" w:space="0" w:color="000000"/>
@@ -8380,18 +8553,18 @@
         </w:tc>
         <w:tc>
           <w:tcPr>
-            <w:tcW w:w="3913" w:type="dxa"/>
-            <w:tcBorders>
-              <w:top w:val="single" w:sz="8" w:space="0" w:color="000000"/>
-              <w:left w:val="single" w:sz="8" w:space="0" w:color="000000"/>
-              <w:bottom w:val="single" w:sz="8" w:space="0" w:color="000000"/>
-              <w:right w:val="single" w:sz="8" w:space="0" w:color="000000"/>
-            </w:tcBorders>
-            <w:vAlign w:val="center"/>
-          </w:tcPr>
-          <w:p>
-            <w:pPr>
-              <w:jc w:val="both"/>
+            <w:tcW w:w="2835" w:type="dxa"/>
+            <w:tcBorders>
+              <w:top w:val="single" w:sz="8" w:space="0" w:color="000000"/>
+              <w:left w:val="single" w:sz="8" w:space="0" w:color="000000"/>
+              <w:bottom w:val="single" w:sz="8" w:space="0" w:color="000000"/>
+              <w:right w:val="single" w:sz="8" w:space="0" w:color="000000"/>
+            </w:tcBorders>
+            <w:vAlign w:val="center"/>
+          </w:tcPr>
+          <w:p>
+            <w:pPr>
+              <w:jc w:val="left"/>
               <w:rPr>
                 <w:sz w:val="24"/>
                 <w:szCs w:val="24"/>
@@ -8410,11 +8583,12 @@
       </w:tr>
       <w:tr>
         <w:trPr>
+          <w:cantSplit/>
           <w:jc w:val="center"/>
         </w:trPr>
         <w:tc>
           <w:tcPr>
-            <w:tcW w:w="3367" w:type="dxa"/>
+            <w:tcW w:w="4309" w:type="dxa"/>
             <w:tcBorders>
               <w:top w:val="single" w:sz="8" w:space="0" w:color="000000"/>
               <w:left w:val="single" w:sz="8" w:space="0" w:color="000000"/>
@@ -8442,7 +8616,7 @@
         </w:tc>
         <w:tc>
           <w:tcPr>
-            <w:tcW w:w="2248" w:type="dxa"/>
+            <w:tcW w:w="1927" w:type="dxa"/>
             <w:tcBorders>
               <w:top w:val="single" w:sz="8" w:space="0" w:color="000000"/>
               <w:left w:val="single" w:sz="8" w:space="0" w:color="000000"/>
@@ -8470,18 +8644,18 @@
         </w:tc>
         <w:tc>
           <w:tcPr>
-            <w:tcW w:w="3913" w:type="dxa"/>
-            <w:tcBorders>
-              <w:top w:val="single" w:sz="8" w:space="0" w:color="000000"/>
-              <w:left w:val="single" w:sz="8" w:space="0" w:color="000000"/>
-              <w:bottom w:val="single" w:sz="8" w:space="0" w:color="000000"/>
-              <w:right w:val="single" w:sz="8" w:space="0" w:color="000000"/>
-            </w:tcBorders>
-            <w:vAlign w:val="center"/>
-          </w:tcPr>
-          <w:p>
-            <w:pPr>
-              <w:jc w:val="both"/>
+            <w:tcW w:w="2835" w:type="dxa"/>
+            <w:tcBorders>
+              <w:top w:val="single" w:sz="8" w:space="0" w:color="000000"/>
+              <w:left w:val="single" w:sz="8" w:space="0" w:color="000000"/>
+              <w:bottom w:val="single" w:sz="8" w:space="0" w:color="000000"/>
+              <w:right w:val="single" w:sz="8" w:space="0" w:color="000000"/>
+            </w:tcBorders>
+            <w:vAlign w:val="center"/>
+          </w:tcPr>
+          <w:p>
+            <w:pPr>
+              <w:jc w:val="left"/>
               <w:rPr>
                 <w:sz w:val="24"/>
                 <w:szCs w:val="24"/>
@@ -8538,6 +8712,7 @@
     </w:p>
     <w:p>
       <w:pPr>
+        <w:keepNext/>
         <w:pBdr>
           <w:top w:val="nil"/>
           <w:left w:val="nil"/>
@@ -8557,7 +8732,7 @@
           <w:sz w:val="24"/>
           <w:szCs w:val="24"/>
         </w:rPr>
-        <w:t xml:space="preserve">Urutan otorisasi dan syarat pengiriman ada di butir 4.8.</w:t>
+        <w:t xml:space="preserve">Urutan otorisasi dan syarat pengiriman mengikuti butir 4.8.</w:t>
       </w:r>
     </w:p>
     <w:tbl>
@@ -8570,27 +8745,30 @@
         <w:tblLook w:val="0400" w:firstRow="0" w:lastRow="0" w:firstColumn="0" w:lastColumn="0" w:noHBand="0" w:noVBand="1"/>
       </w:tblPr>
       <w:tblGrid>
-        <w:gridCol w:w="3367"/>
-        <w:gridCol w:w="2248"/>
-        <w:gridCol w:w="3913"/>
+        <w:gridCol w:w="4309"/>
+        <w:gridCol w:w="1927"/>
+        <w:gridCol w:w="2835"/>
       </w:tblGrid>
       <w:tr>
         <w:trPr>
+          <w:cantSplit/>
+          <w:tblHeader/>
           <w:jc w:val="center"/>
         </w:trPr>
         <w:tc>
           <w:tcPr>
-            <w:tcW w:w="3367" w:type="dxa"/>
-            <w:tcBorders>
-              <w:top w:val="single" w:sz="8" w:space="0" w:color="000000"/>
-              <w:left w:val="single" w:sz="8" w:space="0" w:color="000000"/>
-              <w:bottom w:val="single" w:sz="8" w:space="0" w:color="000000"/>
-              <w:right w:val="single" w:sz="8" w:space="0" w:color="000000"/>
-            </w:tcBorders>
-            <w:vAlign w:val="center"/>
-          </w:tcPr>
-          <w:p>
-            <w:pPr>
+            <w:tcW w:w="4309" w:type="dxa"/>
+            <w:tcBorders>
+              <w:top w:val="single" w:sz="8" w:space="0" w:color="000000"/>
+              <w:left w:val="single" w:sz="8" w:space="0" w:color="000000"/>
+              <w:bottom w:val="single" w:sz="8" w:space="0" w:color="000000"/>
+              <w:right w:val="single" w:sz="8" w:space="0" w:color="000000"/>
+            </w:tcBorders>
+            <w:vAlign w:val="center"/>
+          </w:tcPr>
+          <w:p>
+            <w:pPr>
+              <w:keepNext/>
               <w:jc w:val="center"/>
               <w:rPr>
                 <w:sz w:val="24"/>
@@ -8610,17 +8788,18 @@
         </w:tc>
         <w:tc>
           <w:tcPr>
-            <w:tcW w:w="2248" w:type="dxa"/>
-            <w:tcBorders>
-              <w:top w:val="single" w:sz="8" w:space="0" w:color="000000"/>
-              <w:left w:val="single" w:sz="8" w:space="0" w:color="000000"/>
-              <w:bottom w:val="single" w:sz="8" w:space="0" w:color="000000"/>
-              <w:right w:val="single" w:sz="8" w:space="0" w:color="000000"/>
-            </w:tcBorders>
-            <w:vAlign w:val="center"/>
-          </w:tcPr>
-          <w:p>
-            <w:pPr>
+            <w:tcW w:w="1927" w:type="dxa"/>
+            <w:tcBorders>
+              <w:top w:val="single" w:sz="8" w:space="0" w:color="000000"/>
+              <w:left w:val="single" w:sz="8" w:space="0" w:color="000000"/>
+              <w:bottom w:val="single" w:sz="8" w:space="0" w:color="000000"/>
+              <w:right w:val="single" w:sz="8" w:space="0" w:color="000000"/>
+            </w:tcBorders>
+            <w:vAlign w:val="center"/>
+          </w:tcPr>
+          <w:p>
+            <w:pPr>
+              <w:keepNext/>
               <w:jc w:val="center"/>
               <w:rPr>
                 <w:sz w:val="24"/>
@@ -8640,17 +8819,18 @@
         </w:tc>
         <w:tc>
           <w:tcPr>
-            <w:tcW w:w="3913" w:type="dxa"/>
-            <w:tcBorders>
-              <w:top w:val="single" w:sz="8" w:space="0" w:color="000000"/>
-              <w:left w:val="single" w:sz="8" w:space="0" w:color="000000"/>
-              <w:bottom w:val="single" w:sz="8" w:space="0" w:color="000000"/>
-              <w:right w:val="single" w:sz="8" w:space="0" w:color="000000"/>
-            </w:tcBorders>
-            <w:vAlign w:val="center"/>
-          </w:tcPr>
-          <w:p>
-            <w:pPr>
+            <w:tcW w:w="2835" w:type="dxa"/>
+            <w:tcBorders>
+              <w:top w:val="single" w:sz="8" w:space="0" w:color="000000"/>
+              <w:left w:val="single" w:sz="8" w:space="0" w:color="000000"/>
+              <w:bottom w:val="single" w:sz="8" w:space="0" w:color="000000"/>
+              <w:right w:val="single" w:sz="8" w:space="0" w:color="000000"/>
+            </w:tcBorders>
+            <w:vAlign w:val="center"/>
+          </w:tcPr>
+          <w:p>
+            <w:pPr>
+              <w:keepNext/>
               <w:jc w:val="center"/>
               <w:rPr>
                 <w:sz w:val="24"/>
@@ -8671,39 +8851,40 @@
       </w:tr>
       <w:tr>
         <w:trPr>
+          <w:cantSplit/>
           <w:jc w:val="center"/>
         </w:trPr>
         <w:tc>
           <w:tcPr>
-            <w:tcW w:w="3367" w:type="dxa"/>
-            <w:tcBorders>
-              <w:top w:val="single" w:sz="8" w:space="0" w:color="000000"/>
-              <w:left w:val="single" w:sz="8" w:space="0" w:color="000000"/>
-              <w:bottom w:val="single" w:sz="8" w:space="0" w:color="000000"/>
-              <w:right w:val="single" w:sz="8" w:space="0" w:color="000000"/>
-            </w:tcBorders>
-            <w:vAlign w:val="center"/>
-          </w:tcPr>
-          <w:p>
-            <w:pPr>
-              <w:rPr>
-                <w:sz w:val="24"/>
-                <w:szCs w:val="24"/>
-              </w:rPr>
-            </w:pPr>
-            <w:r>
-              <w:rPr>
-                <w:b w:val="0"/>
-                <w:sz w:val="24"/>
-                <w:szCs w:val="24"/>
-              </w:rPr>
-              <w:t>1. Review internal atas proposal, quotation, Catatan review scope, serta margin dan diskon di lembar harga dan margin.</w:t>
-            </w:r>
-          </w:p>
-        </w:tc>
-        <w:tc>
-          <w:tcPr>
-            <w:tcW w:w="2248" w:type="dxa"/>
+            <w:tcW w:w="4309" w:type="dxa"/>
+            <w:tcBorders>
+              <w:top w:val="single" w:sz="8" w:space="0" w:color="000000"/>
+              <w:left w:val="single" w:sz="8" w:space="0" w:color="000000"/>
+              <w:bottom w:val="single" w:sz="8" w:space="0" w:color="000000"/>
+              <w:right w:val="single" w:sz="8" w:space="0" w:color="000000"/>
+            </w:tcBorders>
+            <w:vAlign w:val="center"/>
+          </w:tcPr>
+          <w:p>
+            <w:pPr>
+              <w:rPr>
+                <w:sz w:val="24"/>
+                <w:szCs w:val="24"/>
+              </w:rPr>
+            </w:pPr>
+            <w:r>
+              <w:rPr>
+                <w:b w:val="0"/>
+                <w:sz w:val="24"/>
+                <w:szCs w:val="24"/>
+              </w:rPr>
+              <w:t>1. Lakukan review internal atas proposal, quotation, Catatan review scope, serta margin dan diskon di lembar harga dan margin.</w:t>
+            </w:r>
+          </w:p>
+        </w:tc>
+        <w:tc>
+          <w:tcPr>
+            <w:tcW w:w="1927" w:type="dxa"/>
             <w:tcBorders>
               <w:top w:val="single" w:sz="8" w:space="0" w:color="000000"/>
               <w:left w:val="single" w:sz="8" w:space="0" w:color="000000"/>
@@ -8731,18 +8912,18 @@
         </w:tc>
         <w:tc>
           <w:tcPr>
-            <w:tcW w:w="3913" w:type="dxa"/>
-            <w:tcBorders>
-              <w:top w:val="single" w:sz="8" w:space="0" w:color="000000"/>
-              <w:left w:val="single" w:sz="8" w:space="0" w:color="000000"/>
-              <w:bottom w:val="single" w:sz="8" w:space="0" w:color="000000"/>
-              <w:right w:val="single" w:sz="8" w:space="0" w:color="000000"/>
-            </w:tcBorders>
-            <w:vAlign w:val="center"/>
-          </w:tcPr>
-          <w:p>
-            <w:pPr>
-              <w:jc w:val="both"/>
+            <w:tcW w:w="2835" w:type="dxa"/>
+            <w:tcBorders>
+              <w:top w:val="single" w:sz="8" w:space="0" w:color="000000"/>
+              <w:left w:val="single" w:sz="8" w:space="0" w:color="000000"/>
+              <w:bottom w:val="single" w:sz="8" w:space="0" w:color="000000"/>
+              <w:right w:val="single" w:sz="8" w:space="0" w:color="000000"/>
+            </w:tcBorders>
+            <w:vAlign w:val="center"/>
+          </w:tcPr>
+          <w:p>
+            <w:pPr>
+              <w:jc w:val="left"/>
               <w:rPr>
                 <w:sz w:val="24"/>
                 <w:szCs w:val="24"/>
@@ -8761,11 +8942,12 @@
       </w:tr>
       <w:tr>
         <w:trPr>
+          <w:cantSplit/>
           <w:jc w:val="center"/>
         </w:trPr>
         <w:tc>
           <w:tcPr>
-            <w:tcW w:w="3367" w:type="dxa"/>
+            <w:tcW w:w="4309" w:type="dxa"/>
             <w:tcBorders>
               <w:top w:val="single" w:sz="8" w:space="0" w:color="000000"/>
               <w:left w:val="single" w:sz="8" w:space="0" w:color="000000"/>
@@ -8793,7 +8975,7 @@
         </w:tc>
         <w:tc>
           <w:tcPr>
-            <w:tcW w:w="2248" w:type="dxa"/>
+            <w:tcW w:w="1927" w:type="dxa"/>
             <w:tcBorders>
               <w:top w:val="single" w:sz="8" w:space="0" w:color="000000"/>
               <w:left w:val="single" w:sz="8" w:space="0" w:color="000000"/>
@@ -8821,18 +9003,18 @@
         </w:tc>
         <w:tc>
           <w:tcPr>
-            <w:tcW w:w="3913" w:type="dxa"/>
-            <w:tcBorders>
-              <w:top w:val="single" w:sz="8" w:space="0" w:color="000000"/>
-              <w:left w:val="single" w:sz="8" w:space="0" w:color="000000"/>
-              <w:bottom w:val="single" w:sz="8" w:space="0" w:color="000000"/>
-              <w:right w:val="single" w:sz="8" w:space="0" w:color="000000"/>
-            </w:tcBorders>
-            <w:vAlign w:val="center"/>
-          </w:tcPr>
-          <w:p>
-            <w:pPr>
-              <w:jc w:val="both"/>
+            <w:tcW w:w="2835" w:type="dxa"/>
+            <w:tcBorders>
+              <w:top w:val="single" w:sz="8" w:space="0" w:color="000000"/>
+              <w:left w:val="single" w:sz="8" w:space="0" w:color="000000"/>
+              <w:bottom w:val="single" w:sz="8" w:space="0" w:color="000000"/>
+              <w:right w:val="single" w:sz="8" w:space="0" w:color="000000"/>
+            </w:tcBorders>
+            <w:vAlign w:val="center"/>
+          </w:tcPr>
+          <w:p>
+            <w:pPr>
+              <w:jc w:val="left"/>
               <w:rPr>
                 <w:sz w:val="24"/>
                 <w:szCs w:val="24"/>
@@ -8851,11 +9033,12 @@
       </w:tr>
       <w:tr>
         <w:trPr>
+          <w:cantSplit/>
           <w:jc w:val="center"/>
         </w:trPr>
         <w:tc>
           <w:tcPr>
-            <w:tcW w:w="3367" w:type="dxa"/>
+            <w:tcW w:w="4309" w:type="dxa"/>
             <w:tcBorders>
               <w:top w:val="single" w:sz="8" w:space="0" w:color="000000"/>
               <w:left w:val="single" w:sz="8" w:space="0" w:color="000000"/>
@@ -8883,7 +9066,7 @@
         </w:tc>
         <w:tc>
           <w:tcPr>
-            <w:tcW w:w="2248" w:type="dxa"/>
+            <w:tcW w:w="1927" w:type="dxa"/>
             <w:tcBorders>
               <w:top w:val="single" w:sz="8" w:space="0" w:color="000000"/>
               <w:left w:val="single" w:sz="8" w:space="0" w:color="000000"/>
@@ -8911,18 +9094,18 @@
         </w:tc>
         <w:tc>
           <w:tcPr>
-            <w:tcW w:w="3913" w:type="dxa"/>
-            <w:tcBorders>
-              <w:top w:val="single" w:sz="8" w:space="0" w:color="000000"/>
-              <w:left w:val="single" w:sz="8" w:space="0" w:color="000000"/>
-              <w:bottom w:val="single" w:sz="8" w:space="0" w:color="000000"/>
-              <w:right w:val="single" w:sz="8" w:space="0" w:color="000000"/>
-            </w:tcBorders>
-            <w:vAlign w:val="center"/>
-          </w:tcPr>
-          <w:p>
-            <w:pPr>
-              <w:jc w:val="both"/>
+            <w:tcW w:w="2835" w:type="dxa"/>
+            <w:tcBorders>
+              <w:top w:val="single" w:sz="8" w:space="0" w:color="000000"/>
+              <w:left w:val="single" w:sz="8" w:space="0" w:color="000000"/>
+              <w:bottom w:val="single" w:sz="8" w:space="0" w:color="000000"/>
+              <w:right w:val="single" w:sz="8" w:space="0" w:color="000000"/>
+            </w:tcBorders>
+            <w:vAlign w:val="center"/>
+          </w:tcPr>
+          <w:p>
+            <w:pPr>
+              <w:jc w:val="left"/>
               <w:rPr>
                 <w:sz w:val="24"/>
                 <w:szCs w:val="24"/>
@@ -8941,11 +9124,12 @@
       </w:tr>
       <w:tr>
         <w:trPr>
+          <w:cantSplit/>
           <w:jc w:val="center"/>
         </w:trPr>
         <w:tc>
           <w:tcPr>
-            <w:tcW w:w="3367" w:type="dxa"/>
+            <w:tcW w:w="4309" w:type="dxa"/>
             <w:tcBorders>
               <w:top w:val="single" w:sz="8" w:space="0" w:color="000000"/>
               <w:left w:val="single" w:sz="8" w:space="0" w:color="000000"/>
@@ -8973,7 +9157,7 @@
         </w:tc>
         <w:tc>
           <w:tcPr>
-            <w:tcW w:w="2248" w:type="dxa"/>
+            <w:tcW w:w="1927" w:type="dxa"/>
             <w:tcBorders>
               <w:top w:val="single" w:sz="8" w:space="0" w:color="000000"/>
               <w:left w:val="single" w:sz="8" w:space="0" w:color="000000"/>
@@ -9001,18 +9185,18 @@
         </w:tc>
         <w:tc>
           <w:tcPr>
-            <w:tcW w:w="3913" w:type="dxa"/>
-            <w:tcBorders>
-              <w:top w:val="single" w:sz="8" w:space="0" w:color="000000"/>
-              <w:left w:val="single" w:sz="8" w:space="0" w:color="000000"/>
-              <w:bottom w:val="single" w:sz="8" w:space="0" w:color="000000"/>
-              <w:right w:val="single" w:sz="8" w:space="0" w:color="000000"/>
-            </w:tcBorders>
-            <w:vAlign w:val="center"/>
-          </w:tcPr>
-          <w:p>
-            <w:pPr>
-              <w:jc w:val="both"/>
+            <w:tcW w:w="2835" w:type="dxa"/>
+            <w:tcBorders>
+              <w:top w:val="single" w:sz="8" w:space="0" w:color="000000"/>
+              <w:left w:val="single" w:sz="8" w:space="0" w:color="000000"/>
+              <w:bottom w:val="single" w:sz="8" w:space="0" w:color="000000"/>
+              <w:right w:val="single" w:sz="8" w:space="0" w:color="000000"/>
+            </w:tcBorders>
+            <w:vAlign w:val="center"/>
+          </w:tcPr>
+          <w:p>
+            <w:pPr>
+              <w:jc w:val="left"/>
               <w:rPr>
                 <w:sz w:val="24"/>
                 <w:szCs w:val="24"/>
@@ -9031,11 +9215,12 @@
       </w:tr>
       <w:tr>
         <w:trPr>
+          <w:cantSplit/>
           <w:jc w:val="center"/>
         </w:trPr>
         <w:tc>
           <w:tcPr>
-            <w:tcW w:w="3367" w:type="dxa"/>
+            <w:tcW w:w="4309" w:type="dxa"/>
             <w:tcBorders>
               <w:top w:val="single" w:sz="8" w:space="0" w:color="000000"/>
               <w:left w:val="single" w:sz="8" w:space="0" w:color="000000"/>
@@ -9063,7 +9248,7 @@
         </w:tc>
         <w:tc>
           <w:tcPr>
-            <w:tcW w:w="2248" w:type="dxa"/>
+            <w:tcW w:w="1927" w:type="dxa"/>
             <w:tcBorders>
               <w:top w:val="single" w:sz="8" w:space="0" w:color="000000"/>
               <w:left w:val="single" w:sz="8" w:space="0" w:color="000000"/>
@@ -9091,18 +9276,18 @@
         </w:tc>
         <w:tc>
           <w:tcPr>
-            <w:tcW w:w="3913" w:type="dxa"/>
-            <w:tcBorders>
-              <w:top w:val="single" w:sz="8" w:space="0" w:color="000000"/>
-              <w:left w:val="single" w:sz="8" w:space="0" w:color="000000"/>
-              <w:bottom w:val="single" w:sz="8" w:space="0" w:color="000000"/>
-              <w:right w:val="single" w:sz="8" w:space="0" w:color="000000"/>
-            </w:tcBorders>
-            <w:vAlign w:val="center"/>
-          </w:tcPr>
-          <w:p>
-            <w:pPr>
-              <w:jc w:val="both"/>
+            <w:tcW w:w="2835" w:type="dxa"/>
+            <w:tcBorders>
+              <w:top w:val="single" w:sz="8" w:space="0" w:color="000000"/>
+              <w:left w:val="single" w:sz="8" w:space="0" w:color="000000"/>
+              <w:bottom w:val="single" w:sz="8" w:space="0" w:color="000000"/>
+              <w:right w:val="single" w:sz="8" w:space="0" w:color="000000"/>
+            </w:tcBorders>
+            <w:vAlign w:val="center"/>
+          </w:tcPr>
+          <w:p>
+            <w:pPr>
+              <w:jc w:val="left"/>
               <w:rPr>
                 <w:sz w:val="24"/>
                 <w:szCs w:val="24"/>
@@ -9121,11 +9306,12 @@
       </w:tr>
       <w:tr>
         <w:trPr>
+          <w:cantSplit/>
           <w:jc w:val="center"/>
         </w:trPr>
         <w:tc>
           <w:tcPr>
-            <w:tcW w:w="3367" w:type="dxa"/>
+            <w:tcW w:w="4309" w:type="dxa"/>
             <w:tcBorders>
               <w:top w:val="single" w:sz="8" w:space="0" w:color="000000"/>
               <w:left w:val="single" w:sz="8" w:space="0" w:color="000000"/>
@@ -9153,7 +9339,7 @@
         </w:tc>
         <w:tc>
           <w:tcPr>
-            <w:tcW w:w="2248" w:type="dxa"/>
+            <w:tcW w:w="1927" w:type="dxa"/>
             <w:tcBorders>
               <w:top w:val="single" w:sz="8" w:space="0" w:color="000000"/>
               <w:left w:val="single" w:sz="8" w:space="0" w:color="000000"/>
@@ -9181,18 +9367,18 @@
         </w:tc>
         <w:tc>
           <w:tcPr>
-            <w:tcW w:w="3913" w:type="dxa"/>
-            <w:tcBorders>
-              <w:top w:val="single" w:sz="8" w:space="0" w:color="000000"/>
-              <w:left w:val="single" w:sz="8" w:space="0" w:color="000000"/>
-              <w:bottom w:val="single" w:sz="8" w:space="0" w:color="000000"/>
-              <w:right w:val="single" w:sz="8" w:space="0" w:color="000000"/>
-            </w:tcBorders>
-            <w:vAlign w:val="center"/>
-          </w:tcPr>
-          <w:p>
-            <w:pPr>
-              <w:jc w:val="both"/>
+            <w:tcW w:w="2835" w:type="dxa"/>
+            <w:tcBorders>
+              <w:top w:val="single" w:sz="8" w:space="0" w:color="000000"/>
+              <w:left w:val="single" w:sz="8" w:space="0" w:color="000000"/>
+              <w:bottom w:val="single" w:sz="8" w:space="0" w:color="000000"/>
+              <w:right w:val="single" w:sz="8" w:space="0" w:color="000000"/>
+            </w:tcBorders>
+            <w:vAlign w:val="center"/>
+          </w:tcPr>
+          <w:p>
+            <w:pPr>
+              <w:jc w:val="left"/>
               <w:rPr>
                 <w:sz w:val="24"/>
                 <w:szCs w:val="24"/>
@@ -9211,11 +9397,12 @@
       </w:tr>
       <w:tr>
         <w:trPr>
+          <w:cantSplit/>
           <w:jc w:val="center"/>
         </w:trPr>
         <w:tc>
           <w:tcPr>
-            <w:tcW w:w="3367" w:type="dxa"/>
+            <w:tcW w:w="4309" w:type="dxa"/>
             <w:tcBorders>
               <w:top w:val="single" w:sz="8" w:space="0" w:color="000000"/>
               <w:left w:val="single" w:sz="8" w:space="0" w:color="000000"/>
@@ -9243,7 +9430,7 @@
         </w:tc>
         <w:tc>
           <w:tcPr>
-            <w:tcW w:w="2248" w:type="dxa"/>
+            <w:tcW w:w="1927" w:type="dxa"/>
             <w:tcBorders>
               <w:top w:val="single" w:sz="8" w:space="0" w:color="000000"/>
               <w:left w:val="single" w:sz="8" w:space="0" w:color="000000"/>
@@ -9271,18 +9458,18 @@
         </w:tc>
         <w:tc>
           <w:tcPr>
-            <w:tcW w:w="3913" w:type="dxa"/>
-            <w:tcBorders>
-              <w:top w:val="single" w:sz="8" w:space="0" w:color="000000"/>
-              <w:left w:val="single" w:sz="8" w:space="0" w:color="000000"/>
-              <w:bottom w:val="single" w:sz="8" w:space="0" w:color="000000"/>
-              <w:right w:val="single" w:sz="8" w:space="0" w:color="000000"/>
-            </w:tcBorders>
-            <w:vAlign w:val="center"/>
-          </w:tcPr>
-          <w:p>
-            <w:pPr>
-              <w:jc w:val="both"/>
+            <w:tcW w:w="2835" w:type="dxa"/>
+            <w:tcBorders>
+              <w:top w:val="single" w:sz="8" w:space="0" w:color="000000"/>
+              <w:left w:val="single" w:sz="8" w:space="0" w:color="000000"/>
+              <w:bottom w:val="single" w:sz="8" w:space="0" w:color="000000"/>
+              <w:right w:val="single" w:sz="8" w:space="0" w:color="000000"/>
+            </w:tcBorders>
+            <w:vAlign w:val="center"/>
+          </w:tcPr>
+          <w:p>
+            <w:pPr>
+              <w:jc w:val="left"/>
               <w:rPr>
                 <w:sz w:val="24"/>
                 <w:szCs w:val="24"/>
@@ -9301,11 +9488,12 @@
       </w:tr>
       <w:tr>
         <w:trPr>
+          <w:cantSplit/>
           <w:jc w:val="center"/>
         </w:trPr>
         <w:tc>
           <w:tcPr>
-            <w:tcW w:w="3367" w:type="dxa"/>
+            <w:tcW w:w="4309" w:type="dxa"/>
             <w:tcBorders>
               <w:top w:val="single" w:sz="8" w:space="0" w:color="000000"/>
               <w:left w:val="single" w:sz="8" w:space="0" w:color="000000"/>
@@ -9333,7 +9521,7 @@
         </w:tc>
         <w:tc>
           <w:tcPr>
-            <w:tcW w:w="2248" w:type="dxa"/>
+            <w:tcW w:w="1927" w:type="dxa"/>
             <w:tcBorders>
               <w:top w:val="single" w:sz="8" w:space="0" w:color="000000"/>
               <w:left w:val="single" w:sz="8" w:space="0" w:color="000000"/>
@@ -9361,18 +9549,18 @@
         </w:tc>
         <w:tc>
           <w:tcPr>
-            <w:tcW w:w="3913" w:type="dxa"/>
-            <w:tcBorders>
-              <w:top w:val="single" w:sz="8" w:space="0" w:color="000000"/>
-              <w:left w:val="single" w:sz="8" w:space="0" w:color="000000"/>
-              <w:bottom w:val="single" w:sz="8" w:space="0" w:color="000000"/>
-              <w:right w:val="single" w:sz="8" w:space="0" w:color="000000"/>
-            </w:tcBorders>
-            <w:vAlign w:val="center"/>
-          </w:tcPr>
-          <w:p>
-            <w:pPr>
-              <w:jc w:val="both"/>
+            <w:tcW w:w="2835" w:type="dxa"/>
+            <w:tcBorders>
+              <w:top w:val="single" w:sz="8" w:space="0" w:color="000000"/>
+              <w:left w:val="single" w:sz="8" w:space="0" w:color="000000"/>
+              <w:bottom w:val="single" w:sz="8" w:space="0" w:color="000000"/>
+              <w:right w:val="single" w:sz="8" w:space="0" w:color="000000"/>
+            </w:tcBorders>
+            <w:vAlign w:val="center"/>
+          </w:tcPr>
+          <w:p>
+            <w:pPr>
+              <w:jc w:val="left"/>
               <w:rPr>
                 <w:sz w:val="24"/>
                 <w:szCs w:val="24"/>
@@ -9391,11 +9579,12 @@
       </w:tr>
       <w:tr>
         <w:trPr>
+          <w:cantSplit/>
           <w:jc w:val="center"/>
         </w:trPr>
         <w:tc>
           <w:tcPr>
-            <w:tcW w:w="3367" w:type="dxa"/>
+            <w:tcW w:w="4309" w:type="dxa"/>
             <w:tcBorders>
               <w:top w:val="single" w:sz="8" w:space="0" w:color="000000"/>
               <w:left w:val="single" w:sz="8" w:space="0" w:color="000000"/>
@@ -9423,7 +9612,7 @@
         </w:tc>
         <w:tc>
           <w:tcPr>
-            <w:tcW w:w="2248" w:type="dxa"/>
+            <w:tcW w:w="1927" w:type="dxa"/>
             <w:tcBorders>
               <w:top w:val="single" w:sz="8" w:space="0" w:color="000000"/>
               <w:left w:val="single" w:sz="8" w:space="0" w:color="000000"/>
@@ -9451,18 +9640,18 @@
         </w:tc>
         <w:tc>
           <w:tcPr>
-            <w:tcW w:w="3913" w:type="dxa"/>
-            <w:tcBorders>
-              <w:top w:val="single" w:sz="8" w:space="0" w:color="000000"/>
-              <w:left w:val="single" w:sz="8" w:space="0" w:color="000000"/>
-              <w:bottom w:val="single" w:sz="8" w:space="0" w:color="000000"/>
-              <w:right w:val="single" w:sz="8" w:space="0" w:color="000000"/>
-            </w:tcBorders>
-            <w:vAlign w:val="center"/>
-          </w:tcPr>
-          <w:p>
-            <w:pPr>
-              <w:jc w:val="both"/>
+            <w:tcW w:w="2835" w:type="dxa"/>
+            <w:tcBorders>
+              <w:top w:val="single" w:sz="8" w:space="0" w:color="000000"/>
+              <w:left w:val="single" w:sz="8" w:space="0" w:color="000000"/>
+              <w:bottom w:val="single" w:sz="8" w:space="0" w:color="000000"/>
+              <w:right w:val="single" w:sz="8" w:space="0" w:color="000000"/>
+            </w:tcBorders>
+            <w:vAlign w:val="center"/>
+          </w:tcPr>
+          <w:p>
+            <w:pPr>
+              <w:jc w:val="left"/>
               <w:rPr>
                 <w:sz w:val="24"/>
                 <w:szCs w:val="24"/>
@@ -9600,7 +9789,7 @@
           <w:sz w:val="24"/>
           <w:szCs w:val="24"/>
         </w:rPr>
-        <w:t xml:space="preserve">Gambar 1. Alur penawaran dari penyusunan proposal sampai pengiriman ke customer. Permintaan pengecualian komersial sesudah pengiriman memakai butir 6.4 dan 6.5.</w:t>
+        <w:t xml:space="preserve">Gambar 1. Alur penawaran dari penyusunan proposal sampai pengiriman ke customer. Permintaan pengecualian komersial setelah pengiriman memakai butir 6.4 dan 6.5.</w:t>
       </w:r>
     </w:p>
     <w:p>
@@ -9635,6 +9824,7 @@
     <w:p>
       <w:pPr>
         <w:pStyle w:val="Heading1"/>
+        <w:keepNext/>
         <w:numPr>
           <w:ilvl w:val="0"/>
           <w:numId w:val="7"/>
@@ -9663,6 +9853,8 @@
       </w:tblGrid>
       <w:tr>
         <w:trPr>
+          <w:cantSplit/>
+          <w:tblHeader/>
           <w:jc w:val="center"/>
         </w:trPr>
         <w:tc>
@@ -9678,6 +9870,7 @@
           </w:tcPr>
           <w:p>
             <w:pPr>
+              <w:keepNext/>
               <w:jc w:val="center"/>
               <w:rPr>
                 <w:sz w:val="24"/>
@@ -9708,6 +9901,7 @@
           </w:tcPr>
           <w:p>
             <w:pPr>
+              <w:keepNext/>
               <w:jc w:val="center"/>
               <w:rPr>
                 <w:sz w:val="24"/>
@@ -9738,6 +9932,7 @@
           </w:tcPr>
           <w:p>
             <w:pPr>
+              <w:keepNext/>
               <w:jc w:val="center"/>
               <w:rPr>
                 <w:sz w:val="24"/>
@@ -9758,6 +9953,7 @@
       </w:tr>
       <w:tr>
         <w:trPr>
+          <w:cantSplit/>
           <w:jc w:val="center"/>
         </w:trPr>
         <w:tc>
@@ -9829,7 +10025,7 @@
           </w:tcPr>
           <w:p>
             <w:pPr>
-              <w:jc w:val="both"/>
+              <w:jc w:val="left"/>
               <w:rPr>
                 <w:sz w:val="24"/>
                 <w:szCs w:val="24"/>
@@ -9848,6 +10044,7 @@
       </w:tr>
       <w:tr>
         <w:trPr>
+          <w:cantSplit/>
           <w:jc w:val="center"/>
         </w:trPr>
         <w:tc>
@@ -9919,7 +10116,7 @@
           </w:tcPr>
           <w:p>
             <w:pPr>
-              <w:jc w:val="both"/>
+              <w:jc w:val="left"/>
               <w:rPr>
                 <w:sz w:val="24"/>
                 <w:szCs w:val="24"/>
@@ -9938,6 +10135,7 @@
       </w:tr>
       <w:tr>
         <w:trPr>
+          <w:cantSplit/>
           <w:jc w:val="center"/>
         </w:trPr>
         <w:tc>
@@ -10009,7 +10207,7 @@
           </w:tcPr>
           <w:p>
             <w:pPr>
-              <w:jc w:val="both"/>
+              <w:jc w:val="left"/>
               <w:rPr>
                 <w:sz w:val="24"/>
                 <w:szCs w:val="24"/>
@@ -10028,6 +10226,7 @@
       </w:tr>
       <w:tr>
         <w:trPr>
+          <w:cantSplit/>
           <w:jc w:val="center"/>
         </w:trPr>
         <w:tc>
@@ -10099,7 +10298,7 @@
           </w:tcPr>
           <w:p>
             <w:pPr>
-              <w:jc w:val="both"/>
+              <w:jc w:val="left"/>
               <w:rPr>
                 <w:sz w:val="24"/>
                 <w:szCs w:val="24"/>
@@ -10118,6 +10317,7 @@
       </w:tr>
       <w:tr>
         <w:trPr>
+          <w:cantSplit/>
           <w:jc w:val="center"/>
         </w:trPr>
         <w:tc>
@@ -10189,7 +10389,7 @@
           </w:tcPr>
           <w:p>
             <w:pPr>
-              <w:jc w:val="both"/>
+              <w:jc w:val="left"/>
               <w:rPr>
                 <w:sz w:val="24"/>
                 <w:szCs w:val="24"/>
@@ -10208,6 +10408,7 @@
       </w:tr>
       <w:tr>
         <w:trPr>
+          <w:cantSplit/>
           <w:jc w:val="center"/>
         </w:trPr>
         <w:tc>
@@ -10279,7 +10480,7 @@
           </w:tcPr>
           <w:p>
             <w:pPr>
-              <w:jc w:val="both"/>
+              <w:jc w:val="left"/>
               <w:rPr>
                 <w:sz w:val="24"/>
                 <w:szCs w:val="24"/>
@@ -10298,6 +10499,7 @@
       </w:tr>
       <w:tr>
         <w:trPr>
+          <w:cantSplit/>
           <w:jc w:val="center"/>
         </w:trPr>
         <w:tc>
@@ -10369,7 +10571,7 @@
           </w:tcPr>
           <w:p>
             <w:pPr>
-              <w:jc w:val="both"/>
+              <w:jc w:val="left"/>
               <w:rPr>
                 <w:sz w:val="24"/>
                 <w:szCs w:val="24"/>
@@ -10388,6 +10590,7 @@
       </w:tr>
       <w:tr>
         <w:trPr>
+          <w:cantSplit/>
           <w:jc w:val="center"/>
         </w:trPr>
         <w:tc>
@@ -10459,7 +10662,7 @@
           </w:tcPr>
           <w:p>
             <w:pPr>
-              <w:jc w:val="both"/>
+              <w:jc w:val="left"/>
               <w:rPr>
                 <w:sz w:val="24"/>
                 <w:szCs w:val="24"/>
@@ -10478,6 +10681,7 @@
       </w:tr>
       <w:tr>
         <w:trPr>
+          <w:cantSplit/>
           <w:jc w:val="center"/>
         </w:trPr>
         <w:tc>
@@ -10549,7 +10753,7 @@
           </w:tcPr>
           <w:p>
             <w:pPr>
-              <w:jc w:val="both"/>
+              <w:jc w:val="left"/>
               <w:rPr>
                 <w:sz w:val="24"/>
                 <w:szCs w:val="24"/>
@@ -10578,6 +10782,7 @@
     <w:p>
       <w:pPr>
         <w:pStyle w:val="Heading1"/>
+        <w:keepNext/>
         <w:numPr>
           <w:ilvl w:val="0"/>
           <w:numId w:val="7"/>
@@ -10610,6 +10815,10 @@
         <w:gridCol w:w="6765"/>
       </w:tblGrid>
       <w:tr>
+        <w:trPr>
+          <w:cantSplit/>
+          <w:tblHeader/>
+        </w:trPr>
         <w:tc>
           <w:tcPr>
             <w:tcW w:w="2745" w:type="dxa"/>
@@ -10622,6 +10831,7 @@
           </w:tcPr>
           <w:p>
             <w:pPr>
+              <w:keepNext/>
               <w:spacing w:after="120" w:line="252" w:lineRule="auto"/>
               <w:rPr>
                 <w:sz w:val="24"/>
@@ -10650,8 +10860,9 @@
           </w:tcPr>
           <w:p>
             <w:pPr>
+              <w:keepNext/>
               <w:spacing w:after="120" w:line="252" w:lineRule="auto"/>
-              <w:jc w:val="both"/>
+              <w:jc w:val="left"/>
               <w:rPr>
                 <w:sz w:val="24"/>
                 <w:szCs w:val="24"/>
@@ -10669,6 +10880,9 @@
         </w:tc>
       </w:tr>
       <w:tr>
+        <w:trPr>
+          <w:cantSplit/>
+        </w:trPr>
         <w:tc>
           <w:tcPr>
             <w:tcW w:w="2745" w:type="dxa"/>
@@ -10710,7 +10924,7 @@
           <w:p>
             <w:pPr>
               <w:spacing w:after="120" w:line="252" w:lineRule="auto"/>
-              <w:jc w:val="both"/>
+              <w:jc w:val="left"/>
               <w:rPr>
                 <w:sz w:val="24"/>
                 <w:szCs w:val="24"/>
@@ -10728,6 +10942,9 @@
         </w:tc>
       </w:tr>
       <w:tr>
+        <w:trPr>
+          <w:cantSplit/>
+        </w:trPr>
         <w:tc>
           <w:tcPr>
             <w:tcW w:w="2745" w:type="dxa"/>
@@ -10769,7 +10986,7 @@
           <w:p>
             <w:pPr>
               <w:spacing w:after="120" w:line="252" w:lineRule="auto"/>
-              <w:jc w:val="both"/>
+              <w:jc w:val="left"/>
               <w:rPr>
                 <w:sz w:val="24"/>
                 <w:szCs w:val="24"/>
@@ -10787,6 +11004,9 @@
         </w:tc>
       </w:tr>
       <w:tr>
+        <w:trPr>
+          <w:cantSplit/>
+        </w:trPr>
         <w:tc>
           <w:tcPr>
             <w:tcW w:w="2745" w:type="dxa"/>
@@ -10828,7 +11048,7 @@
           <w:p>
             <w:pPr>
               <w:spacing w:after="120" w:line="252" w:lineRule="auto"/>
-              <w:jc w:val="both"/>
+              <w:jc w:val="left"/>
               <w:rPr>
                 <w:sz w:val="24"/>
                 <w:szCs w:val="24"/>
@@ -10846,6 +11066,9 @@
         </w:tc>
       </w:tr>
       <w:tr>
+        <w:trPr>
+          <w:cantSplit/>
+        </w:trPr>
         <w:tc>
           <w:tcPr>
             <w:tcW w:w="2745" w:type="dxa"/>
@@ -10887,7 +11110,7 @@
           <w:p>
             <w:pPr>
               <w:spacing w:after="120" w:line="252" w:lineRule="auto"/>
-              <w:jc w:val="both"/>
+              <w:jc w:val="left"/>
               <w:rPr>
                 <w:sz w:val="24"/>
                 <w:szCs w:val="24"/>
@@ -10905,6 +11128,9 @@
         </w:tc>
       </w:tr>
       <w:tr>
+        <w:trPr>
+          <w:cantSplit/>
+        </w:trPr>
         <w:tc>
           <w:tcPr>
             <w:tcW w:w="2745" w:type="dxa"/>
@@ -10946,7 +11172,7 @@
           <w:p>
             <w:pPr>
               <w:spacing w:after="120" w:line="252" w:lineRule="auto"/>
-              <w:jc w:val="both"/>
+              <w:jc w:val="left"/>
               <w:rPr>
                 <w:sz w:val="24"/>
                 <w:szCs w:val="24"/>
@@ -10964,6 +11190,9 @@
         </w:tc>
       </w:tr>
       <w:tr>
+        <w:trPr>
+          <w:cantSplit/>
+        </w:trPr>
         <w:tc>
           <w:tcPr>
             <w:tcW w:w="2745" w:type="dxa"/>
@@ -11005,7 +11234,7 @@
           <w:p>
             <w:pPr>
               <w:spacing w:after="120" w:line="252" w:lineRule="auto"/>
-              <w:jc w:val="both"/>
+              <w:jc w:val="left"/>
               <w:rPr>
                 <w:sz w:val="24"/>
                 <w:szCs w:val="24"/>
@@ -11023,6 +11252,9 @@
         </w:tc>
       </w:tr>
       <w:tr>
+        <w:trPr>
+          <w:cantSplit/>
+        </w:trPr>
         <w:tc>
           <w:tcPr>
             <w:tcW w:w="2745" w:type="dxa"/>
@@ -11064,7 +11296,7 @@
           <w:p>
             <w:pPr>
               <w:spacing w:after="120" w:line="252" w:lineRule="auto"/>
-              <w:jc w:val="both"/>
+              <w:jc w:val="left"/>
               <w:rPr>
                 <w:sz w:val="24"/>
                 <w:szCs w:val="24"/>
@@ -11082,6 +11314,9 @@
         </w:tc>
       </w:tr>
       <w:tr>
+        <w:trPr>
+          <w:cantSplit/>
+        </w:trPr>
         <w:tc>
           <w:tcPr>
             <w:tcW w:w="2745" w:type="dxa"/>
@@ -11106,7 +11341,7 @@
                 <w:sz w:val="24"/>
                 <w:szCs w:val="24"/>
               </w:rPr>
-              <w:t>COO atau Direktur Utama tidak dapat memberi persetujuan sebelum customer membutuhkan penawaran</w:t>
+              <w:t>Persetujuan COO atau Direktur Utama belum ada saat penawaran dibutuhkan customer</w:t>
             </w:r>
           </w:p>
         </w:tc>
@@ -11123,7 +11358,7 @@
           <w:p>
             <w:pPr>
               <w:spacing w:after="120" w:line="252" w:lineRule="auto"/>
-              <w:jc w:val="both"/>
+              <w:jc w:val="left"/>
               <w:rPr>
                 <w:sz w:val="24"/>
                 <w:szCs w:val="24"/>
@@ -11141,6 +11376,9 @@
         </w:tc>
       </w:tr>
       <w:tr>
+        <w:trPr>
+          <w:cantSplit/>
+        </w:trPr>
         <w:tc>
           <w:tcPr>
             <w:tcW w:w="2745" w:type="dxa"/>
@@ -11182,19 +11420,19 @@
           <w:p>
             <w:pPr>
               <w:spacing w:after="120" w:line="252" w:lineRule="auto"/>
-              <w:jc w:val="both"/>
-              <w:rPr>
-                <w:sz w:val="24"/>
-                <w:szCs w:val="24"/>
-              </w:rPr>
-            </w:pPr>
-            <w:r>
-              <w:rPr>
-                <w:b w:val="0"/>
-                <w:sz w:val="24"/>
-                <w:szCs w:val="24"/>
-              </w:rPr>
-              <w:t>Business Development atau VP Commercial yang perlu menyimpang memperoleh persetujuan VP Commercial atau pihak yang berwenang atas penyimpangan tersebut.</w:t>
+              <w:jc w:val="left"/>
+              <w:rPr>
+                <w:sz w:val="24"/>
+                <w:szCs w:val="24"/>
+              </w:rPr>
+            </w:pPr>
+            <w:r>
+              <w:rPr>
+                <w:b w:val="0"/>
+                <w:sz w:val="24"/>
+                <w:szCs w:val="24"/>
+              </w:rPr>
+              <w:t>Personel itu memperoleh persetujuan VP Commercial atau pihak yang berwenang atas penyimpangan tersebut.</w:t>
             </w:r>
           </w:p>
         </w:tc>
@@ -11277,7 +11515,7 @@
           <w:sz w:val="24"/>
           <w:szCs w:val="24"/>
         </w:rPr>
-        <w:t xml:space="preserve">VP Commercial, pemilik SOP ini, meninjau SOP ini setiap tahun, dan lebih awal bila ambang diskon, batas margin minimum, atau Authority Matrix ditetapkan.</w:t>
+        <w:t xml:space="preserve">VP Commercial selaku pemilik SOP meninjau SOP ini setiap tahun, atau lebih awal jika ambang diskon, batas margin minimum, atau Authority Matrix ditetapkan.</w:t>
       </w:r>
     </w:p>
     <w:p>
@@ -11329,6 +11567,7 @@
     </w:p>
     <w:p>
       <w:pPr>
+        <w:keepNext/>
         <w:pBdr>
           <w:top w:val="nil"/>
           <w:left w:val="nil"/>
@@ -11375,6 +11614,8 @@
       </w:tblGrid>
       <w:tr>
         <w:trPr>
+          <w:cantSplit/>
+          <w:tblHeader/>
           <w:jc w:val="center"/>
         </w:trPr>
         <w:tc>
@@ -11384,6 +11625,7 @@
           </w:tcPr>
           <w:p>
             <w:pPr>
+              <w:keepNext/>
               <w:jc w:val="center"/>
               <w:rPr>
                 <w:sz w:val="24"/>
@@ -11408,6 +11650,7 @@
           </w:tcPr>
           <w:p>
             <w:pPr>
+              <w:keepNext/>
               <w:jc w:val="center"/>
               <w:rPr>
                 <w:sz w:val="24"/>
@@ -11428,6 +11671,7 @@
       </w:tr>
       <w:tr>
         <w:trPr>
+          <w:cantSplit/>
           <w:jc w:val="center"/>
         </w:trPr>
         <w:tc>
@@ -11470,13 +11714,14 @@
                 <w:sz w:val="24"/>
                 <w:szCs w:val="24"/>
               </w:rPr>
-              <w:t>Sales Process; memuat butir 4.6 (qualification), butir 4.13 (klasifikasi dan berbagi informasi RESTRICTED), dan butir 6.3 (discovery meeting). Butir 4.8 sampai 4.11 dan 6.4 dokumen itu meringkas proposal, quotation, dan harga; rinciannya ada di SOP ini (USULAN).</w:t>
+              <w:t>Sales Process; memuat butir 4.6 (qualification), butir 4.13 (klasifikasi dan berbagi informasi RESTRICTED), dan butir 6.3 (discovery meeting). Butir 4.8 sampai 4.11 dan 6.4 dokumen itu meringkas proposal, quotation, dan harga; rinciannya diatur di SOP ini (USULAN).</w:t>
             </w:r>
           </w:p>
         </w:tc>
       </w:tr>
       <w:tr>
         <w:trPr>
+          <w:cantSplit/>
           <w:jc w:val="center"/>
         </w:trPr>
         <w:tc>
@@ -11526,6 +11771,7 @@
       </w:tr>
       <w:tr>
         <w:trPr>
+          <w:cantSplit/>
           <w:jc w:val="center"/>
         </w:trPr>
         <w:tc>
@@ -11575,6 +11821,7 @@
       </w:tr>
       <w:tr>
         <w:trPr>
+          <w:cantSplit/>
           <w:jc w:val="center"/>
         </w:trPr>
         <w:tc>
@@ -11624,6 +11871,7 @@
       </w:tr>
       <w:tr>
         <w:trPr>
+          <w:cantSplit/>
           <w:jc w:val="center"/>
         </w:trPr>
         <w:tc>
@@ -11673,6 +11921,7 @@
       </w:tr>
       <w:tr>
         <w:trPr>
+          <w:cantSplit/>
           <w:jc w:val="center"/>
         </w:trPr>
         <w:tc>
@@ -11722,6 +11971,7 @@
       </w:tr>
       <w:tr>
         <w:trPr>
+          <w:cantSplit/>
           <w:jc w:val="center"/>
         </w:trPr>
         <w:tc>
@@ -11764,13 +12014,14 @@
                 <w:sz w:val="24"/>
                 <w:szCs w:val="24"/>
               </w:rPr>
-              <w:t>Customer Requirement &amp; Order Review Record; bentuk rekaman Catatan review scope (USULAN).</w:t>
+              <w:t>Customer Requirement &amp; Order Review Record; bentuk record Catatan review scope (USULAN).</w:t>
             </w:r>
           </w:p>
         </w:tc>
       </w:tr>
       <w:tr>
         <w:trPr>
+          <w:cantSplit/>
           <w:jc w:val="center"/>
         </w:trPr>
         <w:tc>
@@ -11821,6 +12072,7 @@
     </w:tbl>
     <w:p>
       <w:pPr>
+        <w:keepNext/>
         <w:pBdr>
           <w:top w:val="nil"/>
           <w:left w:val="nil"/>
@@ -11860,6 +12112,8 @@
       </w:tblGrid>
       <w:tr>
         <w:trPr>
+          <w:cantSplit/>
+          <w:tblHeader/>
           <w:jc w:val="center"/>
         </w:trPr>
         <w:tc>
@@ -11875,6 +12129,7 @@
           </w:tcPr>
           <w:p>
             <w:pPr>
+              <w:keepNext/>
               <w:jc w:val="center"/>
               <w:rPr>
                 <w:sz w:val="24"/>
@@ -11905,6 +12160,7 @@
           </w:tcPr>
           <w:p>
             <w:pPr>
+              <w:keepNext/>
               <w:jc w:val="center"/>
               <w:rPr>
                 <w:sz w:val="24"/>
@@ -11935,6 +12191,7 @@
           </w:tcPr>
           <w:p>
             <w:pPr>
+              <w:keepNext/>
               <w:jc w:val="center"/>
               <w:rPr>
                 <w:sz w:val="24"/>
@@ -11955,6 +12212,7 @@
       </w:tr>
       <w:tr>
         <w:trPr>
+          <w:cantSplit/>
           <w:jc w:val="center"/>
         </w:trPr>
         <w:tc>
@@ -12026,7 +12284,7 @@
           </w:tcPr>
           <w:p>
             <w:pPr>
-              <w:jc w:val="both"/>
+              <w:jc w:val="left"/>
               <w:rPr>
                 <w:sz w:val="24"/>
                 <w:szCs w:val="24"/>
@@ -12045,6 +12303,7 @@
       </w:tr>
       <w:tr>
         <w:trPr>
+          <w:cantSplit/>
           <w:jc w:val="center"/>
         </w:trPr>
         <w:tc>
@@ -12099,7 +12358,7 @@
                 <w:sz w:val="24"/>
                 <w:szCs w:val="24"/>
               </w:rPr>
-              <w:t>Rekaman baru (USULAN). Lokasi belum ditetapkan; dikelola Business Development; bentuk rekamannya SNX-COM-FRM-01 (USULAN)</w:t>
+              <w:t>Record baru (USULAN). Lokasi belum ditetapkan; dikelola Business Development; bentuk record-nya SNX-COM-FRM-01 (USULAN)</w:t>
             </w:r>
           </w:p>
         </w:tc>
@@ -12116,7 +12375,7 @@
           </w:tcPr>
           <w:p>
             <w:pPr>
-              <w:jc w:val="both"/>
+              <w:jc w:val="left"/>
               <w:rPr>
                 <w:sz w:val="24"/>
                 <w:szCs w:val="24"/>
@@ -12135,6 +12394,7 @@
       </w:tr>
       <w:tr>
         <w:trPr>
+          <w:cantSplit/>
           <w:jc w:val="center"/>
         </w:trPr>
         <w:tc>
@@ -12189,7 +12449,7 @@
                 <w:sz w:val="24"/>
                 <w:szCs w:val="24"/>
               </w:rPr>
-              <w:t>Rekaman baru (USULAN). Lokasi belum ditetapkan; dikelola Business Development; berklasifikasi RESTRICTED (Internal) (butir 4.13)</w:t>
+              <w:t>Record baru (USULAN). Lokasi belum ditetapkan; dikelola Business Development; berklasifikasi RESTRICTED (Internal) (butir 4.13)</w:t>
             </w:r>
           </w:p>
         </w:tc>
@@ -12206,7 +12466,7 @@
           </w:tcPr>
           <w:p>
             <w:pPr>
-              <w:jc w:val="both"/>
+              <w:jc w:val="left"/>
               <w:rPr>
                 <w:sz w:val="24"/>
                 <w:szCs w:val="24"/>
@@ -12225,6 +12485,7 @@
       </w:tr>
       <w:tr>
         <w:trPr>
+          <w:cantSplit/>
           <w:jc w:val="center"/>
         </w:trPr>
         <w:tc>
@@ -12279,7 +12540,7 @@
                 <w:sz w:val="24"/>
                 <w:szCs w:val="24"/>
               </w:rPr>
-              <w:t>Rekaman baru (USULAN). Lokasi belum ditetapkan; pemilik VP Commercial</w:t>
+              <w:t>Record baru (USULAN). Lokasi belum ditetapkan; pemilik VP Commercial</w:t>
             </w:r>
           </w:p>
         </w:tc>
@@ -12296,7 +12557,7 @@
           </w:tcPr>
           <w:p>
             <w:pPr>
-              <w:jc w:val="both"/>
+              <w:jc w:val="left"/>
               <w:rPr>
                 <w:sz w:val="24"/>
                 <w:szCs w:val="24"/>
@@ -12315,6 +12576,7 @@
       </w:tr>
       <w:tr>
         <w:trPr>
+          <w:cantSplit/>
           <w:jc w:val="center"/>
         </w:trPr>
         <w:tc>
@@ -12386,7 +12648,7 @@
           </w:tcPr>
           <w:p>
             <w:pPr>
-              <w:jc w:val="both"/>
+              <w:jc w:val="left"/>
               <w:rPr>
                 <w:sz w:val="24"/>
                 <w:szCs w:val="24"/>
@@ -12405,6 +12667,7 @@
       </w:tr>
       <w:tr>
         <w:trPr>
+          <w:cantSplit/>
           <w:jc w:val="center"/>
         </w:trPr>
         <w:tc>
@@ -12476,7 +12739,7 @@
           </w:tcPr>
           <w:p>
             <w:pPr>
-              <w:jc w:val="both"/>
+              <w:jc w:val="left"/>
               <w:rPr>
                 <w:sz w:val="24"/>
                 <w:szCs w:val="24"/>
@@ -12564,7 +12827,7 @@
           <w:sz w:val="24"/>
           <w:szCs w:val="24"/>
         </w:rPr>
-        <w:t xml:space="preserve">ISO 9001:2015: 5.3 (Peran, tanggung jawab, dan wewenang di organisasi), untuk tabel peran dan wewenang harga di butir 4.7; 7.5.3 (Pengendalian informasi terdokumentasi), untuk rekaman di bagian 11 dan pencatatan di CRM di butir 4.14; 8.2.1 (Komunikasi dengan pelanggan), untuk isi proposal dan quotation yang diterima customer di butir 4.2; 8.2.2 (Penentuan persyaratan untuk produk dan jasa), untuk kesesuaian scope dengan Business Requirement di butir 6.2; 8.2.3 (Tinjauan persyaratan untuk produk dan jasa), untuk review scope, validasi harga dan margin, review internal, dan persetujuan sebelum penawaran dikirim di butir 6.2, 6.3, dan 6.5; 8.2.4 (Perubahan persyaratan untuk produk dan jasa), untuk perubahan harga, diskon, scope, atau timeline sesudah persetujuan sebagai pengecualian komersial di butir 6.4.</w:t>
+        <w:t xml:space="preserve">ISO 9001:2015: 5.3 (Peran, tanggung jawab, dan wewenang di organisasi), untuk tabel peran dan wewenang harga di butir 4.7; 7.5.3 (Pengendalian informasi terdokumentasi), untuk rekaman di bagian 11 dan pencatatan di CRM di butir 4.14; 8.2.1 (Komunikasi dengan pelanggan), untuk isi proposal dan quotation yang diterima customer di butir 4.2; 8.2.2 (Penentuan persyaratan untuk produk dan jasa), untuk kesesuaian scope dengan Business Requirement di butir 6.2; 8.2.3 (Tinjauan persyaratan untuk produk dan jasa), untuk review scope, validasi harga dan margin, review internal, dan persetujuan sebelum penawaran dikirim di butir 6.2, 6.3, dan 6.5; 8.2.4 (Perubahan persyaratan untuk produk dan jasa), untuk perubahan harga, diskon, scope, atau timeline setelah persetujuan sebagai pengecualian komersial di butir 6.4.</w:t>
       </w:r>
     </w:p>
     <w:p>
